--- a/documents/vizsgaremek-dokumentáció.docx
+++ b/documents/vizsgaremek-dokumentáció.docx
@@ -3,6081 +3,308 @@
 <w:document xmlns:wpc="http://schemas.microsoft.com/office/word/2010/wordprocessingCanvas" xmlns:mo="http://schemas.microsoft.com/office/mac/office/2008/main" xmlns:mc="http://schemas.openxmlformats.org/markup-compatibility/2006" xmlns:mv="urn:schemas-microsoft-com:mac:vml" xmlns:o="urn:schemas-microsoft-com:office:office" xmlns:r="http://schemas.openxmlformats.org/officeDocument/2006/relationships" xmlns:m="http://schemas.openxmlformats.org/officeDocument/2006/math" xmlns:v="urn:schemas-microsoft-com:vml" xmlns:wp14="http://schemas.microsoft.com/office/word/2010/wordprocessingDrawing" xmlns:wp="http://schemas.openxmlformats.org/drawingml/2006/wordprocessingDrawing" xmlns:w10="urn:schemas-microsoft-com:office:word" xmlns:w="http://schemas.openxmlformats.org/wordprocessingml/2006/main" xmlns:w14="http://schemas.microsoft.com/office/word/2010/wordml" xmlns:wpg="http://schemas.microsoft.com/office/word/2010/wordprocessingGroup" xmlns:wpi="http://schemas.microsoft.com/office/word/2010/wordprocessingInk" xmlns:wne="http://schemas.microsoft.com/office/word/2006/wordml" xmlns:wps="http://schemas.microsoft.com/office/word/2010/wordprocessingShape" mc:Ignorable="w14 wp14">
   <w:body>
     <w:p>
-      <w:pPr>
-        <w:spacing w:before="1200" w:after="120"/>
-        <w:jc w:val="center"/>
-      </w:pPr>
+      <w:pPr/>
       <w:r>
-        <w:rPr>
-          <w:b/>
-          <w:color w:val="1F4E79"/>
-          <w:sz w:val="80"/>
-        </w:rPr>
         <w:t>TROXAN</w:t>
       </w:r>
     </w:p>
     <w:p>
-      <w:pPr>
-        <w:spacing w:before="0" w:after="80"/>
-        <w:jc w:val="center"/>
-      </w:pPr>
+      <w:pPr/>
       <w:r>
-        <w:rPr>
-          <w:color w:val="2E74B5"/>
-          <w:sz w:val="36"/>
-        </w:rPr>
         <w:t>Retro Raycasting Dungeon Game</w:t>
       </w:r>
     </w:p>
     <w:p>
-      <w:pPr>
-        <w:spacing w:before="0" w:after="1200"/>
-        <w:jc w:val="center"/>
-      </w:pPr>
+      <w:pPr/>
       <w:r>
-        <w:rPr>
-          <w:color w:val="707070"/>
-          <w:sz w:val="22"/>
-        </w:rPr>
         <w:t>Verzió: v0.5.0-alpha  |  Szerző: Jogasz  |  Platform: .NET 8 + OpenTK</w:t>
       </w:r>
     </w:p>
     <w:p>
+      <w:pPr/>
+    </w:p>
+    <w:p>
+      <w:pPr>
+        <w:pStyle w:val="DocH1"/>
+      </w:pPr>
       <w:r>
-        <w:br w:type="page"/>
+        <w:t>1. Projekt áttekintés és technológia</w:t>
+      </w:r>
+    </w:p>
+    <w:p>
+      <w:pPr/>
+      <w:r>
+        <w:t>A Troxan egy retro stílusú, sugárvetés (raycasting) alapú, első személyű dungeon lövöldözős játék. C# 12 (.NET 8) és OpenTK 4.x segítségével készült. Képbetöltéshez StbImageSharp, JSON kezeléshez System.Text.Json és Newtonsoft.Json szolgál. A shaderek GLSL (OpenGL 4.x) alapúak, a verziókövetés Git (GitHub – Jogasz/Troxan).</w:t>
+      </w:r>
+    </w:p>
+    <w:p>
+      <w:pPr/>
+      <w:r>
+        <w:t>Ez volt a fejlesztő életének első játéka, amit a nulláról épített fel. Ebből adódóan a jelenlegi verzió (v0.5.0-alpha) instabil, számos bugot tartalmaz, és sok javítást igényel. A projekt aktív fejlesztés alatt áll.</w:t>
+      </w:r>
+    </w:p>
+    <w:p>
+      <w:pPr/>
+      <w:r>
+        <w:t>Fő funkciók: valós idejű raycasting alapú 3D világ-megjelenítés, különálló fal, padló, mennyezet és sprite rétegek, kampány mód szoba-alapú pályagenerálással, egyéni pályák (JSON + PNG), stamina rendszer, kard alapú harc, sprite animáció, többrétegű HUD, menürendszer, és opcionális API integráció. API kapcsolat nélkül helyi demo módban is fut.</w:t>
+      </w:r>
+    </w:p>
+    <w:p>
+      <w:pPr>
+        <w:pStyle w:val="DocH2"/>
+      </w:pPr>
+      <w:r>
+        <w:t>1.1. Könyvtárstruktúra</w:t>
+      </w:r>
+    </w:p>
+    <w:p>
+      <w:pPr/>
+      <w:r>
+        <w:t>A repository gyökerében a source/ mappa tartalmazza a teljes játéklogikát és motort, az assets/ mappa a pályákat, textúrákat és egyéb erőforrásokat, a documents/ a projektdokumentációt. Az alkalmazás belépési pontja a Program.cs, amely betölti a beállításokat (Settings.Load), előbetölti a pályákat (Level.FirstLoad), elvégzi az API bejelentkezést, majd elindítja a játék ablakot (Engine.Engine.Run). A jelszóbevitel echo-mentes, csillagokat jelenít meg visszatörlés-támogatással. Sikertelen bejelentkezés esetén a demo mód aktiválódik.</w:t>
       </w:r>
     </w:p>
     <w:p>
       <w:pPr>
         <w:pStyle w:val="DocH1"/>
-        <w:spacing w:before="360" w:after="160"/>
       </w:pPr>
       <w:r>
-        <w:t>1. Projekt áttekintés</w:t>
+        <w:t>2. Engine és renderelési pipeline</w:t>
       </w:r>
     </w:p>
     <w:p>
-      <w:pPr>
-        <w:spacing w:before="0" w:after="100" w:line="280" w:lineRule="exact"/>
-      </w:pPr>
+      <w:pPr/>
       <w:r>
-        <w:t>A Troxan egy retro stílusú, sugárvetés (raycasting) alapú, első személyű dungeon lövöldözős játék, amelyet C# / .NET 8 és OpenTK segítségével fejlesztettük. A megjelenítés szoftveresen számított mélységmezőkön alapul, hasonlóan a Wolfenstein 3D-hez, de különálló vertex- és fragment-shadereket használva OpenGL 4.x API-n keresztül.</w:t>
+        <w:t>Az Engine osztály az OpenTK GameWindow-t örökli, és partial osztályként van felépítve: Engine.cs, Controls.cs, ComputeHud.cs, ComputeMenus.cs, ComputeSprites.cs, RayCasting.cs. Az OnLoad inicializálja a viewportot, kiszámítja a minimumScreenSize értéket és az offseteket, betölti a textúrákat (Textures.LoadStatic) és shadereket (ShaderHandler.LoadAll), majd elindítja a deltaTime Stopwatchot. Az OnUpdateFrame kezeli az inputot, frissíti a fizikát, futtatja a raycasting algoritmust, és feltölti a GPU buffereket (ShaderHandler.LoadBufferAndClear). Az OnRenderFrame rendereli a rétegeket és elvégzi a SwapBuffers-t. Ablak-átméretezéskor a viewport és offsetek újraszámolódnak.</w:t>
       </w:r>
     </w:p>
     <w:p>
       <w:pPr>
         <w:pStyle w:val="DocH2"/>
-        <w:spacing w:before="280" w:after="80"/>
       </w:pPr>
       <w:r>
-        <w:t>1.1. Technológiai stack</w:t>
+        <w:t>2.1. Raycasting: falak, padló, mennyezet, sprite-ok</w:t>
       </w:r>
     </w:p>
     <w:p>
-      <w:pPr>
-        <w:pStyle w:val="ListBullet"/>
-        <w:spacing w:before="0" w:after="60"/>
-        <w:ind w:left="360"/>
-      </w:pPr>
+      <w:pPr/>
       <w:r>
-        <w:rPr>
-          <w:sz w:val="22"/>
-        </w:rPr>
-        <w:t>Programozási nyelv: C# 12 (.NET 8)</w:t>
+        <w:t>A RayCasting.Run() metódus sugáranként dolgozza fel a látómezőt. Minden sugárnál meghatározza a FOV alapján a sugár szögét, majd DDA algoritmussal külön keresi a függőleges (X-irányú) és vízszintes (Y-irányú) faltalálatot renderDistance iterációs mélységig. A két találat közül a közeledibbet választja, majd fish-eye korrekciót végez: correctedRayLength = rayLength × cos(playerAngle − rayAngle). Ezután frissíti a WallDepthBuffer-t (sprite z-sorrendezéshez), kiszámítja a wallHeight értéket, és meghívja a LoadWallAttribs(), LoadFloorAttribs() és LoadCeilingAttribs() metódusokat. A fal textúra U koordinátája a találat cellán belüli vízszintes pozíciójából (rayTilePosition) és a wallHeight arányából képződik.</w:t>
       </w:r>
     </w:p>
     <w:p>
-      <w:pPr>
-        <w:pStyle w:val="ListBullet"/>
-        <w:spacing w:before="0" w:after="60"/>
-        <w:ind w:left="360"/>
-      </w:pPr>
+      <w:pPr/>
       <w:r>
-        <w:rPr>
-          <w:sz w:val="22"/>
-        </w:rPr>
-        <w:t>Ablakkezelés + OpenGL kontextus: OpenTK 4.x</w:t>
-      </w:r>
-    </w:p>
-    <w:p>
-      <w:pPr>
-        <w:pStyle w:val="ListBullet"/>
-        <w:spacing w:before="0" w:after="60"/>
-        <w:ind w:left="360"/>
-      </w:pPr>
-      <w:r>
-        <w:rPr>
-          <w:sz w:val="22"/>
-        </w:rPr>
-        <w:t>Képbetöltés: StbImageSharp</w:t>
-      </w:r>
-    </w:p>
-    <w:p>
-      <w:pPr>
-        <w:pStyle w:val="ListBullet"/>
-        <w:spacing w:before="0" w:after="60"/>
-        <w:ind w:left="360"/>
-      </w:pPr>
-      <w:r>
-        <w:rPr>
-          <w:sz w:val="22"/>
-        </w:rPr>
-        <w:t>JSON kezelés: System.Text.Json, Newtonsoft.Json</w:t>
-      </w:r>
-    </w:p>
-    <w:p>
-      <w:pPr>
-        <w:pStyle w:val="ListBullet"/>
-        <w:spacing w:before="0" w:after="60"/>
-        <w:ind w:left="360"/>
-      </w:pPr>
-      <w:r>
-        <w:rPr>
-          <w:sz w:val="22"/>
-        </w:rPr>
-        <w:t>Shaderek: GLSL (OpenGL 4.x vertex + fragment shaderek)</w:t>
-      </w:r>
-    </w:p>
-    <w:p>
-      <w:pPr>
-        <w:pStyle w:val="ListBullet"/>
-        <w:spacing w:before="0" w:after="60"/>
-        <w:ind w:left="360"/>
-      </w:pPr>
-      <w:r>
-        <w:rPr>
-          <w:sz w:val="22"/>
-        </w:rPr>
-        <w:t>Verziókövetés: Git (GitHub – Jogasz/Troxan)</w:t>
-      </w:r>
-    </w:p>
-    <w:p>
-      <w:pPr>
-        <w:pStyle w:val="ListBullet"/>
-        <w:spacing w:before="0" w:after="60"/>
-        <w:ind w:left="360"/>
-      </w:pPr>
-      <w:r>
-        <w:rPr>
-          <w:sz w:val="22"/>
-        </w:rPr>
-        <w:t>Fejlesztőkörnyezet: Visual Studio</w:t>
+        <w:t>A sprite-ok renderelése a WallDepthBuffer alapján z-sorrendben történik. A sprite attribútumokat a LoadSpriteAttribs tölti fel, az UV koordinátákat az animációs állapot és a típus (objektum, tárgy, ellenség) határozza meg.</w:t>
       </w:r>
     </w:p>
     <w:p>
       <w:pPr>
         <w:pStyle w:val="DocH2"/>
-        <w:spacing w:before="280" w:after="80"/>
       </w:pPr>
       <w:r>
-        <w:t>1.2. Jelenlegi állapot</w:t>
+        <w:t>2.2. ShaderHandler és textúrák</w:t>
+      </w:r>
+    </w:p>
+    <w:p>
+      <w:pPr/>
+      <w:r>
+        <w:t>A ShaderHandler.cs és partial osztályai összefogják az összes shader példányt. A LoadAll() betölti a shadereket és frissíti az uniformokat. A LoadBufferAndClear() a CPU oldalon összegyűjtött vertex attribútumokat feltölti a GPU-ra, majd törli a CPU buffert. A DrawGame() az összes játék réteget sorban rajzolja: padló, mennyezet, fal, sprite, HUD. A DrawMenus() és DrawTexts() a menü rétegeket kezeli.</w:t>
+      </w:r>
+    </w:p>
+    <w:p>
+      <w:pPr/>
+      <w:r>
+        <w:t>Textúra kategóriák: falak (5 db: stonebricks, planks, mossy_planks, door, window), sprite atlaszok (objects, items, enemies, projectiles), menü háttérképek (6 db: main, campaign, customs, settings, statistics, pause), HUD elemek (5 db: running_effect, sword, vignette, container, attack_slash), gomb atlasz, bitmap font atlasz (web_ibm_mda), és az aktuális pálya három integer térkép textúrája (falak, mennyezet, padló). A fal textúrák GPU-n R32i integer formátumban tárolódnak.</w:t>
       </w:r>
     </w:p>
     <w:p>
       <w:pPr>
-        <w:spacing w:before="0" w:after="100" w:line="280" w:lineRule="exact"/>
+        <w:pStyle w:val="DocH1"/>
       </w:pPr>
       <w:r>
-        <w:t>A projekt aktív fejlesztés alatt áll (v0.5.0-alpha). Az alap renderelési pipeline, a menürendszer, a HUD, a harc és az élőlény-rendszer már működőképes. Az API-integráció és a kampány befejezése folyamatban van.</w:t>
+        <w:t>3. Játékmenet rendszerek</w:t>
       </w:r>
     </w:p>
     <w:p>
       <w:pPr>
         <w:pStyle w:val="DocH2"/>
-        <w:spacing w:before="280" w:after="80"/>
       </w:pPr>
       <w:r>
-        <w:t>1.3. Fő funkciók</w:t>
+        <w:t>3.1. Irányítás és ütközésvizsgálat</w:t>
+      </w:r>
+    </w:p>
+    <w:p>
+      <w:pPr/>
+      <w:r>
+        <w:t>A Controls.cs kezeli a játékos összes inputját. WASD billentyűkkel mozog előre, hátra és oldalra. Az egér vízszintes mozgása a playerAngle-t forgatja (0–2π között normalizálva), a függőleges mozgás a pitch értékét változtatja (±1000 között clampelve). A pitch egy pixeles eltolás a padló és mennyezet renderelőknél, így nem valódi 3D pitch, hanem pszeudo-dőlési effekt. Bal egérgombra slash animáció indul. Az ütközésvizsgálat (HandleMovement) 10 pixeles sugárral (playerCollisionRadius) vizsgálja a faltalálatot, az X és Y tengelyeket egymástól függetlenül.</w:t>
       </w:r>
     </w:p>
     <w:p>
       <w:pPr>
-        <w:pStyle w:val="ListBullet"/>
-        <w:spacing w:before="0" w:after="60"/>
-        <w:ind w:left="360"/>
+        <w:pStyle w:val="DocH2"/>
       </w:pPr>
       <w:r>
-        <w:rPr>
-          <w:sz w:val="22"/>
-        </w:rPr>
-        <w:t>Valós idejű raycasting alapú 3D-s világ-megjelenítés</w:t>
+        <w:t>3.2. Harci rendszer és ellenségek</w:t>
+      </w:r>
+    </w:p>
+    <w:p>
+      <w:pPr/>
+      <w:r>
+        <w:t>A harci logika a ComputeSprites.cs-ben van. Bal egérgombra elindul a slash animáció (8 kocka, 12 fps). A 4. képkockánál, ha még nem volt sebzés (_attackHudDamageDone == false), megvizsgálja a közeli aktív ellenségeket, és playerBaseDamage = 15 HP sebzést okoz. Ha az ellenség HP &lt;= 0, inaktívvá válik (State = false), és a játékos kap enemyKillRewardCoins = 4 érmét. Ha egy szint összes szobájában az összes ellenség inaktív, a szint teljesítettnek minősül.</w:t>
+      </w:r>
+    </w:p>
+    <w:p>
+      <w:pPr/>
+      <w:r>
+        <w:t>Az ellenségek folyamatosan közelítenek a játékoshoz. Ha közelebb kerülnek mint playerCollisionRadius, enemyBaseDamage = 10 HP sebzést okoznak, és piros flash overlay aktiválódik (0.2s, TriggerPlayerDamageOverlay). Ha a játékos HP &lt;= 0, HandlePlayerDeath() visszalép a főmenübe és reseteli az állapotokat. Az ellenség animációja négy állapotú: idle (2 kocka, 2 fps), walk (4 kocka, 8 fps), attack (4 kocka, 12 fps), death (4 kocka, 8 fps).</w:t>
       </w:r>
     </w:p>
     <w:p>
       <w:pPr>
-        <w:pStyle w:val="ListBullet"/>
-        <w:spacing w:before="0" w:after="60"/>
-        <w:ind w:left="360"/>
+        <w:pStyle w:val="DocH2"/>
       </w:pPr>
       <w:r>
-        <w:rPr>
-          <w:sz w:val="22"/>
-        </w:rPr>
-        <w:t>Különálló renderelési rétegek: falak, padló, mennyezet, sprite-ok, HUD, menük</w:t>
+        <w:t>3.3. HUD és stamina rendszer</w:t>
       </w:r>
     </w:p>
     <w:p>
-      <w:pPr>
-        <w:pStyle w:val="ListBullet"/>
-        <w:spacing w:before="0" w:after="60"/>
-        <w:ind w:left="360"/>
-      </w:pPr>
+      <w:pPr/>
       <w:r>
-        <w:rPr>
-          <w:sz w:val="22"/>
-        </w:rPr>
-        <w:t>Teljes kampány mód (story): szoba-alapú pályageneráció JSON-ból</w:t>
+        <w:t>A HUD réteget a LoadHudAttribs() tölti fel minden képkockában, rétegsorrendben: futó effekt (Layer 0, 8 kocka 20 fps, csak sprinteléskor), kard sprite (Layer 1), slash animáció (Layer 2), vignette overlay (Layer 3), élet és stamina kontainer (Layer 4), érmék panel (Layer 5). Ezen felül van egy piros damage overlay (0.2s) és fehér pickup overlay (0.15s). A szöveg overlay bitmap font alapján karakterenként rajzol quadokat (élet, stamina, érmeszám).</w:t>
       </w:r>
     </w:p>
     <w:p>
-      <w:pPr>
-        <w:pStyle w:val="ListBullet"/>
-        <w:spacing w:before="0" w:after="60"/>
-        <w:ind w:left="360"/>
-      </w:pPr>
+      <w:pPr/>
       <w:r>
-        <w:rPr>
-          <w:sz w:val="22"/>
-        </w:rPr>
-        <w:t>Egyéni pályák (customs): JSON + PNG alapú pálya-betöltés</w:t>
-      </w:r>
-    </w:p>
-    <w:p>
-      <w:pPr>
-        <w:pStyle w:val="ListBullet"/>
-        <w:spacing w:before="0" w:after="60"/>
-        <w:ind w:left="360"/>
-      </w:pPr>
-      <w:r>
-        <w:rPr>
-          <w:sz w:val="22"/>
-        </w:rPr>
-        <w:t>Játékos sprint / kitartás rendszer (stamina)</w:t>
-      </w:r>
-    </w:p>
-    <w:p>
-      <w:pPr>
-        <w:pStyle w:val="ListBullet"/>
-        <w:spacing w:before="0" w:after="60"/>
-        <w:ind w:left="360"/>
-      </w:pPr>
-      <w:r>
-        <w:rPr>
-          <w:sz w:val="22"/>
-        </w:rPr>
-        <w:t>Harc: kard-támadás, ellenségek élete, halál-visszajelzés</w:t>
-      </w:r>
-    </w:p>
-    <w:p>
-      <w:pPr>
-        <w:pStyle w:val="ListBullet"/>
-        <w:spacing w:before="0" w:after="60"/>
-        <w:ind w:left="360"/>
-      </w:pPr>
-      <w:r>
-        <w:rPr>
-          <w:sz w:val="22"/>
-        </w:rPr>
-        <w:t>Sprite animáció: objektumok, tárgyak, ellenségek</w:t>
-      </w:r>
-    </w:p>
-    <w:p>
-      <w:pPr>
-        <w:pStyle w:val="ListBullet"/>
-        <w:spacing w:before="0" w:after="60"/>
-        <w:ind w:left="360"/>
-      </w:pPr>
-      <w:r>
-        <w:rPr>
-          <w:sz w:val="22"/>
-        </w:rPr>
-        <w:t>Többrétegű HUD: életpontok, stamina, érmék, vignette, sprint effekt, slash effekt</w:t>
-      </w:r>
-    </w:p>
-    <w:p>
-      <w:pPr>
-        <w:pStyle w:val="ListBullet"/>
-        <w:spacing w:before="0" w:after="60"/>
-        <w:ind w:left="360"/>
-      </w:pPr>
-      <w:r>
-        <w:rPr>
-          <w:sz w:val="22"/>
-        </w:rPr>
-        <w:t>Menürendszer: Főmenü, Kampány, Egyéni pályák, Statisztikák, Beállítások, Szünet</w:t>
-      </w:r>
-    </w:p>
-    <w:p>
-      <w:pPr>
-        <w:pStyle w:val="ListBullet"/>
-        <w:spacing w:before="0" w:after="60"/>
-        <w:ind w:left="360"/>
-      </w:pPr>
-      <w:r>
-        <w:rPr>
-          <w:sz w:val="22"/>
-        </w:rPr>
-        <w:t>Beállítások: JSON-ból olvasott/mentett grafikai és játékmenet-paraméterek</w:t>
-      </w:r>
-    </w:p>
-    <w:p>
-      <w:pPr>
-        <w:pStyle w:val="ListBullet"/>
-        <w:spacing w:before="0" w:after="60"/>
-        <w:ind w:left="360"/>
-      </w:pPr>
-      <w:r>
-        <w:rPr>
-          <w:sz w:val="22"/>
-        </w:rPr>
-        <w:t>API integráció: bejelentkezés, játékos-statisztikák szinkronizálása</w:t>
-      </w:r>
-    </w:p>
-    <w:p>
-      <w:pPr>
-        <w:pStyle w:val="ListBullet"/>
-        <w:spacing w:before="0" w:after="60"/>
-        <w:ind w:left="360"/>
-      </w:pPr>
-      <w:r>
-        <w:rPr>
-          <w:sz w:val="22"/>
-        </w:rPr>
-        <w:t>Helyi demo-mód: API-kapcsolat nélkül is futtatható</w:t>
+        <w:t>A sprint Shift billentyűre aktiválódik, és a stamina értéket fogyasztja sprintelés közben. Ha a játékos nem sprintel, a stamina visszatöltődik. A stamina és élet értékek normalizált fill arányként kerülnek a shaderbe.</w:t>
       </w:r>
     </w:p>
     <w:p>
       <w:pPr>
         <w:pStyle w:val="DocH1"/>
-        <w:spacing w:before="360" w:after="160"/>
       </w:pPr>
       <w:r>
-        <w:t>2. Könyvtárstruktúra</w:t>
+        <w:t>4. Pályák és adatstruktúrák</w:t>
       </w:r>
     </w:p>
     <w:p>
       <w:pPr>
-        <w:spacing w:before="0" w:after="100" w:line="280" w:lineRule="exact"/>
+        <w:pStyle w:val="DocH2"/>
       </w:pPr>
       <w:r>
-        <w:t>A repository gyökerében az alábbi könyvtárak és fájlok találhatók:</w:t>
+        <w:t>4.1. Level és beállítások</w:t>
       </w:r>
     </w:p>
-    <w:tbl>
-      <w:tblPr>
-        <w:tblStyle w:val="TableGrid"/>
-        <w:tblW w:type="auto" w:w="0"/>
-        <w:tblLook w:firstColumn="1" w:firstRow="1" w:lastColumn="0" w:lastRow="0" w:noHBand="0" w:noVBand="1" w:val="04A0"/>
-      </w:tblPr>
-      <w:tblGrid>
-        <w:gridCol w:w="4702"/>
-        <w:gridCol w:w="4702"/>
-      </w:tblGrid>
-      <w:tr>
-        <w:tc>
-          <w:tcPr>
-            <w:tcW w:type="dxa" w:w="4702"/>
-          </w:tcPr>
-          <w:p>
-            <w:r>
-              <w:rPr>
-                <w:b/>
-                <w:sz w:val="20"/>
-              </w:rPr>
-              <w:t>Útvonal</w:t>
-            </w:r>
-          </w:p>
-        </w:tc>
-        <w:tc>
-          <w:tcPr>
-            <w:tcW w:type="dxa" w:w="4702"/>
-          </w:tcPr>
-          <w:p>
-            <w:r>
-              <w:rPr>
-                <w:b/>
-                <w:sz w:val="20"/>
-              </w:rPr>
-              <w:t>Leírás</w:t>
-            </w:r>
-          </w:p>
-        </w:tc>
-      </w:tr>
-      <w:tr>
-        <w:tc>
-          <w:tcPr>
-            <w:tcW w:type="dxa" w:w="4702"/>
-          </w:tcPr>
-          <w:p>
-            <w:r>
-              <w:rPr>
-                <w:sz w:val="19"/>
-              </w:rPr>
-              <w:t>/</w:t>
-            </w:r>
-          </w:p>
-        </w:tc>
-        <w:tc>
-          <w:tcPr>
-            <w:tcW w:type="dxa" w:w="4702"/>
-          </w:tcPr>
-          <w:p>
-            <w:r>
-              <w:rPr>
-                <w:sz w:val="19"/>
-              </w:rPr>
-              <w:t>Repository gyökér</w:t>
-            </w:r>
-          </w:p>
-        </w:tc>
-      </w:tr>
-      <w:tr>
-        <w:tc>
-          <w:tcPr>
-            <w:tcW w:type="dxa" w:w="4702"/>
-          </w:tcPr>
-          <w:p>
-            <w:r>
-              <w:rPr>
-                <w:sz w:val="19"/>
-              </w:rPr>
-              <w:t>Program.cs</w:t>
-            </w:r>
-          </w:p>
-        </w:tc>
-        <w:tc>
-          <w:tcPr>
-            <w:tcW w:type="dxa" w:w="4702"/>
-          </w:tcPr>
-          <w:p>
-            <w:r>
-              <w:rPr>
-                <w:sz w:val="19"/>
-              </w:rPr>
-              <w:t>Belépési pont – beállítás-betöltés, API-bejelentkezés, ablak indítás</w:t>
-            </w:r>
-          </w:p>
-        </w:tc>
-      </w:tr>
-      <w:tr>
-        <w:tc>
-          <w:tcPr>
-            <w:tcW w:type="dxa" w:w="4702"/>
-          </w:tcPr>
-          <w:p>
-            <w:r>
-              <w:rPr>
-                <w:sz w:val="19"/>
-              </w:rPr>
-              <w:t>Troxan.csproj</w:t>
-            </w:r>
-          </w:p>
-        </w:tc>
-        <w:tc>
-          <w:tcPr>
-            <w:tcW w:type="dxa" w:w="4702"/>
-          </w:tcPr>
-          <w:p>
-            <w:r>
-              <w:rPr>
-                <w:sz w:val="19"/>
-              </w:rPr>
-              <w:t>.NET 8 projektfájl, NuGet-függőségek</w:t>
-            </w:r>
-          </w:p>
-        </w:tc>
-      </w:tr>
-      <w:tr>
-        <w:tc>
-          <w:tcPr>
-            <w:tcW w:type="dxa" w:w="4702"/>
-          </w:tcPr>
-          <w:p>
-            <w:r>
-              <w:rPr>
-                <w:sz w:val="19"/>
-              </w:rPr>
-              <w:t>Troxan.sln</w:t>
-            </w:r>
-          </w:p>
-        </w:tc>
-        <w:tc>
-          <w:tcPr>
-            <w:tcW w:type="dxa" w:w="4702"/>
-          </w:tcPr>
-          <w:p>
-            <w:r>
-              <w:rPr>
-                <w:sz w:val="19"/>
-              </w:rPr>
-              <w:t>Visual Studio solution fájl</w:t>
-            </w:r>
-          </w:p>
-        </w:tc>
-      </w:tr>
-      <w:tr>
-        <w:tc>
-          <w:tcPr>
-            <w:tcW w:type="dxa" w:w="4702"/>
-          </w:tcPr>
-          <w:p>
-            <w:r>
-              <w:rPr>
-                <w:sz w:val="19"/>
-              </w:rPr>
-              <w:t>settings.json</w:t>
-            </w:r>
-          </w:p>
-        </w:tc>
-        <w:tc>
-          <w:tcPr>
-            <w:tcW w:type="dxa" w:w="4702"/>
-          </w:tcPr>
-          <w:p>
-            <w:r>
-              <w:rPr>
-                <w:sz w:val="19"/>
-              </w:rPr>
-              <w:t>Futásidejű konfigurációs fájl (grafika, játékmenet, API, játékos)</w:t>
-            </w:r>
-          </w:p>
-        </w:tc>
-      </w:tr>
-      <w:tr>
-        <w:tc>
-          <w:tcPr>
-            <w:tcW w:type="dxa" w:w="4702"/>
-          </w:tcPr>
-          <w:p>
-            <w:r>
-              <w:rPr>
-                <w:sz w:val="19"/>
-              </w:rPr>
-              <w:t>ClassDiagram1.cd</w:t>
-            </w:r>
-          </w:p>
-        </w:tc>
-        <w:tc>
-          <w:tcPr>
-            <w:tcW w:type="dxa" w:w="4702"/>
-          </w:tcPr>
-          <w:p>
-            <w:r>
-              <w:rPr>
-                <w:sz w:val="19"/>
-              </w:rPr>
-              <w:t>Visual Studio osztálydiagram</w:t>
-            </w:r>
-          </w:p>
-        </w:tc>
-      </w:tr>
-      <w:tr>
-        <w:tc>
-          <w:tcPr>
-            <w:tcW w:type="dxa" w:w="4702"/>
-          </w:tcPr>
-          <w:p>
-            <w:r>
-              <w:rPr>
-                <w:sz w:val="19"/>
-              </w:rPr>
-              <w:t>source/</w:t>
-            </w:r>
-          </w:p>
-        </w:tc>
-        <w:tc>
-          <w:tcPr>
-            <w:tcW w:type="dxa" w:w="4702"/>
-          </w:tcPr>
-          <w:p>
-            <w:r>
-              <w:rPr>
-                <w:sz w:val="19"/>
-              </w:rPr>
-              <w:t>Forráskód – engine, logika, shader-kezelők</w:t>
-            </w:r>
-          </w:p>
-        </w:tc>
-      </w:tr>
-      <w:tr>
-        <w:tc>
-          <w:tcPr>
-            <w:tcW w:type="dxa" w:w="4702"/>
-          </w:tcPr>
-          <w:p>
-            <w:r>
-              <w:rPr>
-                <w:sz w:val="19"/>
-              </w:rPr>
-              <w:t>source/engine/</w:t>
-            </w:r>
-          </w:p>
-        </w:tc>
-        <w:tc>
-          <w:tcPr>
-            <w:tcW w:type="dxa" w:w="4702"/>
-          </w:tcPr>
-          <w:p>
-            <w:r>
-              <w:rPr>
-                <w:sz w:val="19"/>
-              </w:rPr>
-              <w:t>Fő játékmotor (Engine, Controls, Utils)</w:t>
-            </w:r>
-          </w:p>
-        </w:tc>
-      </w:tr>
-      <w:tr>
-        <w:tc>
-          <w:tcPr>
-            <w:tcW w:type="dxa" w:w="4702"/>
-          </w:tcPr>
-          <w:p>
-            <w:r>
-              <w:rPr>
-                <w:sz w:val="19"/>
-              </w:rPr>
-              <w:t>source/engine/graphics/</w:t>
-            </w:r>
-          </w:p>
-        </w:tc>
-        <w:tc>
-          <w:tcPr>
-            <w:tcW w:type="dxa" w:w="4702"/>
-          </w:tcPr>
-          <w:p>
-            <w:r>
-              <w:rPr>
-                <w:sz w:val="19"/>
-              </w:rPr>
-              <w:t>Renderelési alrendszerek</w:t>
-            </w:r>
-          </w:p>
-        </w:tc>
-      </w:tr>
-      <w:tr>
-        <w:tc>
-          <w:tcPr>
-            <w:tcW w:type="dxa" w:w="4702"/>
-          </w:tcPr>
-          <w:p>
-            <w:r>
-              <w:rPr>
-                <w:sz w:val="19"/>
-              </w:rPr>
-              <w:t>source/engine/graphics/geometry/</w:t>
-            </w:r>
-          </w:p>
-        </w:tc>
-        <w:tc>
-          <w:tcPr>
-            <w:tcW w:type="dxa" w:w="4702"/>
-          </w:tcPr>
-          <w:p>
-            <w:r>
-              <w:rPr>
-                <w:sz w:val="19"/>
-              </w:rPr>
-              <w:t>Fal, padló, mennyezet, sprite renderelők</w:t>
-            </w:r>
-          </w:p>
-        </w:tc>
-      </w:tr>
-      <w:tr>
-        <w:tc>
-          <w:tcPr>
-            <w:tcW w:type="dxa" w:w="4702"/>
-          </w:tcPr>
-          <w:p>
-            <w:r>
-              <w:rPr>
-                <w:sz w:val="19"/>
-              </w:rPr>
-              <w:t>source/engine/graphics/gui/</w:t>
-            </w:r>
-          </w:p>
-        </w:tc>
-        <w:tc>
-          <w:tcPr>
-            <w:tcW w:type="dxa" w:w="4702"/>
-          </w:tcPr>
-          <w:p>
-            <w:r>
-              <w:rPr>
-                <w:sz w:val="19"/>
-              </w:rPr>
-              <w:t>HUD és menü renderelők</w:t>
-            </w:r>
-          </w:p>
-        </w:tc>
-      </w:tr>
-      <w:tr>
-        <w:tc>
-          <w:tcPr>
-            <w:tcW w:type="dxa" w:w="4702"/>
-          </w:tcPr>
-          <w:p>
-            <w:r>
-              <w:rPr>
-                <w:sz w:val="19"/>
-              </w:rPr>
-              <w:t>source/engine/graphics/window/</w:t>
-            </w:r>
-          </w:p>
-        </w:tc>
-        <w:tc>
-          <w:tcPr>
-            <w:tcW w:type="dxa" w:w="4702"/>
-          </w:tcPr>
-          <w:p>
-            <w:r>
-              <w:rPr>
-                <w:sz w:val="19"/>
-              </w:rPr>
-              <w:t>Háttér-quad renderelő</w:t>
-            </w:r>
-          </w:p>
-        </w:tc>
-      </w:tr>
-      <w:tr>
-        <w:tc>
-          <w:tcPr>
-            <w:tcW w:type="dxa" w:w="4702"/>
-          </w:tcPr>
-          <w:p>
-            <w:r>
-              <w:rPr>
-                <w:sz w:val="19"/>
-              </w:rPr>
-              <w:t>source/Api/</w:t>
-            </w:r>
-          </w:p>
-        </w:tc>
-        <w:tc>
-          <w:tcPr>
-            <w:tcW w:type="dxa" w:w="4702"/>
-          </w:tcPr>
-          <w:p>
-            <w:r>
-              <w:rPr>
-                <w:sz w:val="19"/>
-              </w:rPr>
-              <w:t>API kommunikáció (JsonCrudApi)</w:t>
-            </w:r>
-          </w:p>
-        </w:tc>
-      </w:tr>
-      <w:tr>
-        <w:tc>
-          <w:tcPr>
-            <w:tcW w:type="dxa" w:w="4702"/>
-          </w:tcPr>
-          <w:p>
-            <w:r>
-              <w:rPr>
-                <w:sz w:val="19"/>
-              </w:rPr>
-              <w:t>utils/</w:t>
-            </w:r>
-          </w:p>
-        </w:tc>
-        <w:tc>
-          <w:tcPr>
-            <w:tcW w:type="dxa" w:w="4702"/>
-          </w:tcPr>
-          <w:p>
-            <w:r>
-              <w:rPr>
-                <w:sz w:val="19"/>
-              </w:rPr>
-              <w:t>Segéd matematikai osztályok (MathX)</w:t>
-            </w:r>
-          </w:p>
-        </w:tc>
-      </w:tr>
-      <w:tr>
-        <w:tc>
-          <w:tcPr>
-            <w:tcW w:type="dxa" w:w="4702"/>
-          </w:tcPr>
-          <w:p>
-            <w:r>
-              <w:rPr>
-                <w:sz w:val="19"/>
-              </w:rPr>
-              <w:t>assets/</w:t>
-            </w:r>
-          </w:p>
-        </w:tc>
-        <w:tc>
-          <w:tcPr>
-            <w:tcW w:type="dxa" w:w="4702"/>
-          </w:tcPr>
-          <w:p>
-            <w:r>
-              <w:rPr>
-                <w:sz w:val="19"/>
-              </w:rPr>
-              <w:t>Játék erőforrások (textúrák, pályák, felhasználói adatok)</w:t>
-            </w:r>
-          </w:p>
-        </w:tc>
-      </w:tr>
-      <w:tr>
-        <w:tc>
-          <w:tcPr>
-            <w:tcW w:type="dxa" w:w="4702"/>
-          </w:tcPr>
-          <w:p>
-            <w:r>
-              <w:rPr>
-                <w:sz w:val="19"/>
-              </w:rPr>
-              <w:t>assets/textures/</w:t>
-            </w:r>
-          </w:p>
-        </w:tc>
-        <w:tc>
-          <w:tcPr>
-            <w:tcW w:type="dxa" w:w="4702"/>
-          </w:tcPr>
-          <w:p>
-            <w:r>
-              <w:rPr>
-                <w:sz w:val="19"/>
-              </w:rPr>
-              <w:t>Textúra atlaszok: falak, sprite-ok, GUI, HUD, betűtípus</w:t>
-            </w:r>
-          </w:p>
-        </w:tc>
-      </w:tr>
-      <w:tr>
-        <w:tc>
-          <w:tcPr>
-            <w:tcW w:type="dxa" w:w="4702"/>
-          </w:tcPr>
-          <w:p>
-            <w:r>
-              <w:rPr>
-                <w:sz w:val="19"/>
-              </w:rPr>
-              <w:t>assets/maps/story/</w:t>
-            </w:r>
-          </w:p>
-        </w:tc>
-        <w:tc>
-          <w:tcPr>
-            <w:tcW w:type="dxa" w:w="4702"/>
-          </w:tcPr>
-          <w:p>
-            <w:r>
-              <w:rPr>
-                <w:sz w:val="19"/>
-              </w:rPr>
-              <w:t>Kampány pályastruktúra: szobák, szintek, állapotfájl</w:t>
-            </w:r>
-          </w:p>
-        </w:tc>
-      </w:tr>
-      <w:tr>
-        <w:tc>
-          <w:tcPr>
-            <w:tcW w:type="dxa" w:w="4702"/>
-          </w:tcPr>
-          <w:p>
-            <w:r>
-              <w:rPr>
-                <w:sz w:val="19"/>
-              </w:rPr>
-              <w:t>assets/maps/customs/</w:t>
-            </w:r>
-          </w:p>
-        </w:tc>
-        <w:tc>
-          <w:tcPr>
-            <w:tcW w:type="dxa" w:w="4702"/>
-          </w:tcPr>
-          <w:p>
-            <w:r>
-              <w:rPr>
-                <w:sz w:val="19"/>
-              </w:rPr>
-              <w:t>Egyéni pályák mappái (map.json, map.png, metadata.json)</w:t>
-            </w:r>
-          </w:p>
-        </w:tc>
-      </w:tr>
-      <w:tr>
-        <w:tc>
-          <w:tcPr>
-            <w:tcW w:type="dxa" w:w="4702"/>
-          </w:tcPr>
-          <w:p>
-            <w:r>
-              <w:rPr>
-                <w:sz w:val="19"/>
-              </w:rPr>
-              <w:t>assets/user/</w:t>
-            </w:r>
-          </w:p>
-        </w:tc>
-        <w:tc>
-          <w:tcPr>
-            <w:tcW w:type="dxa" w:w="4702"/>
-          </w:tcPr>
-          <w:p>
-            <w:r>
-              <w:rPr>
-                <w:sz w:val="19"/>
-              </w:rPr>
-              <w:t>Felhasználói beállítások és statisztikák (JSON)</w:t>
-            </w:r>
-          </w:p>
-        </w:tc>
-      </w:tr>
-      <w:tr>
-        <w:tc>
-          <w:tcPr>
-            <w:tcW w:type="dxa" w:w="4702"/>
-          </w:tcPr>
-          <w:p>
-            <w:r>
-              <w:rPr>
-                <w:sz w:val="19"/>
-              </w:rPr>
-              <w:t>documents/</w:t>
-            </w:r>
-          </w:p>
-        </w:tc>
-        <w:tc>
-          <w:tcPr>
-            <w:tcW w:type="dxa" w:w="4702"/>
-          </w:tcPr>
-          <w:p>
-            <w:r>
-              <w:rPr>
-                <w:sz w:val="19"/>
-              </w:rPr>
-              <w:t>Projektdokumentáció</w:t>
-            </w:r>
-          </w:p>
-        </w:tc>
-      </w:tr>
-    </w:tbl>
-    <w:p/>
     <w:p>
-      <w:pPr>
-        <w:pStyle w:val="DocH1"/>
-        <w:spacing w:before="360" w:after="160"/>
-      </w:pPr>
+      <w:pPr/>
       <w:r>
-        <w:t>3. Belépési pont – Program.cs</w:t>
+        <w:t>A Level osztály felelős a pályák betöltéséért és az aktív pályaadatok tárolásáért. Az induláskor Level.FirstLoad() betölti a kampány szobadefinícióit (assets/maps/story/rooms/*.json) és az egyéni pályák metaadatait. Ezután Level.Load(mode, id) tölti be az aktív pályát: mode=0 kampány szintet, mode=1 egyéni pályát tölt.</w:t>
+      </w:r>
+    </w:p>
+    <w:p>
+      <w:pPr/>
+      <w:r>
+        <w:t>A Settings osztály statikus belső osztályokon keresztül tárolja a konfigurációt. Settings.Player tárolja az életpontokat, staminát, mozgássebességet, egér érzékenységet, profil adatokat és statisztikákat. Settings.Graphics a FOV-ot, sugárszámot (maximalizálva minimumScreenSize értékkel), renderelési mélységet és távolság-árnyékolást. Settings.Api a BaseUrl-t és bearer tokent. Settings.Gameplay a TileSize értéket. Minden beállítás a settings.json-ból töltődik be, és oda is mentődik vissza.</w:t>
       </w:r>
     </w:p>
     <w:p>
       <w:pPr>
-        <w:spacing w:before="0" w:after="100" w:line="280" w:lineRule="exact"/>
+        <w:pStyle w:val="DocH2"/>
       </w:pPr>
       <w:r>
-        <w:t>A Program.cs tartalmazza az alkalmazás Main() metódusát, amely a következő lépéseket hajtja végre:</w:t>
+        <w:t>4.2. Pálya formátumok (JSON)</w:t>
+      </w:r>
+    </w:p>
+    <w:p>
+      <w:pPr/>
+      <w:r>
+        <w:t>Kampány szobák: minden szoba egy 7×7-es fal-rácsból (RoomWalls) és sprite listából (Sprites) áll. Fal értékek: 0 = üres, 1 = kő, 2 = deszka, 3 = mohos deszka, 4 = ajtó, 5 = ablak. A szoba négy oldalán lévő nyitott (0) cellák jelzik a lehetséges átjárókat. Szint definíció: egy 5×5-ös mátrix, amelynek cellái szoba-ID-kra mutatnak (assets/maps/story/levels/*.json). ID 0 = üres. Egyéni pályák: a map.json tartalmazza a játékos kezdőpozícióját, szögét, pálya méretét és fal-rácsot; a metadata.json a megjelenítési metaadatokat (Author, MapName, CreatedAt); a map.png a minimapot. Sprite típusok: 0 = objektum, 1 = felvehető tárgy (Interacted flag), 2 = ellenség (Health érték). A MathX segédosztály trigonometriai negyedkör-konstansokat (Quadrant1–4), Hypotenuse() és Clamp() függvényeket biztosít.</w:t>
       </w:r>
     </w:p>
     <w:p>
       <w:pPr>
-        <w:spacing w:before="40" w:after="80"/>
+        <w:pStyle w:val="DocH2"/>
       </w:pPr>
       <w:r>
-        <w:rPr>
-          <w:b/>
-          <w:sz w:val="22"/>
-        </w:rPr>
-        <w:t xml:space="preserve">Beállítások betöltése: </w:t>
-      </w:r>
-      <w:r>
-        <w:rPr>
-          <w:sz w:val="22"/>
-        </w:rPr>
-        <w:t>Settings.Load("settings.json") – a grafikai, játékmenet és API-értékek betöltése a helyi JSON-ból.</w:t>
+        <w:t>4.3. Felhasználói adatok</w:t>
       </w:r>
     </w:p>
     <w:p>
-      <w:pPr>
-        <w:spacing w:before="40" w:after="80"/>
-      </w:pPr>
+      <w:pPr/>
       <w:r>
-        <w:rPr>
-          <w:b/>
-          <w:sz w:val="22"/>
-        </w:rPr>
-        <w:t xml:space="preserve">Pálya-előbetöltés: </w:t>
-      </w:r>
-      <w:r>
-        <w:rPr>
-          <w:sz w:val="22"/>
-        </w:rPr>
-        <w:t>Level.FirstLoad(storyRootDir, customsRootDir) – betölti a kampány szobáit és az egyéni pályák metaadatait; a tényleges pályát még nem tölti be.</w:t>
-      </w:r>
-    </w:p>
-    <w:p>
-      <w:pPr>
-        <w:spacing w:before="40" w:after="80"/>
-      </w:pPr>
-      <w:r>
-        <w:rPr>
-          <w:b/>
-          <w:sz w:val="22"/>
-        </w:rPr>
-        <w:t xml:space="preserve">Alapértelmezett pálya betöltése: </w:t>
-      </w:r>
-      <w:r>
-        <w:rPr>
-          <w:sz w:val="22"/>
-        </w:rPr>
-        <w:t>Level.Load(0, 1) – az első custom pálya betöltése alapértelmezettként induláskor.</w:t>
-      </w:r>
-    </w:p>
-    <w:p>
-      <w:pPr>
-        <w:spacing w:before="40" w:after="80"/>
-      </w:pPr>
-      <w:r>
-        <w:rPr>
-          <w:b/>
-          <w:sz w:val="22"/>
-        </w:rPr>
-        <w:t xml:space="preserve">API-bejelentkezés (CLI): </w:t>
-      </w:r>
-      <w:r>
-        <w:rPr>
-          <w:sz w:val="22"/>
-        </w:rPr>
-        <w:t>A felhasználó megadja a nevét és jelszavát a konzolon. JsonCrudApi.AuthenticateAsync() hitelesíti. Sikeres bejelentkezés után GetPlayerStatsAsync() lekéri a szerver-adatokat (érmék, szint, statisztikák) és beolvassa azokat a Settings.Player-be.</w:t>
-      </w:r>
-    </w:p>
-    <w:p>
-      <w:pPr>
-        <w:spacing w:before="40" w:after="80"/>
-      </w:pPr>
-      <w:r>
-        <w:rPr>
-          <w:b/>
-          <w:sz w:val="22"/>
-        </w:rPr>
-        <w:t xml:space="preserve">Játék ablak indítása: </w:t>
-      </w:r>
-      <w:r>
-        <w:rPr>
-          <w:sz w:val="22"/>
-        </w:rPr>
-        <w:t>Engine.Engine(800, 800, "Troxan") példányosítása, majd engine.Run() – elindítja az OpenTK game loop-ot.</w:t>
-      </w:r>
-    </w:p>
-    <w:p>
-      <w:pPr>
-        <w:spacing w:before="0" w:after="100" w:line="280" w:lineRule="exact"/>
-      </w:pPr>
-      <w:r>
-        <w:t>A jelszóbeolvasás echo-mentes (ReadPassword() – csillagokat jelenít meg Backspace-támogatással). Ha a bejelentkezés meghiúsul, ismétlést kér. Ha a token lejárt az adatlekérésnél, törli a tokent és újra kéri a bejelentkezést.</w:t>
+        <w:t>Az assets/user/user_settings.json helyi felülbíráló beállításokat tartalmaz (a fő settings.json értékeit árnyékolják). Az assets/user/user_statistics.json helyi statisztikákat tárol szerver nélküli fallback módhoz (user_id, user_alias, join_time, time_played, stb.).</w:t>
       </w:r>
     </w:p>
     <w:p>
       <w:pPr>
         <w:pStyle w:val="DocH1"/>
-        <w:spacing w:before="360" w:after="160"/>
       </w:pPr>
       <w:r>
-        <w:t>4. Beállítások – Settings.cs</w:t>
-      </w:r>
-    </w:p>
-    <w:p>
-      <w:pPr>
-        <w:spacing w:before="0" w:after="100" w:line="280" w:lineRule="exact"/>
-      </w:pPr>
-      <w:r>
-        <w:t>A Settings osztály statikus belső osztályok segítségével tárolja az összes konfigurációs értéket. Load() és Save() metódusok olvassák/írják a settings.json fájlt.</w:t>
+        <w:t>5. Menürendszer és API integráció</w:t>
       </w:r>
     </w:p>
     <w:p>
       <w:pPr>
         <w:pStyle w:val="DocH2"/>
-        <w:spacing w:before="280" w:after="80"/>
       </w:pPr>
       <w:r>
-        <w:t>4.1. Belső osztályok</w:t>
+        <w:t>5.1. Menürendszer</w:t>
       </w:r>
     </w:p>
     <w:p>
-      <w:pPr>
-        <w:pStyle w:val="DocH3"/>
-        <w:spacing w:before="200" w:after="60"/>
-      </w:pPr>
+      <w:pPr/>
       <w:r>
-        <w:t>Settings.Player</w:t>
-      </w:r>
-    </w:p>
-    <w:p>
-      <w:pPr>
-        <w:pStyle w:val="ListBullet"/>
-        <w:spacing w:before="0" w:after="60"/>
-        <w:ind w:left="360"/>
-      </w:pPr>
-      <w:r>
-        <w:rPr>
-          <w:sz w:val="22"/>
-        </w:rPr>
-        <w:t>Health (int) – maximális életpontok</w:t>
-      </w:r>
-    </w:p>
-    <w:p>
-      <w:pPr>
-        <w:pStyle w:val="ListBullet"/>
-        <w:spacing w:before="0" w:after="60"/>
-        <w:ind w:left="360"/>
-      </w:pPr>
-      <w:r>
-        <w:rPr>
-          <w:sz w:val="22"/>
-        </w:rPr>
-        <w:t>Stamina (int) – maximális kitartás</w:t>
-      </w:r>
-    </w:p>
-    <w:p>
-      <w:pPr>
-        <w:pStyle w:val="ListBullet"/>
-        <w:spacing w:before="0" w:after="60"/>
-        <w:ind w:left="360"/>
-      </w:pPr>
-      <w:r>
-        <w:rPr>
-          <w:sz w:val="22"/>
-        </w:rPr>
-        <w:t>MovementSpeed (float) – mozgássebesség (a JSON-ban egész, 10-szel szorozva tárolódik)</w:t>
-      </w:r>
-    </w:p>
-    <w:p>
-      <w:pPr>
-        <w:pStyle w:val="ListBullet"/>
-        <w:spacing w:before="0" w:after="60"/>
-        <w:ind w:left="360"/>
-      </w:pPr>
-      <w:r>
-        <w:rPr>
-          <w:sz w:val="22"/>
-        </w:rPr>
-        <w:t>MouseSensitivity (float) – egér érzékenység (a JSON-ban egész, 1000-rel osztva)</w:t>
-      </w:r>
-    </w:p>
-    <w:p>
-      <w:pPr>
-        <w:pStyle w:val="ListBullet"/>
-        <w:spacing w:before="0" w:after="60"/>
-        <w:ind w:left="360"/>
-      </w:pPr>
-      <w:r>
-        <w:rPr>
-          <w:sz w:val="22"/>
-        </w:rPr>
-        <w:t>Coins (int) – aktuális érmeszám (szerverről is frissül)</w:t>
-      </w:r>
-    </w:p>
-    <w:p>
-      <w:pPr>
-        <w:pStyle w:val="ListBullet"/>
-        <w:spacing w:before="0" w:after="60"/>
-        <w:ind w:left="360"/>
-      </w:pPr>
-      <w:r>
-        <w:rPr>
-          <w:sz w:val="22"/>
-        </w:rPr>
-        <w:t>Level (int) – játékosszint</w:t>
-      </w:r>
-    </w:p>
-    <w:p>
-      <w:pPr>
-        <w:pStyle w:val="ListBullet"/>
-        <w:spacing w:before="0" w:after="60"/>
-        <w:ind w:left="360"/>
-      </w:pPr>
-      <w:r>
-        <w:rPr>
-          <w:sz w:val="22"/>
-        </w:rPr>
-        <w:t>Username, JoinTime, TimePlayed (string?) – profil adatok</w:t>
-      </w:r>
-    </w:p>
-    <w:p>
-      <w:pPr>
-        <w:pStyle w:val="ListBullet"/>
-        <w:spacing w:before="0" w:after="60"/>
-        <w:ind w:left="360"/>
-      </w:pPr>
-      <w:r>
-        <w:rPr>
-          <w:sz w:val="22"/>
-        </w:rPr>
-        <w:t>NumOfStoryFinished, NumOfEnemiesKilled, NumOfDeaths, Score (int) – statisztikák</w:t>
-      </w:r>
-    </w:p>
-    <w:p>
-      <w:pPr>
-        <w:pStyle w:val="DocH3"/>
-        <w:spacing w:before="200" w:after="60"/>
-      </w:pPr>
-      <w:r>
-        <w:t>Settings.Graphics</w:t>
-      </w:r>
-    </w:p>
-    <w:p>
-      <w:pPr>
-        <w:pStyle w:val="ListBullet"/>
-        <w:spacing w:before="0" w:after="60"/>
-        <w:ind w:left="360"/>
-      </w:pPr>
-      <w:r>
-        <w:rPr>
-          <w:sz w:val="22"/>
-        </w:rPr>
-        <w:t>FOV (int) – látómező szögfokban</w:t>
-      </w:r>
-    </w:p>
-    <w:p>
-      <w:pPr>
-        <w:pStyle w:val="ListBullet"/>
-        <w:spacing w:before="0" w:after="60"/>
-        <w:ind w:left="360"/>
-      </w:pPr>
-      <w:r>
-        <w:rPr>
-          <w:sz w:val="22"/>
-        </w:rPr>
-        <w:t>RayCount (int) – sugarak száma (maximalizálva minimumScreenSize értékkel futáskor)</w:t>
-      </w:r>
-    </w:p>
-    <w:p>
-      <w:pPr>
-        <w:pStyle w:val="ListBullet"/>
-        <w:spacing w:before="0" w:after="60"/>
-        <w:ind w:left="360"/>
-      </w:pPr>
-      <w:r>
-        <w:rPr>
-          <w:sz w:val="22"/>
-        </w:rPr>
-        <w:t>RenderDistance (int) – iterációs mélység sugáronként</w:t>
-      </w:r>
-    </w:p>
-    <w:p>
-      <w:pPr>
-        <w:pStyle w:val="ListBullet"/>
-        <w:spacing w:before="0" w:after="60"/>
-        <w:ind w:left="360"/>
-      </w:pPr>
-      <w:r>
-        <w:rPr>
-          <w:sz w:val="22"/>
-        </w:rPr>
-        <w:t>DistanceShade (float) – távolság-árnyékolás erőssége (JSON-ban 0–100, 100-zal osztva)</w:t>
-      </w:r>
-    </w:p>
-    <w:p>
-      <w:pPr>
-        <w:pStyle w:val="DocH3"/>
-        <w:spacing w:before="200" w:after="60"/>
-      </w:pPr>
-      <w:r>
-        <w:t>Settings.Api</w:t>
-      </w:r>
-    </w:p>
-    <w:p>
-      <w:pPr>
-        <w:pStyle w:val="ListBullet"/>
-        <w:spacing w:before="0" w:after="60"/>
-        <w:ind w:left="360"/>
-      </w:pPr>
-      <w:r>
-        <w:rPr>
-          <w:sz w:val="22"/>
-        </w:rPr>
-        <w:t>BaseUrl (string?) – az API végpont URL-je</w:t>
-      </w:r>
-    </w:p>
-    <w:p>
-      <w:pPr>
-        <w:pStyle w:val="ListBullet"/>
-        <w:spacing w:before="0" w:after="60"/>
-        <w:ind w:left="360"/>
-      </w:pPr>
-      <w:r>
-        <w:rPr>
-          <w:sz w:val="22"/>
-        </w:rPr>
-        <w:t>Token (string?) – bearer token (a bejelentkezés után mentve)</w:t>
-      </w:r>
-    </w:p>
-    <w:p>
-      <w:pPr>
-        <w:pStyle w:val="DocH3"/>
-        <w:spacing w:before="200" w:after="60"/>
-      </w:pPr>
-      <w:r>
-        <w:t>Settings.Gameplay</w:t>
-      </w:r>
-    </w:p>
-    <w:p>
-      <w:pPr>
-        <w:pStyle w:val="ListBullet"/>
-        <w:spacing w:before="0" w:after="60"/>
-        <w:ind w:left="360"/>
-      </w:pPr>
-      <w:r>
-        <w:rPr>
-          <w:sz w:val="22"/>
-        </w:rPr>
-        <w:t>TileSize (int) – egy cella mérete képpontban (pl. 64)</w:t>
+        <w:t>A ComputeMenus.cs menuHandlers Dictionary összeköti a MenuId enum értékeit a megfelelő kezelő metódusokkal. A HandleAllMenus() minden képkockában meghívja az aktív menü kezelőjét. Menüállapotok: None (játékban vagyunk), Main (főmenü: Campaign, Customs, Settings, Statistics, Exit), Campaign (szint-választó, befejezettség jelzéssel), Customs (egyéni pályák lapozással, szerző és dátum megjelenítéssel), Statistics (szerverről szinkronizált adatok), Settings (grafikai és játékmenet beállítások módosítása), Pause (Continue, Main Menu). A gombok sprite atlaszból renderelődnek, minden gombnak egyedi ID-ja van (0: Campaign, 1: Customs, 2: Settings, 3: Statistics, 4: Continue, 5: New Game, 6: Exit, 7: Back, 8–14: egyéb navigációs gombok).</w:t>
       </w:r>
     </w:p>
     <w:p>
       <w:pPr>
         <w:pStyle w:val="DocH2"/>
-        <w:spacing w:before="280" w:after="80"/>
       </w:pPr>
       <w:r>
-        <w:t>4.2. settings.json struktúra példa</w:t>
+        <w:t>5.2. API integráció</w:t>
       </w:r>
     </w:p>
     <w:p>
-      <w:pPr>
-        <w:spacing w:before="40" w:after="40"/>
-        <w:shd w:val="clear" w:color="auto" w:fill="F2F2F2"/>
-      </w:pPr>
+      <w:pPr/>
       <w:r>
-        <w:rPr>
-          <w:rFonts w:ascii="Courier New" w:hAnsi="Courier New"/>
-          <w:sz w:val="19"/>
-        </w:rPr>
-        <w:t>{</w:t>
-        <w:br/>
-        <w:t xml:space="preserve">  "Player": { "Health": 150, "Stamina": 100, "MovementSpeed": 30, "MouseSensitivity": 2 },</w:t>
-        <w:br/>
-        <w:t xml:space="preserve">  "Graphics": { "FOV": 70, "RayCount": 800, "RenderDistance": 15, "DistanceShade": 40 },</w:t>
-        <w:br/>
-        <w:t xml:space="preserve">  "Gameplay": { "TileSize": 64 },</w:t>
-        <w:br/>
-        <w:t xml:space="preserve">  "Api": { "BaseUrl": "https://api.example.com", "Token": "" },</w:t>
-        <w:br/>
-        <w:t xml:space="preserve">  "PlayerRuntime": { "Username": "Alice", "Coins": 120, "Level": 3, ... }</w:t>
-        <w:br/>
-        <w:t>}</w:t>
+        <w:t>A JsonCrudApi osztály kétféle üzemmódban működik. Demo módban (ha nincs BaseUrl beállítva a settings.json-ban) helyi adatokat és placeholder statisztikákat használ. HTTP módban POST kéréssel bejelentkezik az auth/login végpontra, kinyeri a bearer tokent (token vagy user_token mezőből), elmenti a settings.json-ba, és beállítja az HttpClient Authorization fejlécét. A GetPlayerStatsAsync() GET kéréssel lekéri a játékos statisztikákat (data, statistics objektum, vagy statistics_file string – rugalmas JSON elemzéssel), beolvassa a Settings.Player tulajdonságaiba, és visszamenti a settings.json-ba. Az UpdatePlayerStatsAsync() a statisztikákat feltölti a szerverre. 5xx hiba esetén demo módra esik vissza, 401 esetén a Program.cs re-login ciklust indít.</w:t>
       </w:r>
     </w:p>
     <w:p>
       <w:pPr>
         <w:pStyle w:val="DocH1"/>
-        <w:spacing w:before="360" w:after="160"/>
       </w:pPr>
       <w:r>
-        <w:t>5. Pályakezelő – Level.cs</w:t>
-      </w:r>
-    </w:p>
-    <w:p>
-      <w:pPr>
-        <w:spacing w:before="0" w:after="100" w:line="280" w:lineRule="exact"/>
-      </w:pPr>
-      <w:r>
-        <w:t>A Level osztály felelős a szoba-definíciók és pályák betöltéséért, az aktív pályaadatok tárolásáért, és a dinamikus pályagenerálásért. Két betöltési fázisból áll: FirstLoad (előbetöltés) és Load (tényleges betöltés).</w:t>
+        <w:t>6. Fejlesztési tervek és jövőkép</w:t>
       </w:r>
     </w:p>
     <w:p>
       <w:pPr>
         <w:pStyle w:val="DocH2"/>
-        <w:spacing w:before="280" w:after="80"/>
       </w:pPr>
       <w:r>
-        <w:t>5.1. Adatmodellek</w:t>
+        <w:t>6.1. Jelenlegi korlátok</w:t>
       </w:r>
     </w:p>
     <w:p>
-      <w:pPr>
-        <w:pStyle w:val="DocH3"/>
-        <w:spacing w:before="200" w:after="60"/>
-      </w:pPr>
+      <w:pPr/>
       <w:r>
-        <w:t>SpriteTemplate</w:t>
-      </w:r>
-    </w:p>
-    <w:p>
-      <w:pPr>
-        <w:pStyle w:val="ListBullet"/>
-        <w:spacing w:before="0" w:after="60"/>
-        <w:ind w:left="360"/>
-      </w:pPr>
-      <w:r>
-        <w:rPr>
-          <w:sz w:val="22"/>
-        </w:rPr>
-        <w:t>Type (int) – sprite típus: 0 = objektum, 1 = felvehető tárgy, 2 = ellenség</w:t>
-      </w:r>
-    </w:p>
-    <w:p>
-      <w:pPr>
-        <w:pStyle w:val="ListBullet"/>
-        <w:spacing w:before="0" w:after="60"/>
-        <w:ind w:left="360"/>
-      </w:pPr>
-      <w:r>
-        <w:rPr>
-          <w:sz w:val="22"/>
-        </w:rPr>
-        <w:t>Id (int) – az adott típuson belüli egyedi azonosító</w:t>
-      </w:r>
-    </w:p>
-    <w:p>
-      <w:pPr>
-        <w:pStyle w:val="ListBullet"/>
-        <w:spacing w:before="0" w:after="60"/>
-        <w:ind w:left="360"/>
-      </w:pPr>
-      <w:r>
-        <w:rPr>
-          <w:sz w:val="22"/>
-        </w:rPr>
-        <w:t>State (bool) – aktív-e a sprite (ellenség: él; tárgy: még nem vette fel a játékos)</w:t>
-      </w:r>
-    </w:p>
-    <w:p>
-      <w:pPr>
-        <w:pStyle w:val="ListBullet"/>
-        <w:spacing w:before="0" w:after="60"/>
-        <w:ind w:left="360"/>
-      </w:pPr>
-      <w:r>
-        <w:rPr>
-          <w:sz w:val="22"/>
-        </w:rPr>
-        <w:t>Position (Vector2) – cellában mért pozíció</w:t>
-      </w:r>
-    </w:p>
-    <w:p>
-      <w:pPr>
-        <w:pStyle w:val="ListBullet"/>
-        <w:spacing w:before="0" w:after="60"/>
-        <w:ind w:left="360"/>
-      </w:pPr>
-      <w:r>
-        <w:rPr>
-          <w:sz w:val="22"/>
-        </w:rPr>
-        <w:t>Interacted (bool?) – tárgyakhoz: felvette-e a játékos</w:t>
-      </w:r>
-    </w:p>
-    <w:p>
-      <w:pPr>
-        <w:pStyle w:val="ListBullet"/>
-        <w:spacing w:before="0" w:after="60"/>
-        <w:ind w:left="360"/>
-      </w:pPr>
-      <w:r>
-        <w:rPr>
-          <w:sz w:val="22"/>
-        </w:rPr>
-        <w:t>Health (int?) – ellenségek esetén élete</w:t>
-      </w:r>
-    </w:p>
-    <w:p>
-      <w:pPr>
-        <w:pStyle w:val="DocH3"/>
-        <w:spacing w:before="200" w:after="60"/>
-      </w:pPr>
-      <w:r>
-        <w:t>StoryRoomTemplate</w:t>
-      </w:r>
-    </w:p>
-    <w:p>
-      <w:pPr>
-        <w:pStyle w:val="ListBullet"/>
-        <w:spacing w:before="0" w:after="60"/>
-        <w:ind w:left="360"/>
-      </w:pPr>
-      <w:r>
-        <w:rPr>
-          <w:sz w:val="22"/>
-        </w:rPr>
-        <w:t>FilePath (string) – a room JSON útvonala</w:t>
-      </w:r>
-    </w:p>
-    <w:p>
-      <w:pPr>
-        <w:pStyle w:val="ListBullet"/>
-        <w:spacing w:before="0" w:after="60"/>
-        <w:ind w:left="360"/>
-      </w:pPr>
-      <w:r>
-        <w:rPr>
-          <w:sz w:val="22"/>
-        </w:rPr>
-        <w:t>RoomWalls (int[7,7]) – 7×7-es fal-térkép (0 = üres, &gt;0 = fal típusa)</w:t>
-      </w:r>
-    </w:p>
-    <w:p>
-      <w:pPr>
-        <w:pStyle w:val="ListBullet"/>
-        <w:spacing w:before="0" w:after="60"/>
-        <w:ind w:left="360"/>
-      </w:pPr>
-      <w:r>
-        <w:rPr>
-          <w:sz w:val="22"/>
-        </w:rPr>
-        <w:t>Sprites (List&lt;SpriteTemplate&gt;) – a szoba sprite listája</w:t>
-      </w:r>
-    </w:p>
-    <w:p>
-      <w:pPr>
-        <w:pStyle w:val="DocH3"/>
-        <w:spacing w:before="200" w:after="60"/>
-      </w:pPr>
-      <w:r>
-        <w:t>CustomMetaDataTemplate</w:t>
-      </w:r>
-    </w:p>
-    <w:p>
-      <w:pPr>
-        <w:pStyle w:val="ListBullet"/>
-        <w:spacing w:before="0" w:after="60"/>
-        <w:ind w:left="360"/>
-      </w:pPr>
-      <w:r>
-        <w:rPr>
-          <w:sz w:val="22"/>
-        </w:rPr>
-        <w:t>FolderName, FolderPath – az egyéni pálya könyvtára</w:t>
-      </w:r>
-    </w:p>
-    <w:p>
-      <w:pPr>
-        <w:pStyle w:val="ListBullet"/>
-        <w:spacing w:before="0" w:after="60"/>
-        <w:ind w:left="360"/>
-      </w:pPr>
-      <w:r>
-        <w:rPr>
-          <w:sz w:val="22"/>
-        </w:rPr>
-        <w:t>Author, MapName, CreatedAt – metaadatok a menü megjelenítéséhez</w:t>
-      </w:r>
-    </w:p>
-    <w:p>
-      <w:pPr>
-        <w:pStyle w:val="ListBullet"/>
-        <w:spacing w:before="0" w:after="60"/>
-        <w:ind w:left="360"/>
-      </w:pPr>
-      <w:r>
-        <w:rPr>
-          <w:sz w:val="22"/>
-        </w:rPr>
-        <w:t>InfosPath, MapJsonPath, MapPngPath – fájl útvonalak</w:t>
+        <w:t>A jelenlegi v0.5.0-alpha verzió instabil, bugos, és sok javítást igényel. Ez volt a fejlesztő életének első játéka, amit a nulláról épített fel. Ismert korlátok: az ugrás nincs implementálva (csak console log), a lőfegyver és lövedék rendszer placeholder (items atlas ID 1), a Level Completed képernyő ki van kommentálva, a boss szoba nincs teljesen integrálva a kampányba, az API végpont routing manuálisan konfigurált, és nagy pályáknál teljesítmény-csökkenés várható.</w:t>
       </w:r>
     </w:p>
     <w:p>
       <w:pPr>
         <w:pStyle w:val="DocH2"/>
-        <w:spacing w:before="280" w:after="80"/>
       </w:pPr>
       <w:r>
-        <w:t>5.2. FirstLoad – előbetöltés</w:t>
+        <w:t>6.2. V2 Engine és tervezett funkciók</w:t>
       </w:r>
     </w:p>
     <w:p>
-      <w:pPr>
-        <w:spacing w:before="0" w:after="100" w:line="280" w:lineRule="exact"/>
-      </w:pPr>
+      <w:pPr/>
       <w:r>
-        <w:t>Induláskor kétféle adatot tölt be: (1) a kampány szobadefinícióit (assets/maps/story/rooms/*.json – 16 szoba) és (2) az egyéni pályák metaadatait (assets/maps/customs/ minden almappájából). Az assets/maps/story/info.txt fájl egyes sorai jelzik, hogy az egyes story szintek teljesítve vannak-e (1) vagy sem (0).</w:t>
-      </w:r>
-    </w:p>
-    <w:p>
-      <w:pPr>
-        <w:pStyle w:val="DocH2"/>
-        <w:spacing w:before="280" w:after="80"/>
-      </w:pPr>
-      <w:r>
-        <w:t>5.3. Szobák és szint-assembler (kampány)</w:t>
-      </w:r>
-    </w:p>
-    <w:p>
-      <w:pPr>
-        <w:spacing w:before="0" w:after="100" w:line="280" w:lineRule="exact"/>
-      </w:pPr>
-      <w:r>
-        <w:t>A 16 lehetséges szoba mindegyike egy 7×7-es fal-rácsból áll, négy oldala közül legalább egy nyitott (azaz 0-val jelölt kapu), amelyen keresztül a szomszédos szoba csatlakozik. A szint-fájlok (assets/maps/story/levels/1.json stb.) egy 5×5-ös rácsot írnak le, amelynek minden cellája egy szoba-ID-t tartalmaz. A Load() metódus ezt a rácsot felhasználva összerakja a teljes pályatérképet (MapWalls): minden szoba 7×7-es blokkot foglal el a végső térképen, amelyek egymás mellé kerülnek, a szobák között átjárókkal. A padló- és mennyezet-térképek egyenletesen kerülnek kitöltésre.</w:t>
-      </w:r>
-    </w:p>
-    <w:p>
-      <w:pPr>
-        <w:pStyle w:val="DocH2"/>
-        <w:spacing w:before="280" w:after="80"/>
-      </w:pPr>
-      <w:r>
-        <w:t>5.4. Egyéni pályák (customs)</w:t>
-      </w:r>
-    </w:p>
-    <w:p>
-      <w:pPr>
-        <w:spacing w:before="0" w:after="100" w:line="280" w:lineRule="exact"/>
-      </w:pPr>
-      <w:r>
-        <w:t>A custom map betöltésekor a Level.Load(1, mapId) metódus a CustomMetaDatas[mapId].MapJsonPath fájlt olvassa be. A CustomMapDto tartalmazza a PlayerStarterPosition, PlayerStarterAngle, DistanceShade, MapWalls, MapCeiling, MapFloor és Sprites mezőket. Betöltés után az Engine meghívja az ApplyLevel() metódust, amely az új adatokat alkalmazza a futásidejű változókra és feltölti a GPU-s textúrákat.</w:t>
-      </w:r>
-    </w:p>
-    <w:p>
-      <w:pPr>
-        <w:pStyle w:val="DocH2"/>
-        <w:spacing w:before="280" w:after="80"/>
-      </w:pPr>
-      <w:r>
-        <w:t>5.5. Sprite típusok összefoglalása</w:t>
-      </w:r>
-    </w:p>
-    <w:tbl>
-      <w:tblPr>
-        <w:tblStyle w:val="TableGrid"/>
-        <w:tblW w:type="auto" w:w="0"/>
-        <w:tblLook w:firstColumn="1" w:firstRow="1" w:lastColumn="0" w:lastRow="0" w:noHBand="0" w:noVBand="1" w:val="04A0"/>
-      </w:tblPr>
-      <w:tblGrid>
-        <w:gridCol w:w="3135"/>
-        <w:gridCol w:w="3135"/>
-        <w:gridCol w:w="3135"/>
-      </w:tblGrid>
-      <w:tr>
-        <w:tc>
-          <w:tcPr>
-            <w:tcW w:type="dxa" w:w="3135"/>
-          </w:tcPr>
-          <w:p>
-            <w:r>
-              <w:rPr>
-                <w:b/>
-                <w:sz w:val="20"/>
-              </w:rPr>
-              <w:t>Típus</w:t>
-            </w:r>
-          </w:p>
-        </w:tc>
-        <w:tc>
-          <w:tcPr>
-            <w:tcW w:type="dxa" w:w="3135"/>
-          </w:tcPr>
-          <w:p>
-            <w:r>
-              <w:rPr>
-                <w:b/>
-                <w:sz w:val="20"/>
-              </w:rPr>
-              <w:t>ID</w:t>
-            </w:r>
-          </w:p>
-        </w:tc>
-        <w:tc>
-          <w:tcPr>
-            <w:tcW w:type="dxa" w:w="3135"/>
-          </w:tcPr>
-          <w:p>
-            <w:r>
-              <w:rPr>
-                <w:b/>
-                <w:sz w:val="20"/>
-              </w:rPr>
-              <w:t>Neve</w:t>
-            </w:r>
-          </w:p>
-        </w:tc>
-      </w:tr>
-      <w:tr>
-        <w:tc>
-          <w:tcPr>
-            <w:tcW w:type="dxa" w:w="3135"/>
-          </w:tcPr>
-          <w:p>
-            <w:r>
-              <w:rPr>
-                <w:sz w:val="20"/>
-              </w:rPr>
-              <w:t>0 (Objektum)</w:t>
-            </w:r>
-          </w:p>
-        </w:tc>
-        <w:tc>
-          <w:tcPr>
-            <w:tcW w:type="dxa" w:w="3135"/>
-          </w:tcPr>
-          <w:p>
-            <w:r>
-              <w:rPr>
-                <w:sz w:val="20"/>
-              </w:rPr>
-              <w:t>0</w:t>
-            </w:r>
-          </w:p>
-        </w:tc>
-        <w:tc>
-          <w:tcPr>
-            <w:tcW w:type="dxa" w:w="3135"/>
-          </w:tcPr>
-          <w:p>
-            <w:r>
-              <w:rPr>
-                <w:sz w:val="20"/>
-              </w:rPr>
-              <w:t>Fáklya</w:t>
-            </w:r>
-          </w:p>
-        </w:tc>
-      </w:tr>
-      <w:tr>
-        <w:tc>
-          <w:tcPr>
-            <w:tcW w:type="dxa" w:w="3135"/>
-          </w:tcPr>
-          <w:p>
-            <w:r>
-              <w:rPr>
-                <w:sz w:val="20"/>
-              </w:rPr>
-              <w:t>0 (Objektum)</w:t>
-            </w:r>
-          </w:p>
-        </w:tc>
-        <w:tc>
-          <w:tcPr>
-            <w:tcW w:type="dxa" w:w="3135"/>
-          </w:tcPr>
-          <w:p>
-            <w:r>
-              <w:rPr>
-                <w:sz w:val="20"/>
-              </w:rPr>
-              <w:t>1</w:t>
-            </w:r>
-          </w:p>
-        </w:tc>
-        <w:tc>
-          <w:tcPr>
-            <w:tcW w:type="dxa" w:w="3135"/>
-          </w:tcPr>
-          <w:p>
-            <w:r>
-              <w:rPr>
-                <w:sz w:val="20"/>
-              </w:rPr>
-              <w:t>Lila fáklya</w:t>
-            </w:r>
-          </w:p>
-        </w:tc>
-      </w:tr>
-      <w:tr>
-        <w:tc>
-          <w:tcPr>
-            <w:tcW w:type="dxa" w:w="3135"/>
-          </w:tcPr>
-          <w:p>
-            <w:r>
-              <w:rPr>
-                <w:sz w:val="20"/>
-              </w:rPr>
-              <w:t>0 (Objektum)</w:t>
-            </w:r>
-          </w:p>
-        </w:tc>
-        <w:tc>
-          <w:tcPr>
-            <w:tcW w:type="dxa" w:w="3135"/>
-          </w:tcPr>
-          <w:p>
-            <w:r>
-              <w:rPr>
-                <w:sz w:val="20"/>
-              </w:rPr>
-              <w:t>2</w:t>
-            </w:r>
-          </w:p>
-        </w:tc>
-        <w:tc>
-          <w:tcPr>
-            <w:tcW w:type="dxa" w:w="3135"/>
-          </w:tcPr>
-          <w:p>
-            <w:r>
-              <w:rPr>
-                <w:sz w:val="20"/>
-              </w:rPr>
-              <w:t>Bronz láda</w:t>
-            </w:r>
-          </w:p>
-        </w:tc>
-      </w:tr>
-      <w:tr>
-        <w:tc>
-          <w:tcPr>
-            <w:tcW w:type="dxa" w:w="3135"/>
-          </w:tcPr>
-          <w:p>
-            <w:r>
-              <w:rPr>
-                <w:sz w:val="20"/>
-              </w:rPr>
-              <w:t>0 (Objektum)</w:t>
-            </w:r>
-          </w:p>
-        </w:tc>
-        <w:tc>
-          <w:tcPr>
-            <w:tcW w:type="dxa" w:w="3135"/>
-          </w:tcPr>
-          <w:p>
-            <w:r>
-              <w:rPr>
-                <w:sz w:val="20"/>
-              </w:rPr>
-              <w:t>3</w:t>
-            </w:r>
-          </w:p>
-        </w:tc>
-        <w:tc>
-          <w:tcPr>
-            <w:tcW w:type="dxa" w:w="3135"/>
-          </w:tcPr>
-          <w:p>
-            <w:r>
-              <w:rPr>
-                <w:sz w:val="20"/>
-              </w:rPr>
-              <w:t>Ezüst láda</w:t>
-            </w:r>
-          </w:p>
-        </w:tc>
-      </w:tr>
-      <w:tr>
-        <w:tc>
-          <w:tcPr>
-            <w:tcW w:type="dxa" w:w="3135"/>
-          </w:tcPr>
-          <w:p>
-            <w:r>
-              <w:rPr>
-                <w:sz w:val="20"/>
-              </w:rPr>
-              <w:t>0 (Objektum)</w:t>
-            </w:r>
-          </w:p>
-        </w:tc>
-        <w:tc>
-          <w:tcPr>
-            <w:tcW w:type="dxa" w:w="3135"/>
-          </w:tcPr>
-          <w:p>
-            <w:r>
-              <w:rPr>
-                <w:sz w:val="20"/>
-              </w:rPr>
-              <w:t>4</w:t>
-            </w:r>
-          </w:p>
-        </w:tc>
-        <w:tc>
-          <w:tcPr>
-            <w:tcW w:type="dxa" w:w="3135"/>
-          </w:tcPr>
-          <w:p>
-            <w:r>
-              <w:rPr>
-                <w:sz w:val="20"/>
-              </w:rPr>
-              <w:t>Arany láda</w:t>
-            </w:r>
-          </w:p>
-        </w:tc>
-      </w:tr>
-      <w:tr>
-        <w:tc>
-          <w:tcPr>
-            <w:tcW w:type="dxa" w:w="3135"/>
-          </w:tcPr>
-          <w:p>
-            <w:r>
-              <w:rPr>
-                <w:sz w:val="20"/>
-              </w:rPr>
-              <w:t>0 (Objektum)</w:t>
-            </w:r>
-          </w:p>
-        </w:tc>
-        <w:tc>
-          <w:tcPr>
-            <w:tcW w:type="dxa" w:w="3135"/>
-          </w:tcPr>
-          <w:p>
-            <w:r>
-              <w:rPr>
-                <w:sz w:val="20"/>
-              </w:rPr>
-              <w:t>5</w:t>
-            </w:r>
-          </w:p>
-        </w:tc>
-        <w:tc>
-          <w:tcPr>
-            <w:tcW w:type="dxa" w:w="3135"/>
-          </w:tcPr>
-          <w:p>
-            <w:r>
-              <w:rPr>
-                <w:sz w:val="20"/>
-              </w:rPr>
-              <w:t>Gyémánt láda</w:t>
-            </w:r>
-          </w:p>
-        </w:tc>
-      </w:tr>
-      <w:tr>
-        <w:tc>
-          <w:tcPr>
-            <w:tcW w:type="dxa" w:w="3135"/>
-          </w:tcPr>
-          <w:p>
-            <w:r>
-              <w:rPr>
-                <w:sz w:val="20"/>
-              </w:rPr>
-              <w:t>0 (Objektum)</w:t>
-            </w:r>
-          </w:p>
-        </w:tc>
-        <w:tc>
-          <w:tcPr>
-            <w:tcW w:type="dxa" w:w="3135"/>
-          </w:tcPr>
-          <w:p>
-            <w:r>
-              <w:rPr>
-                <w:sz w:val="20"/>
-              </w:rPr>
-              <w:t>6</w:t>
-            </w:r>
-          </w:p>
-        </w:tc>
-        <w:tc>
-          <w:tcPr>
-            <w:tcW w:type="dxa" w:w="3135"/>
-          </w:tcPr>
-          <w:p>
-            <w:r>
-              <w:rPr>
-                <w:sz w:val="20"/>
-              </w:rPr>
-              <w:t>Void láda</w:t>
-            </w:r>
-          </w:p>
-        </w:tc>
-      </w:tr>
-      <w:tr>
-        <w:tc>
-          <w:tcPr>
-            <w:tcW w:type="dxa" w:w="3135"/>
-          </w:tcPr>
-          <w:p>
-            <w:r>
-              <w:rPr>
-                <w:sz w:val="20"/>
-              </w:rPr>
-              <w:t>1 (Tárgy)</w:t>
-            </w:r>
-          </w:p>
-        </w:tc>
-        <w:tc>
-          <w:tcPr>
-            <w:tcW w:type="dxa" w:w="3135"/>
-          </w:tcPr>
-          <w:p>
-            <w:r>
-              <w:rPr>
-                <w:sz w:val="20"/>
-              </w:rPr>
-              <w:t>0</w:t>
-            </w:r>
-          </w:p>
-        </w:tc>
-        <w:tc>
-          <w:tcPr>
-            <w:tcW w:type="dxa" w:w="3135"/>
-          </w:tcPr>
-          <w:p>
-            <w:r>
-              <w:rPr>
-                <w:sz w:val="20"/>
-              </w:rPr>
-              <w:t>Gyógyító tárgy</w:t>
-            </w:r>
-          </w:p>
-        </w:tc>
-      </w:tr>
-      <w:tr>
-        <w:tc>
-          <w:tcPr>
-            <w:tcW w:type="dxa" w:w="3135"/>
-          </w:tcPr>
-          <w:p>
-            <w:r>
-              <w:rPr>
-                <w:sz w:val="20"/>
-              </w:rPr>
-              <w:t>1 (Tárgy)</w:t>
-            </w:r>
-          </w:p>
-        </w:tc>
-        <w:tc>
-          <w:tcPr>
-            <w:tcW w:type="dxa" w:w="3135"/>
-          </w:tcPr>
-          <w:p>
-            <w:r>
-              <w:rPr>
-                <w:sz w:val="20"/>
-              </w:rPr>
-              <w:t>1</w:t>
-            </w:r>
-          </w:p>
-        </w:tc>
-        <w:tc>
-          <w:tcPr>
-            <w:tcW w:type="dxa" w:w="3135"/>
-          </w:tcPr>
-          <w:p>
-            <w:r>
-              <w:rPr>
-                <w:sz w:val="20"/>
-              </w:rPr>
-              <w:t>Lőszer</w:t>
-            </w:r>
-          </w:p>
-        </w:tc>
-      </w:tr>
-      <w:tr>
-        <w:tc>
-          <w:tcPr>
-            <w:tcW w:type="dxa" w:w="3135"/>
-          </w:tcPr>
-          <w:p>
-            <w:r>
-              <w:rPr>
-                <w:sz w:val="20"/>
-              </w:rPr>
-              <w:t>2 (Ellenség)</w:t>
-            </w:r>
-          </w:p>
-        </w:tc>
-        <w:tc>
-          <w:tcPr>
-            <w:tcW w:type="dxa" w:w="3135"/>
-          </w:tcPr>
-          <w:p>
-            <w:r>
-              <w:rPr>
-                <w:sz w:val="20"/>
-              </w:rPr>
-              <w:t>0</w:t>
-            </w:r>
-          </w:p>
-        </w:tc>
-        <w:tc>
-          <w:tcPr>
-            <w:tcW w:type="dxa" w:w="3135"/>
-          </w:tcPr>
-          <w:p>
-            <w:r>
-              <w:rPr>
-                <w:sz w:val="20"/>
-              </w:rPr>
-              <w:t>Jiggler (50 HP)</w:t>
-            </w:r>
-          </w:p>
-        </w:tc>
-      </w:tr>
-      <w:tr>
-        <w:tc>
-          <w:tcPr>
-            <w:tcW w:type="dxa" w:w="3135"/>
-          </w:tcPr>
-          <w:p>
-            <w:r>
-              <w:rPr>
-                <w:sz w:val="20"/>
-              </w:rPr>
-              <w:t>2 (Ellenség)</w:t>
-            </w:r>
-          </w:p>
-        </w:tc>
-        <w:tc>
-          <w:tcPr>
-            <w:tcW w:type="dxa" w:w="3135"/>
-          </w:tcPr>
-          <w:p>
-            <w:r>
-              <w:rPr>
-                <w:sz w:val="20"/>
-              </w:rPr>
-              <w:t>1</w:t>
-            </w:r>
-          </w:p>
-        </w:tc>
-        <w:tc>
-          <w:tcPr>
-            <w:tcW w:type="dxa" w:w="3135"/>
-          </w:tcPr>
-          <w:p>
-            <w:r>
-              <w:rPr>
-                <w:sz w:val="20"/>
-              </w:rPr>
-              <w:t>Korvax (70 HP)</w:t>
-            </w:r>
-          </w:p>
-        </w:tc>
-      </w:tr>
-    </w:tbl>
-    <w:p/>
-    <w:p>
-      <w:pPr>
-        <w:pStyle w:val="DocH1"/>
-        <w:spacing w:before="360" w:after="160"/>
-      </w:pPr>
-      <w:r>
-        <w:t>6. Játékmotor – Engine</w:t>
-      </w:r>
-    </w:p>
-    <w:p>
-      <w:pPr>
-        <w:spacing w:before="0" w:after="100" w:line="280" w:lineRule="exact"/>
-      </w:pPr>
-      <w:r>
-        <w:t>Az Engine osztály örökli az OpenTK GameWindow-t és partial osztályként van felépítve (Engine.cs, Controls.cs, ComputeSprites.cs, ComputeHud.cs, ComputeMenus.cs és a különböző renderelési fájlok). A fő engine-fájl tartalmazza az ablak inicializálását, a game loop-ot és a renderelési hívásokat.</w:t>
-      </w:r>
-    </w:p>
-    <w:p>
-      <w:pPr>
-        <w:pStyle w:val="DocH2"/>
-        <w:spacing w:before="280" w:after="80"/>
-      </w:pPr>
-      <w:r>
-        <w:t>6.1. Inicializálás (OnLoad)</w:t>
-      </w:r>
-    </w:p>
-    <w:p>
-      <w:pPr>
-        <w:pStyle w:val="ListBullet"/>
-        <w:spacing w:before="0" w:after="60"/>
-        <w:ind w:left="360"/>
-      </w:pPr>
-      <w:r>
-        <w:rPr>
-          <w:sz w:val="22"/>
-        </w:rPr>
-        <w:t>A viewport beállítása (ClientSize alapján)</w:t>
-      </w:r>
-    </w:p>
-    <w:p>
-      <w:pPr>
-        <w:pStyle w:val="ListBullet"/>
-        <w:spacing w:before="0" w:after="60"/>
-        <w:ind w:left="360"/>
-      </w:pPr>
-      <w:r>
-        <w:rPr>
-          <w:sz w:val="22"/>
-        </w:rPr>
-        <w:t>A minimumScreenSize (négyzetarány) és az offsetek kiszámítása</w:t>
-      </w:r>
-    </w:p>
-    <w:p>
-      <w:pPr>
-        <w:pStyle w:val="ListBullet"/>
-        <w:spacing w:before="0" w:after="60"/>
-        <w:ind w:left="360"/>
-      </w:pPr>
-      <w:r>
-        <w:rPr>
-          <w:sz w:val="22"/>
-        </w:rPr>
-        <w:t>Statikus textúrák betöltése (Textures.LoadStatic())</w:t>
-      </w:r>
-    </w:p>
-    <w:p>
-      <w:pPr>
-        <w:pStyle w:val="ListBullet"/>
-        <w:spacing w:before="0" w:after="60"/>
-        <w:ind w:left="360"/>
-      </w:pPr>
-      <w:r>
-        <w:rPr>
-          <w:sz w:val="22"/>
-        </w:rPr>
-        <w:t>Összes shader betöltése és uniform frissítése (ShaderHandler.LoadAll())</w:t>
-      </w:r>
-    </w:p>
-    <w:p>
-      <w:pPr>
-        <w:pStyle w:val="ListBullet"/>
-        <w:spacing w:before="0" w:after="60"/>
-        <w:ind w:left="360"/>
-      </w:pPr>
-      <w:r>
-        <w:rPr>
-          <w:sz w:val="22"/>
-        </w:rPr>
-        <w:t>Stopwatch indítása a deltaTime számításhoz</w:t>
-      </w:r>
-    </w:p>
-    <w:p>
-      <w:pPr>
-        <w:pStyle w:val="DocH2"/>
-        <w:spacing w:before="280" w:after="80"/>
-      </w:pPr>
-      <w:r>
-        <w:t>6.2. Update loop (OnUpdateFrame)</w:t>
-      </w:r>
-    </w:p>
-    <w:p>
-      <w:pPr>
-        <w:pStyle w:val="ListBullet"/>
-        <w:spacing w:before="0" w:after="60"/>
-        <w:ind w:left="360"/>
-      </w:pPr>
-      <w:r>
-        <w:rPr>
-          <w:sz w:val="22"/>
-        </w:rPr>
-        <w:t>DeltaTime kiszámítása a Stopwatch alapján</w:t>
-      </w:r>
-    </w:p>
-    <w:p>
-      <w:pPr>
-        <w:pStyle w:val="ListBullet"/>
-        <w:spacing w:before="0" w:after="60"/>
-        <w:ind w:left="360"/>
-      </w:pPr>
-      <w:r>
-        <w:rPr>
-          <w:sz w:val="22"/>
-        </w:rPr>
-        <w:t>Szünet menü megnyitása (Escape billentyű)</w:t>
-      </w:r>
-    </w:p>
-    <w:p>
-      <w:pPr>
-        <w:pStyle w:val="ListBullet"/>
-        <w:spacing w:before="0" w:after="60"/>
-        <w:ind w:left="360"/>
-      </w:pPr>
-      <w:r>
-        <w:rPr>
-          <w:sz w:val="22"/>
-        </w:rPr>
-        <w:t>Ha menüben van: HandleAllMenus() végrehajtása, majd visszatérés</w:t>
-      </w:r>
-    </w:p>
-    <w:p>
-      <w:pPr>
-        <w:pStyle w:val="ListBullet"/>
-        <w:spacing w:before="0" w:after="60"/>
-        <w:ind w:left="360"/>
-      </w:pPr>
-      <w:r>
-        <w:rPr>
-          <w:sz w:val="22"/>
-        </w:rPr>
-        <w:t>FPS mérés (1 másodperces intervallum)</w:t>
-      </w:r>
-    </w:p>
-    <w:p>
-      <w:pPr>
-        <w:pStyle w:val="ListBullet"/>
-        <w:spacing w:before="0" w:after="60"/>
-        <w:ind w:left="360"/>
-      </w:pPr>
-      <w:r>
-        <w:rPr>
-          <w:sz w:val="22"/>
-        </w:rPr>
-        <w:t>Sprint/stamina frissítése (UpdateSprintStamina)</w:t>
-      </w:r>
-    </w:p>
-    <w:p>
-      <w:pPr>
-        <w:pStyle w:val="ListBullet"/>
-        <w:spacing w:before="0" w:after="60"/>
-        <w:ind w:left="360"/>
-      </w:pPr>
-      <w:r>
-        <w:rPr>
-          <w:sz w:val="22"/>
-        </w:rPr>
-        <w:t>Input kezelés (Controls())</w:t>
-      </w:r>
-    </w:p>
-    <w:p>
-      <w:pPr>
-        <w:pStyle w:val="ListBullet"/>
-        <w:spacing w:before="0" w:after="60"/>
-        <w:ind w:left="360"/>
-      </w:pPr>
-      <w:r>
-        <w:rPr>
-          <w:sz w:val="22"/>
-        </w:rPr>
-        <w:t>RayCasting.Run() meghívása az összes sugárra</w:t>
-      </w:r>
-    </w:p>
-    <w:p>
-      <w:pPr>
-        <w:pStyle w:val="ListBullet"/>
-        <w:spacing w:before="0" w:after="60"/>
-        <w:ind w:left="360"/>
-      </w:pPr>
-      <w:r>
-        <w:rPr>
-          <w:sz w:val="22"/>
-        </w:rPr>
-        <w:t>Sprite attribútumok betöltése (LoadSpriteAttribs)</w:t>
-      </w:r>
-    </w:p>
-    <w:p>
-      <w:pPr>
-        <w:pStyle w:val="ListBullet"/>
-        <w:spacing w:before="0" w:after="60"/>
-        <w:ind w:left="360"/>
-      </w:pPr>
-      <w:r>
-        <w:rPr>
-          <w:sz w:val="22"/>
-        </w:rPr>
-        <w:t>HUD attribútumok betöltése (LoadHudAttribs)</w:t>
-      </w:r>
-    </w:p>
-    <w:p>
-      <w:pPr>
-        <w:pStyle w:val="ListBullet"/>
-        <w:spacing w:before="0" w:after="60"/>
-        <w:ind w:left="360"/>
-      </w:pPr>
-      <w:r>
-        <w:rPr>
-          <w:sz w:val="22"/>
-        </w:rPr>
-        <w:t>Szöveg-attribútumok betöltése (LoadTextAttribs) – élet, stamina, érmék</w:t>
-      </w:r>
-    </w:p>
-    <w:p>
-      <w:pPr>
-        <w:pStyle w:val="ListBullet"/>
-        <w:spacing w:before="0" w:after="60"/>
-        <w:ind w:left="360"/>
-      </w:pPr>
-      <w:r>
-        <w:rPr>
-          <w:sz w:val="22"/>
-        </w:rPr>
-        <w:t>ShaderHandler.LoadBufferAndClear() – az összegyűjtött adatok GPU-ra való feltöltése</w:t>
-      </w:r>
-    </w:p>
-    <w:p>
-      <w:pPr>
-        <w:pStyle w:val="DocH2"/>
-        <w:spacing w:before="280" w:after="80"/>
-      </w:pPr>
-      <w:r>
-        <w:t>6.3. Render loop (OnRenderFrame)</w:t>
-      </w:r>
-    </w:p>
-    <w:p>
-      <w:pPr>
-        <w:pStyle w:val="ListBullet"/>
-        <w:spacing w:before="0" w:after="60"/>
-        <w:ind w:left="360"/>
-      </w:pPr>
-      <w:r>
-        <w:rPr>
-          <w:sz w:val="22"/>
-        </w:rPr>
-        <w:t>GL.Clear() – képernyő törlése</w:t>
-      </w:r>
-    </w:p>
-    <w:p>
-      <w:pPr>
-        <w:pStyle w:val="ListBullet"/>
-        <w:spacing w:before="0" w:after="60"/>
-        <w:ind w:left="360"/>
-      </w:pPr>
-      <w:r>
-        <w:rPr>
-          <w:sz w:val="22"/>
-        </w:rPr>
-        <w:t>ShaderHandler.DrawWindow() – háttér quad rajzolása</w:t>
-      </w:r>
-    </w:p>
-    <w:p>
-      <w:pPr>
-        <w:pStyle w:val="ListBullet"/>
-        <w:spacing w:before="0" w:after="60"/>
-        <w:ind w:left="360"/>
-      </w:pPr>
-      <w:r>
-        <w:rPr>
-          <w:sz w:val="22"/>
-        </w:rPr>
-        <w:t>Ha menüben: ShaderHandler.DrawMenus() + DrawTexts()</w:t>
-      </w:r>
-    </w:p>
-    <w:p>
-      <w:pPr>
-        <w:pStyle w:val="ListBullet"/>
-        <w:spacing w:before="0" w:after="60"/>
-        <w:ind w:left="360"/>
-      </w:pPr>
-      <w:r>
-        <w:rPr>
-          <w:sz w:val="22"/>
-        </w:rPr>
-        <w:t>Ha játékban: ShaderHandler.DrawGame() – az összes játék-layer rajzolása</w:t>
-      </w:r>
-    </w:p>
-    <w:p>
-      <w:pPr>
-        <w:pStyle w:val="ListBullet"/>
-        <w:spacing w:before="0" w:after="60"/>
-        <w:ind w:left="360"/>
-      </w:pPr>
-      <w:r>
-        <w:rPr>
-          <w:sz w:val="22"/>
-        </w:rPr>
-        <w:t>SwapBuffers() – double buffering</w:t>
-      </w:r>
-    </w:p>
-    <w:p>
-      <w:pPr>
-        <w:pStyle w:val="DocH2"/>
-        <w:spacing w:before="280" w:after="80"/>
-      </w:pPr>
-      <w:r>
-        <w:t>6.4. Ablak-átméretezés (OnFramebufferResize)</w:t>
-      </w:r>
-    </w:p>
-    <w:p>
-      <w:pPr>
-        <w:spacing w:before="0" w:after="100" w:line="280" w:lineRule="exact"/>
-      </w:pPr>
-      <w:r>
-        <w:t>A viewport, minimumScreenSize és offsetek újraszámolódnak, majd ShaderHandler.UpdateUniforms() frissíti az összes shader uniform-ját.</w:t>
-      </w:r>
-    </w:p>
-    <w:p>
-      <w:pPr>
-        <w:pStyle w:val="DocH1"/>
-        <w:spacing w:before="360" w:after="160"/>
-      </w:pPr>
-      <w:r>
-        <w:t>7. Irányítás – Controls.cs</w:t>
-      </w:r>
-    </w:p>
-    <w:p>
-      <w:pPr>
-        <w:pStyle w:val="DocH2"/>
-        <w:spacing w:before="280" w:after="80"/>
-      </w:pPr>
-      <w:r>
-        <w:t>7.1. Billentyűzet</w:t>
-      </w:r>
-    </w:p>
-    <w:tbl>
-      <w:tblPr>
-        <w:tblStyle w:val="TableGrid"/>
-        <w:tblW w:type="auto" w:w="0"/>
-        <w:tblLook w:firstColumn="1" w:firstRow="1" w:lastColumn="0" w:lastRow="0" w:noHBand="0" w:noVBand="1" w:val="04A0"/>
-      </w:tblPr>
-      <w:tblGrid>
-        <w:gridCol w:w="4702"/>
-        <w:gridCol w:w="4702"/>
-      </w:tblGrid>
-      <w:tr>
-        <w:tc>
-          <w:tcPr>
-            <w:tcW w:type="dxa" w:w="4702"/>
-          </w:tcPr>
-          <w:p>
-            <w:r>
-              <w:rPr>
-                <w:b/>
-                <w:sz w:val="20"/>
-              </w:rPr>
-              <w:t>Billentyű</w:t>
-            </w:r>
-          </w:p>
-        </w:tc>
-        <w:tc>
-          <w:tcPr>
-            <w:tcW w:type="dxa" w:w="4702"/>
-          </w:tcPr>
-          <w:p>
-            <w:r>
-              <w:rPr>
-                <w:b/>
-                <w:sz w:val="20"/>
-              </w:rPr>
-              <w:t>Funkció</w:t>
-            </w:r>
-          </w:p>
-        </w:tc>
-      </w:tr>
-      <w:tr>
-        <w:tc>
-          <w:tcPr>
-            <w:tcW w:type="dxa" w:w="4702"/>
-          </w:tcPr>
-          <w:p>
-            <w:r>
-              <w:rPr>
-                <w:sz w:val="20"/>
-              </w:rPr>
-              <w:t>W</w:t>
-            </w:r>
-          </w:p>
-        </w:tc>
-        <w:tc>
-          <w:tcPr>
-            <w:tcW w:type="dxa" w:w="4702"/>
-          </w:tcPr>
-          <w:p>
-            <w:r>
-              <w:rPr>
-                <w:sz w:val="20"/>
-              </w:rPr>
-              <w:t>Előre mozgás</w:t>
-            </w:r>
-          </w:p>
-        </w:tc>
-      </w:tr>
-      <w:tr>
-        <w:tc>
-          <w:tcPr>
-            <w:tcW w:type="dxa" w:w="4702"/>
-          </w:tcPr>
-          <w:p>
-            <w:r>
-              <w:rPr>
-                <w:sz w:val="20"/>
-              </w:rPr>
-              <w:t>S</w:t>
-            </w:r>
-          </w:p>
-        </w:tc>
-        <w:tc>
-          <w:tcPr>
-            <w:tcW w:type="dxa" w:w="4702"/>
-          </w:tcPr>
-          <w:p>
-            <w:r>
-              <w:rPr>
-                <w:sz w:val="20"/>
-              </w:rPr>
-              <w:t>Hátra mozgás</w:t>
-            </w:r>
-          </w:p>
-        </w:tc>
-      </w:tr>
-      <w:tr>
-        <w:tc>
-          <w:tcPr>
-            <w:tcW w:type="dxa" w:w="4702"/>
-          </w:tcPr>
-          <w:p>
-            <w:r>
-              <w:rPr>
-                <w:sz w:val="20"/>
-              </w:rPr>
-              <w:t>A</w:t>
-            </w:r>
-          </w:p>
-        </w:tc>
-        <w:tc>
-          <w:tcPr>
-            <w:tcW w:type="dxa" w:w="4702"/>
-          </w:tcPr>
-          <w:p>
-            <w:r>
-              <w:rPr>
-                <w:sz w:val="20"/>
-              </w:rPr>
-              <w:t>Balra mozgás (oldalazás)</w:t>
-            </w:r>
-          </w:p>
-        </w:tc>
-      </w:tr>
-      <w:tr>
-        <w:tc>
-          <w:tcPr>
-            <w:tcW w:type="dxa" w:w="4702"/>
-          </w:tcPr>
-          <w:p>
-            <w:r>
-              <w:rPr>
-                <w:sz w:val="20"/>
-              </w:rPr>
-              <w:t>D</w:t>
-            </w:r>
-          </w:p>
-        </w:tc>
-        <w:tc>
-          <w:tcPr>
-            <w:tcW w:type="dxa" w:w="4702"/>
-          </w:tcPr>
-          <w:p>
-            <w:r>
-              <w:rPr>
-                <w:sz w:val="20"/>
-              </w:rPr>
-              <w:t>Jobbra mozgás (oldalazás)</w:t>
-            </w:r>
-          </w:p>
-        </w:tc>
-      </w:tr>
-      <w:tr>
-        <w:tc>
-          <w:tcPr>
-            <w:tcW w:type="dxa" w:w="4702"/>
-          </w:tcPr>
-          <w:p>
-            <w:r>
-              <w:rPr>
-                <w:sz w:val="20"/>
-              </w:rPr>
-              <w:t>W + Bal Shift</w:t>
-            </w:r>
-          </w:p>
-        </w:tc>
-        <w:tc>
-          <w:tcPr>
-            <w:tcW w:type="dxa" w:w="4702"/>
-          </w:tcPr>
-          <w:p>
-            <w:r>
-              <w:rPr>
-                <w:sz w:val="20"/>
-              </w:rPr>
-              <w:t>Sprint (stamina fogyasztás: 30/s; regenerálás 0.9s késleltetéssel: 18/s)</w:t>
-            </w:r>
-          </w:p>
-        </w:tc>
-      </w:tr>
-      <w:tr>
-        <w:tc>
-          <w:tcPr>
-            <w:tcW w:type="dxa" w:w="4702"/>
-          </w:tcPr>
-          <w:p>
-            <w:r>
-              <w:rPr>
-                <w:sz w:val="20"/>
-              </w:rPr>
-              <w:t>Space</w:t>
-            </w:r>
-          </w:p>
-        </w:tc>
-        <w:tc>
-          <w:tcPr>
-            <w:tcW w:type="dxa" w:w="4702"/>
-          </w:tcPr>
-          <w:p>
-            <w:r>
-              <w:rPr>
-                <w:sz w:val="20"/>
-              </w:rPr>
-              <w:t>Ugrás (jelenleg csak console log)</w:t>
-            </w:r>
-          </w:p>
-        </w:tc>
-      </w:tr>
-      <w:tr>
-        <w:tc>
-          <w:tcPr>
-            <w:tcW w:type="dxa" w:w="4702"/>
-          </w:tcPr>
-          <w:p>
-            <w:r>
-              <w:rPr>
-                <w:sz w:val="20"/>
-              </w:rPr>
-              <w:t>Escape</w:t>
-            </w:r>
-          </w:p>
-        </w:tc>
-        <w:tc>
-          <w:tcPr>
-            <w:tcW w:type="dxa" w:w="4702"/>
-          </w:tcPr>
-          <w:p>
-            <w:r>
-              <w:rPr>
-                <w:sz w:val="20"/>
-              </w:rPr>
-              <w:t>Szünet menü megnyitása játék közben</w:t>
-            </w:r>
-          </w:p>
-        </w:tc>
-      </w:tr>
-      <w:tr>
-        <w:tc>
-          <w:tcPr>
-            <w:tcW w:type="dxa" w:w="4702"/>
-          </w:tcPr>
-          <w:p>
-            <w:r>
-              <w:rPr>
-                <w:sz w:val="20"/>
-              </w:rPr>
-              <w:t>F11</w:t>
-            </w:r>
-          </w:p>
-        </w:tc>
-        <w:tc>
-          <w:tcPr>
-            <w:tcW w:type="dxa" w:w="4702"/>
-          </w:tcPr>
-          <w:p>
-            <w:r>
-              <w:rPr>
-                <w:sz w:val="20"/>
-              </w:rPr>
-              <w:t>Teljes képernyő be/ki</w:t>
-            </w:r>
-          </w:p>
-        </w:tc>
-      </w:tr>
-      <w:tr>
-        <w:tc>
-          <w:tcPr>
-            <w:tcW w:type="dxa" w:w="4702"/>
-          </w:tcPr>
-          <w:p>
-            <w:r>
-              <w:rPr>
-                <w:sz w:val="20"/>
-              </w:rPr>
-              <w:t>F1</w:t>
-            </w:r>
-          </w:p>
-        </w:tc>
-        <w:tc>
-          <w:tcPr>
-            <w:tcW w:type="dxa" w:w="4702"/>
-          </w:tcPr>
-          <w:p>
-            <w:r>
-              <w:rPr>
-                <w:sz w:val="20"/>
-              </w:rPr>
-              <w:t>Kurzor fogás be/ki</w:t>
-            </w:r>
-          </w:p>
-        </w:tc>
-      </w:tr>
-    </w:tbl>
-    <w:p/>
-    <w:p>
-      <w:pPr>
-        <w:pStyle w:val="DocH2"/>
-        <w:spacing w:before="280" w:after="80"/>
-      </w:pPr>
-      <w:r>
-        <w:t>7.2. Egér</w:t>
-      </w:r>
-    </w:p>
-    <w:p>
-      <w:pPr>
-        <w:pStyle w:val="ListBullet"/>
-        <w:spacing w:before="0" w:after="60"/>
-        <w:ind w:left="360"/>
-      </w:pPr>
-      <w:r>
-        <w:rPr>
-          <w:sz w:val="22"/>
-        </w:rPr>
-        <w:t>Vízszintes mozgás: playerAngle forgatása (NormalizeAngle segítségével 0–2π között tartva)</w:t>
-      </w:r>
-    </w:p>
-    <w:p>
-      <w:pPr>
-        <w:pStyle w:val="ListBullet"/>
-        <w:spacing w:before="0" w:after="60"/>
-        <w:ind w:left="360"/>
-      </w:pPr>
-      <w:r>
-        <w:rPr>
-          <w:sz w:val="22"/>
-        </w:rPr>
-        <w:t>Függőleges mozgás: pitch értékének változtatása (±1000 között clampelve)</w:t>
-      </w:r>
-    </w:p>
-    <w:p>
-      <w:pPr>
-        <w:pStyle w:val="ListBullet"/>
-        <w:spacing w:before="0" w:after="60"/>
-        <w:ind w:left="360"/>
-      </w:pPr>
-      <w:r>
-        <w:rPr>
-          <w:sz w:val="22"/>
-        </w:rPr>
-        <w:t>A pitch egy képpontos eltolás a mennyezet és padló renderelőknél, így nem valódi 3D-s pitch, hanem "síkban tolás"</w:t>
-      </w:r>
-    </w:p>
-    <w:p>
-      <w:pPr>
-        <w:pStyle w:val="ListBullet"/>
-        <w:spacing w:before="0" w:after="60"/>
-        <w:ind w:left="360"/>
-      </w:pPr>
-      <w:r>
-        <w:rPr>
-          <w:sz w:val="22"/>
-        </w:rPr>
-        <w:t>Bal egérgomb: attack slash animáció indítása</w:t>
-      </w:r>
-    </w:p>
-    <w:p>
-      <w:pPr>
-        <w:pStyle w:val="DocH2"/>
-        <w:spacing w:before="280" w:after="80"/>
-      </w:pPr>
-      <w:r>
-        <w:t>7.3. Ütközésvizsgálat</w:t>
-      </w:r>
-    </w:p>
-    <w:p>
-      <w:pPr>
-        <w:spacing w:before="0" w:after="100" w:line="280" w:lineRule="exact"/>
-      </w:pPr>
-      <w:r>
-        <w:t>A HandleMovement() egy 10 pixeles sugárral (playerCollisionRadius) vizsgálja a falütközést. X és Y tengelyenként külön ellenőrzi, így a játékos egy tengelyen "csúszhat" a falak mentén. Sprint esetén a sprint sebességgel is elvégzi az ellenőrzést – ha az blokkolt, visszaesik a normál sebességre. Ellenséggel való érintkezés esetén sem tud sprintelni (IsPlayerTouchingEnemy()).</w:t>
-      </w:r>
-    </w:p>
-    <w:p>
-      <w:pPr>
-        <w:pStyle w:val="DocH1"/>
-        <w:spacing w:before="360" w:after="160"/>
-      </w:pPr>
-      <w:r>
-        <w:t>8. Raycasting motor – RayCasting.cs</w:t>
-      </w:r>
-    </w:p>
-    <w:p>
-      <w:pPr>
-        <w:spacing w:before="0" w:after="100" w:line="280" w:lineRule="exact"/>
-      </w:pPr>
-      <w:r>
-        <w:t>A RayCasting.Run() metódus sugáranként végigmegy a látómező teljes szélességén. Minden sugárhoz meghatározza a legközelebbi függőleges és vízszintes faltalálatot (DDA-jellegű grid-traversal), majd az eredményt átadja a fal-, padló- és mennyezet-renderelőknek.</w:t>
-      </w:r>
-    </w:p>
-    <w:p>
-      <w:pPr>
-        <w:pStyle w:val="DocH2"/>
-        <w:spacing w:before="280" w:after="80"/>
-      </w:pPr>
-      <w:r>
-        <w:t>8.1. Algoritmus lépései (sugáranként)</w:t>
-      </w:r>
-    </w:p>
-    <w:p>
-      <w:pPr>
-        <w:pStyle w:val="ListBullet"/>
-        <w:spacing w:before="0" w:after="60"/>
-        <w:ind w:left="360"/>
-      </w:pPr>
-      <w:r>
-        <w:rPr>
-          <w:sz w:val="22"/>
-        </w:rPr>
-        <w:t>1. FOVStart kiszámítása: -(FOV/2) radián a játékos szögéhez képest</w:t>
-      </w:r>
-    </w:p>
-    <w:p>
-      <w:pPr>
-        <w:pStyle w:val="ListBullet"/>
-        <w:spacing w:before="0" w:after="60"/>
-        <w:ind w:left="360"/>
-      </w:pPr>
-      <w:r>
-        <w:rPr>
-          <w:sz w:val="22"/>
-        </w:rPr>
-        <w:t>2. Az aktuális sugár szöge (rayAngle) meghatározása és normalizálása</w:t>
-      </w:r>
-    </w:p>
-    <w:p>
-      <w:pPr>
-        <w:pStyle w:val="ListBullet"/>
-        <w:spacing w:before="0" w:after="60"/>
-        <w:ind w:left="360"/>
-      </w:pPr>
-      <w:r>
-        <w:rPr>
-          <w:sz w:val="22"/>
-        </w:rPr>
-        <w:t>3. Függőleges fal-keresés: az első rácshatár meghatározása X-irányban, majd iteratív léptetés renderDistance-ig</w:t>
-      </w:r>
-    </w:p>
-    <w:p>
-      <w:pPr>
-        <w:pStyle w:val="ListBullet"/>
-        <w:spacing w:before="0" w:after="60"/>
-        <w:ind w:left="360"/>
-      </w:pPr>
-      <w:r>
-        <w:rPr>
-          <w:sz w:val="22"/>
-        </w:rPr>
-        <w:t>4. Vízszintes fal-keresés: az első rácshatár meghatározása Y-irányban, majd iteratív léptetés renderDistance-ig</w:t>
-      </w:r>
-    </w:p>
-    <w:p>
-      <w:pPr>
-        <w:pStyle w:val="ListBullet"/>
-        <w:spacing w:before="0" w:after="60"/>
-        <w:ind w:left="360"/>
-      </w:pPr>
-      <w:r>
-        <w:rPr>
-          <w:sz w:val="22"/>
-        </w:rPr>
-        <w:t>5. A két találat közül a kisebb (közelebb lévő) kerül kiválasztásra</w:t>
-      </w:r>
-    </w:p>
-    <w:p>
-      <w:pPr>
-        <w:pStyle w:val="ListBullet"/>
-        <w:spacing w:before="0" w:after="60"/>
-        <w:ind w:left="360"/>
-      </w:pPr>
-      <w:r>
-        <w:rPr>
-          <w:sz w:val="22"/>
-        </w:rPr>
-        <w:t>6. Fish-eye korrekció: correctedRayLength = rayLength × cos(playerAngle − rayAngle)</w:t>
-      </w:r>
-    </w:p>
-    <w:p>
-      <w:pPr>
-        <w:pStyle w:val="ListBullet"/>
-        <w:spacing w:before="0" w:after="60"/>
-        <w:ind w:left="360"/>
-      </w:pPr>
-      <w:r>
-        <w:rPr>
-          <w:sz w:val="22"/>
-        </w:rPr>
-        <w:t>7. WallDepthBuffer[i] frissítése (sprite-ok z-sorrendezéséhez)</w:t>
-      </w:r>
-    </w:p>
-    <w:p>
-      <w:pPr>
-        <w:pStyle w:val="ListBullet"/>
-        <w:spacing w:before="0" w:after="60"/>
-        <w:ind w:left="360"/>
-      </w:pPr>
-      <w:r>
-        <w:rPr>
-          <w:sz w:val="22"/>
-        </w:rPr>
-        <w:t>8. wallHeight = (tileSize × minimumScreenSize) / correctedRayLength</w:t>
-      </w:r>
-    </w:p>
-    <w:p>
-      <w:pPr>
-        <w:pStyle w:val="ListBullet"/>
-        <w:spacing w:before="0" w:after="60"/>
-        <w:ind w:left="360"/>
-      </w:pPr>
-      <w:r>
-        <w:rPr>
-          <w:sz w:val="22"/>
-        </w:rPr>
-        <w:t>9. LoadCeilingAttribs(), LoadFloorAttribs() és – ha van fal – LoadWallAttribs() meghívása</w:t>
-      </w:r>
-    </w:p>
-    <w:p>
-      <w:pPr>
-        <w:pStyle w:val="DocH2"/>
-        <w:spacing w:before="280" w:after="80"/>
-      </w:pPr>
-      <w:r>
-        <w:t>8.2. Fal textúra koordináta</w:t>
-      </w:r>
-    </w:p>
-    <w:p>
-      <w:pPr>
-        <w:spacing w:before="0" w:after="100" w:line="280" w:lineRule="exact"/>
-      </w:pPr>
-      <w:r>
-        <w:t>rayTilePosition a faltalálat cellán belüli vízszintes pozícióját adja meg (0–tileSize között). A wallSide (1–4) jelzi, hogy melyik oldalról érkezett a sugár (jobb/bal/le/fel), ez alapján tükrözi a shader a textúrát. A wallType a cella értékéből kerül ki (1–5 = kő, deszka, stb.).</w:t>
-      </w:r>
-    </w:p>
-    <w:p>
-      <w:pPr>
-        <w:pStyle w:val="DocH1"/>
-        <w:spacing w:before="360" w:after="160"/>
-      </w:pPr>
-      <w:r>
-        <w:t>9. Renderelési pipeline</w:t>
-      </w:r>
-    </w:p>
-    <w:p>
-      <w:pPr>
-        <w:spacing w:before="0" w:after="100" w:line="280" w:lineRule="exact"/>
-      </w:pPr>
-      <w:r>
-        <w:t>A játék minden képkocka-renderelési lépése rétegekbe van szervezve. Minden réteghez tartozik egy C# "Compute" osztály (vertex-adatok összegyűjtésére), egy ShaderHandler-bejegyző és egy GLSL shader-pár (.vert + .frag).</w:t>
-      </w:r>
-    </w:p>
-    <w:p>
-      <w:pPr>
-        <w:pStyle w:val="DocH2"/>
-        <w:spacing w:before="280" w:after="80"/>
-      </w:pPr>
-      <w:r>
-        <w:t>9.1. Rétegek sorrendben</w:t>
-      </w:r>
-    </w:p>
-    <w:tbl>
-      <w:tblPr>
-        <w:tblStyle w:val="TableGrid"/>
-        <w:tblW w:type="auto" w:w="0"/>
-        <w:tblLook w:firstColumn="1" w:firstRow="1" w:lastColumn="0" w:lastRow="0" w:noHBand="0" w:noVBand="1" w:val="04A0"/>
-      </w:tblPr>
-      <w:tblGrid>
-        <w:gridCol w:w="3135"/>
-        <w:gridCol w:w="3135"/>
-        <w:gridCol w:w="3135"/>
-      </w:tblGrid>
-      <w:tr>
-        <w:tc>
-          <w:tcPr>
-            <w:tcW w:type="dxa" w:w="3135"/>
-          </w:tcPr>
-          <w:p>
-            <w:r>
-              <w:rPr>
-                <w:b/>
-                <w:sz w:val="20"/>
-              </w:rPr>
-              <w:t>Réteg</w:t>
-            </w:r>
-          </w:p>
-        </w:tc>
-        <w:tc>
-          <w:tcPr>
-            <w:tcW w:type="dxa" w:w="3135"/>
-          </w:tcPr>
-          <w:p>
-            <w:r>
-              <w:rPr>
-                <w:b/>
-                <w:sz w:val="20"/>
-              </w:rPr>
-              <w:t>Könyvtár</w:t>
-            </w:r>
-          </w:p>
-        </w:tc>
-        <w:tc>
-          <w:tcPr>
-            <w:tcW w:type="dxa" w:w="3135"/>
-          </w:tcPr>
-          <w:p>
-            <w:r>
-              <w:rPr>
-                <w:b/>
-                <w:sz w:val="20"/>
-              </w:rPr>
-              <w:t>Leírás</w:t>
-            </w:r>
-          </w:p>
-        </w:tc>
-      </w:tr>
-      <w:tr>
-        <w:tc>
-          <w:tcPr>
-            <w:tcW w:type="dxa" w:w="3135"/>
-          </w:tcPr>
-          <w:p>
-            <w:r>
-              <w:rPr>
-                <w:sz w:val="19"/>
-              </w:rPr>
-              <w:t>Window</w:t>
-            </w:r>
-          </w:p>
-        </w:tc>
-        <w:tc>
-          <w:tcPr>
-            <w:tcW w:type="dxa" w:w="3135"/>
-          </w:tcPr>
-          <w:p>
-            <w:r>
-              <w:rPr>
-                <w:sz w:val="19"/>
-              </w:rPr>
-              <w:t>source/engine/graphics/window/</w:t>
-            </w:r>
-          </w:p>
-        </w:tc>
-        <w:tc>
-          <w:tcPr>
-            <w:tcW w:type="dxa" w:w="3135"/>
-          </w:tcPr>
-          <w:p>
-            <w:r>
-              <w:rPr>
-                <w:sz w:val="19"/>
-              </w:rPr>
-              <w:t>Egyszínű háttér-quad; egy fullscreen rect, a window background color-ral kitöltve.</w:t>
-            </w:r>
-          </w:p>
-        </w:tc>
-      </w:tr>
-      <w:tr>
-        <w:tc>
-          <w:tcPr>
-            <w:tcW w:type="dxa" w:w="3135"/>
-          </w:tcPr>
-          <w:p>
-            <w:r>
-              <w:rPr>
-                <w:sz w:val="19"/>
-              </w:rPr>
-              <w:t>Ceiling</w:t>
-            </w:r>
-          </w:p>
-        </w:tc>
-        <w:tc>
-          <w:tcPr>
-            <w:tcW w:type="dxa" w:w="3135"/>
-          </w:tcPr>
-          <w:p>
-            <w:r>
-              <w:rPr>
-                <w:sz w:val="19"/>
-              </w:rPr>
-              <w:t>source/engine/graphics/geometry/ceiling/</w:t>
-            </w:r>
-          </w:p>
-        </w:tc>
-        <w:tc>
-          <w:tcPr>
-            <w:tcW w:type="dxa" w:w="3135"/>
-          </w:tcPr>
-          <w:p>
-            <w:r>
-              <w:rPr>
-                <w:sz w:val="19"/>
-              </w:rPr>
-              <w:t>Mennyezet: sugáranként egy quad a fal teteje felett, textúrázva. A pitch értéktől függően tolva.</w:t>
-            </w:r>
-          </w:p>
-        </w:tc>
-      </w:tr>
-      <w:tr>
-        <w:tc>
-          <w:tcPr>
-            <w:tcW w:type="dxa" w:w="3135"/>
-          </w:tcPr>
-          <w:p>
-            <w:r>
-              <w:rPr>
-                <w:sz w:val="19"/>
-              </w:rPr>
-              <w:t>Floor</w:t>
-            </w:r>
-          </w:p>
-        </w:tc>
-        <w:tc>
-          <w:tcPr>
-            <w:tcW w:type="dxa" w:w="3135"/>
-          </w:tcPr>
-          <w:p>
-            <w:r>
-              <w:rPr>
-                <w:sz w:val="19"/>
-              </w:rPr>
-              <w:t>source/engine/graphics/geometry/floor/</w:t>
-            </w:r>
-          </w:p>
-        </w:tc>
-        <w:tc>
-          <w:tcPr>
-            <w:tcW w:type="dxa" w:w="3135"/>
-          </w:tcPr>
-          <w:p>
-            <w:r>
-              <w:rPr>
-                <w:sz w:val="19"/>
-              </w:rPr>
-              <w:t>Padló: sugáranként egy quad a fal alja alatt, textúrázva. A pitch értéktől függően tolva.</w:t>
-            </w:r>
-          </w:p>
-        </w:tc>
-      </w:tr>
-      <w:tr>
-        <w:tc>
-          <w:tcPr>
-            <w:tcW w:type="dxa" w:w="3135"/>
-          </w:tcPr>
-          <w:p>
-            <w:r>
-              <w:rPr>
-                <w:sz w:val="19"/>
-              </w:rPr>
-              <w:t>Wall</w:t>
-            </w:r>
-          </w:p>
-        </w:tc>
-        <w:tc>
-          <w:tcPr>
-            <w:tcW w:type="dxa" w:w="3135"/>
-          </w:tcPr>
-          <w:p>
-            <w:r>
-              <w:rPr>
-                <w:sz w:val="19"/>
-              </w:rPr>
-              <w:t>source/engine/graphics/geometry/wall/</w:t>
-            </w:r>
-          </w:p>
-        </w:tc>
-        <w:tc>
-          <w:tcPr>
-            <w:tcW w:type="dxa" w:w="3135"/>
-          </w:tcPr>
-          <w:p>
-            <w:r>
-              <w:rPr>
-                <w:sz w:val="19"/>
-              </w:rPr>
-              <w:t>Falszelet: sugáranként egy quad, amelynek magassága a correctedRayLength alapján skálázott. Textúraszám és textúra-koordináta a shaderbe kerül.</w:t>
-            </w:r>
-          </w:p>
-        </w:tc>
-      </w:tr>
-      <w:tr>
-        <w:tc>
-          <w:tcPr>
-            <w:tcW w:type="dxa" w:w="3135"/>
-          </w:tcPr>
-          <w:p>
-            <w:r>
-              <w:rPr>
-                <w:sz w:val="19"/>
-              </w:rPr>
-              <w:t>Sprites</w:t>
-            </w:r>
-          </w:p>
-        </w:tc>
-        <w:tc>
-          <w:tcPr>
-            <w:tcW w:type="dxa" w:w="3135"/>
-          </w:tcPr>
-          <w:p>
-            <w:r>
-              <w:rPr>
-                <w:sz w:val="19"/>
-              </w:rPr>
-              <w:t>source/engine/graphics/geometry/sprites/</w:t>
-            </w:r>
-          </w:p>
-        </w:tc>
-        <w:tc>
-          <w:tcPr>
-            <w:tcW w:type="dxa" w:w="3135"/>
-          </w:tcPr>
-          <w:p>
-            <w:r>
-              <w:rPr>
-                <w:sz w:val="19"/>
-              </w:rPr>
-              <w:t>Billboard sprite-ok: az ellenségek, tárgyak és objektumok. Z-sorrendbe rendezve a WallDepthBuffer alapján csak a fal előtt lévő pixeleket rajzolja.</w:t>
-            </w:r>
-          </w:p>
-        </w:tc>
-      </w:tr>
-      <w:tr>
-        <w:tc>
-          <w:tcPr>
-            <w:tcW w:type="dxa" w:w="3135"/>
-          </w:tcPr>
-          <w:p>
-            <w:r>
-              <w:rPr>
-                <w:sz w:val="19"/>
-              </w:rPr>
-              <w:t>HUD</w:t>
-            </w:r>
-          </w:p>
-        </w:tc>
-        <w:tc>
-          <w:tcPr>
-            <w:tcW w:type="dxa" w:w="3135"/>
-          </w:tcPr>
-          <w:p>
-            <w:r>
-              <w:rPr>
-                <w:sz w:val="19"/>
-              </w:rPr>
-              <w:t>source/engine/graphics/gui/hud/</w:t>
-            </w:r>
-          </w:p>
-        </w:tc>
-        <w:tc>
-          <w:tcPr>
-            <w:tcW w:type="dxa" w:w="3135"/>
-          </w:tcPr>
-          <w:p>
-            <w:r>
-              <w:rPr>
-                <w:sz w:val="19"/>
-              </w:rPr>
-              <w:t>HUD overlay: vignette, futtó effekt animáció, kard+slash animáció, sérülés/felvétel overlay, kontainer (élet/stamina sáv), container_stats.</w:t>
-            </w:r>
-          </w:p>
-        </w:tc>
-      </w:tr>
-      <w:tr>
-        <w:tc>
-          <w:tcPr>
-            <w:tcW w:type="dxa" w:w="3135"/>
-          </w:tcPr>
-          <w:p>
-            <w:r>
-              <w:rPr>
-                <w:sz w:val="19"/>
-              </w:rPr>
-              <w:t>Menus / Containers</w:t>
-            </w:r>
-          </w:p>
-        </w:tc>
-        <w:tc>
-          <w:tcPr>
-            <w:tcW w:type="dxa" w:w="3135"/>
-          </w:tcPr>
-          <w:p>
-            <w:r>
-              <w:rPr>
-                <w:sz w:val="19"/>
-              </w:rPr>
-              <w:t>source/engine/graphics/gui/menus/containers/</w:t>
-            </w:r>
-          </w:p>
-        </w:tc>
-        <w:tc>
-          <w:tcPr>
-            <w:tcW w:type="dxa" w:w="3135"/>
-          </w:tcPr>
-          <w:p>
-            <w:r>
-              <w:rPr>
-                <w:sz w:val="19"/>
-              </w:rPr>
-              <w:t>Menü háttérképek (fullscreen quad-ok, textúrával). Csak menüállapotban renderelve.</w:t>
-            </w:r>
-          </w:p>
-        </w:tc>
-      </w:tr>
-      <w:tr>
-        <w:tc>
-          <w:tcPr>
-            <w:tcW w:type="dxa" w:w="3135"/>
-          </w:tcPr>
-          <w:p>
-            <w:r>
-              <w:rPr>
-                <w:sz w:val="19"/>
-              </w:rPr>
-              <w:t>Buttons</w:t>
-            </w:r>
-          </w:p>
-        </w:tc>
-        <w:tc>
-          <w:tcPr>
-            <w:tcW w:type="dxa" w:w="3135"/>
-          </w:tcPr>
-          <w:p>
-            <w:r>
-              <w:rPr>
-                <w:sz w:val="19"/>
-              </w:rPr>
-              <w:t>source/engine/graphics/gui/menus/buttons/</w:t>
-            </w:r>
-          </w:p>
-        </w:tc>
-        <w:tc>
-          <w:tcPr>
-            <w:tcW w:type="dxa" w:w="3135"/>
-          </w:tcPr>
-          <w:p>
-            <w:r>
-              <w:rPr>
-                <w:sz w:val="19"/>
-              </w:rPr>
-              <w:t>Gomb-sprite-ok atlasz alapján. Csak menüállapotban renderelve.</w:t>
-            </w:r>
-          </w:p>
-        </w:tc>
-      </w:tr>
-      <w:tr>
-        <w:tc>
-          <w:tcPr>
-            <w:tcW w:type="dxa" w:w="3135"/>
-          </w:tcPr>
-          <w:p>
-            <w:r>
-              <w:rPr>
-                <w:sz w:val="19"/>
-              </w:rPr>
-              <w:t>Texts</w:t>
-            </w:r>
-          </w:p>
-        </w:tc>
-        <w:tc>
-          <w:tcPr>
-            <w:tcW w:type="dxa" w:w="3135"/>
-          </w:tcPr>
-          <w:p>
-            <w:r>
-              <w:rPr>
-                <w:sz w:val="19"/>
-              </w:rPr>
-              <w:t>source/engine/graphics/gui/texts/</w:t>
-            </w:r>
-          </w:p>
-        </w:tc>
-        <w:tc>
-          <w:tcPr>
-            <w:tcW w:type="dxa" w:w="3135"/>
-          </w:tcPr>
-          <w:p>
-            <w:r>
-              <w:rPr>
-                <w:sz w:val="19"/>
-              </w:rPr>
-              <w:t>Bitmap font renderelés (IBM MDA atlas). Karakterenként egy quad, UV koordináta az atlaszból számolva.</w:t>
-            </w:r>
-          </w:p>
-        </w:tc>
-      </w:tr>
-    </w:tbl>
-    <w:p/>
-    <w:p>
-      <w:pPr>
-        <w:pStyle w:val="DocH2"/>
-        <w:spacing w:before="280" w:after="80"/>
-      </w:pPr>
-      <w:r>
-        <w:t>9.2. ShaderHandler</w:t>
-      </w:r>
-    </w:p>
-    <w:p>
-      <w:pPr>
-        <w:spacing w:before="0" w:after="100" w:line="280" w:lineRule="exact"/>
-      </w:pPr>
-      <w:r>
-        <w:t>A ShaderHandler.cs és a hozzá tartozó partial osztályok összefogják az összes shader-példányt. LoadAll() létrehozza az összes ShaderHandler példányt, inicializálja a VAO/VBO-kat és beállítja az uniformokat. LoadBufferAndClear() az update loop végén feltölti a változó vertex-puffer listákat a GPU-ra. DrawGame() / DrawMenus() végrehajtja az összes draw call-t a megfelelő sorrendben. DisposeAll() felszabadítja az összes OpenGL erőforrást.</w:t>
-      </w:r>
-    </w:p>
-    <w:p>
-      <w:pPr>
-        <w:pStyle w:val="DocH2"/>
-        <w:spacing w:before="280" w:after="80"/>
-      </w:pPr>
-      <w:r>
-        <w:t>9.3. Textúrák – Textures.cs</w:t>
-      </w:r>
-    </w:p>
-    <w:p>
-      <w:pPr>
-        <w:spacing w:before="40" w:after="60"/>
-      </w:pPr>
-      <w:r>
-        <w:rPr>
-          <w:b/>
-          <w:sz w:val="22"/>
-        </w:rPr>
-        <w:t xml:space="preserve">Walls (5 db): </w:t>
-      </w:r>
-      <w:r>
-        <w:rPr>
-          <w:sz w:val="22"/>
-        </w:rPr>
-        <w:t>stonebricks, planks, mossy_planks, door, window – falak textúráihoz; GPU-n R32i integer textúraként tárolva</w:t>
-      </w:r>
-    </w:p>
-    <w:p>
-      <w:pPr>
-        <w:spacing w:before="40" w:after="60"/>
-      </w:pPr>
-      <w:r>
-        <w:rPr>
-          <w:b/>
-          <w:sz w:val="22"/>
-        </w:rPr>
-        <w:t xml:space="preserve">Sprites (4 atlas): </w:t>
-      </w:r>
-      <w:r>
-        <w:rPr>
-          <w:sz w:val="22"/>
-        </w:rPr>
-        <w:t>objects_atlas, items_atlas, enemies_atlas, projectiles_atlas – sprite animációkhoz</w:t>
-      </w:r>
-    </w:p>
-    <w:p>
-      <w:pPr>
-        <w:spacing w:before="40" w:after="60"/>
-      </w:pPr>
-      <w:r>
-        <w:rPr>
-          <w:b/>
-          <w:sz w:val="22"/>
-        </w:rPr>
-        <w:t xml:space="preserve">Containers (6 db): </w:t>
-      </w:r>
-      <w:r>
-        <w:rPr>
-          <w:sz w:val="22"/>
-        </w:rPr>
-        <w:t>main, campaign, customs, settings, statistics, pause – menü hátterek</w:t>
-      </w:r>
-    </w:p>
-    <w:p>
-      <w:pPr>
-        <w:spacing w:before="40" w:after="60"/>
-      </w:pPr>
-      <w:r>
-        <w:rPr>
-          <w:b/>
-          <w:sz w:val="22"/>
-        </w:rPr>
-        <w:t xml:space="preserve">HUD (5 db): </w:t>
-      </w:r>
-      <w:r>
-        <w:rPr>
-          <w:sz w:val="22"/>
-        </w:rPr>
-        <w:t>running_effect, sword, vignette, container, attack_slash</w:t>
-      </w:r>
-    </w:p>
-    <w:p>
-      <w:pPr>
-        <w:spacing w:before="40" w:after="60"/>
-      </w:pPr>
-      <w:r>
-        <w:rPr>
-          <w:b/>
-          <w:sz w:val="22"/>
-        </w:rPr>
-        <w:t xml:space="preserve">Buttons (1 atlas): </w:t>
-      </w:r>
-      <w:r>
-        <w:rPr>
-          <w:sz w:val="22"/>
-        </w:rPr>
-        <w:t>buttons_atlas – összes gomb sprite</w:t>
-      </w:r>
-    </w:p>
-    <w:p>
-      <w:pPr>
-        <w:spacing w:before="40" w:after="60"/>
-      </w:pPr>
-      <w:r>
-        <w:rPr>
-          <w:b/>
-          <w:sz w:val="22"/>
-        </w:rPr>
-        <w:t xml:space="preserve">Fonts (1 atlas): </w:t>
-      </w:r>
-      <w:r>
-        <w:rPr>
-          <w:sz w:val="22"/>
-        </w:rPr>
-        <w:t>web_ibm_mda_atlas – bitmap betűkészlet</w:t>
-      </w:r>
-    </w:p>
-    <w:p>
-      <w:pPr>
-        <w:spacing w:before="40" w:after="60"/>
-      </w:pPr>
-      <w:r>
-        <w:rPr>
-          <w:b/>
-          <w:sz w:val="22"/>
-        </w:rPr>
-        <w:t xml:space="preserve">Map textures (3 db): </w:t>
-      </w:r>
-      <w:r>
-        <w:rPr>
-          <w:sz w:val="22"/>
-        </w:rPr>
-        <w:t>MapWallsTex, MapCeilingTex, MapFloorTex – az aktuális pálya integer térkép-textúrái, dinamikusan frissülnek pályaváltáskor</w:t>
-      </w:r>
-    </w:p>
-    <w:p>
-      <w:pPr>
-        <w:pStyle w:val="DocH1"/>
-        <w:spacing w:before="360" w:after="160"/>
-      </w:pPr>
-      <w:r>
-        <w:t>10. HUD rendszer – ComputeHud.cs</w:t>
-      </w:r>
-    </w:p>
-    <w:p>
-      <w:pPr>
-        <w:spacing w:before="0" w:after="100" w:line="280" w:lineRule="exact"/>
-      </w:pPr>
-      <w:r>
-        <w:t>A HUD réteget a LoadHudAttribs() metódus tölti fel minden képkockában.</w:t>
-      </w:r>
-    </w:p>
-    <w:p>
-      <w:pPr>
-        <w:pStyle w:val="DocH2"/>
-        <w:spacing w:before="280" w:after="80"/>
-      </w:pPr>
-      <w:r>
-        <w:t>10.1. HUD elemek</w:t>
-      </w:r>
-    </w:p>
-    <w:p>
-      <w:pPr>
-        <w:spacing w:before="40" w:after="60"/>
-      </w:pPr>
-      <w:r>
-        <w:rPr>
-          <w:b/>
-          <w:sz w:val="22"/>
-        </w:rPr>
-        <w:t xml:space="preserve">Futó effekt (Layer 0): </w:t>
-      </w:r>
-      <w:r>
-        <w:rPr>
-          <w:sz w:val="22"/>
-        </w:rPr>
-        <w:t>8 kockás sprite-animáció, 20 fps, csak sprintelés közben látható. Egyedi UV koordináta kockánként.</w:t>
-      </w:r>
-    </w:p>
-    <w:p>
-      <w:pPr>
-        <w:spacing w:before="40" w:after="60"/>
-      </w:pPr>
-      <w:r>
-        <w:rPr>
-          <w:b/>
-          <w:sz w:val="22"/>
-        </w:rPr>
-        <w:t xml:space="preserve">Kard (Layer 1): </w:t>
-      </w:r>
-      <w:r>
-        <w:rPr>
-          <w:sz w:val="22"/>
-        </w:rPr>
-        <w:t>Középen látható kard sprite; alapállapot – statikus, ha nincs animáció.</w:t>
-      </w:r>
-    </w:p>
-    <w:p>
-      <w:pPr>
-        <w:spacing w:before="40" w:after="60"/>
-      </w:pPr>
-      <w:r>
-        <w:rPr>
-          <w:b/>
-          <w:sz w:val="22"/>
-        </w:rPr>
-        <w:t xml:space="preserve">Slash animáció (Layer 2): </w:t>
-      </w:r>
-      <w:r>
-        <w:rPr>
-          <w:sz w:val="22"/>
-        </w:rPr>
-        <w:t>8 kockás slash animáció (12 fps), bal egérgombra indul. A 4. kocka után (ha ellenség közel van) sebzést okoz.</w:t>
-      </w:r>
-    </w:p>
-    <w:p>
-      <w:pPr>
-        <w:spacing w:before="40" w:after="60"/>
-      </w:pPr>
-      <w:r>
-        <w:rPr>
-          <w:b/>
-          <w:sz w:val="22"/>
-        </w:rPr>
-        <w:t xml:space="preserve">Vignette (Layer 3): </w:t>
-      </w:r>
-      <w:r>
-        <w:rPr>
-          <w:sz w:val="22"/>
-        </w:rPr>
-        <w:t>Állandóan látható sarki sötétítő overlay.</w:t>
-      </w:r>
-    </w:p>
-    <w:p>
-      <w:pPr>
-        <w:spacing w:before="40" w:after="60"/>
-      </w:pPr>
-      <w:r>
-        <w:rPr>
-          <w:b/>
-          <w:sz w:val="22"/>
-        </w:rPr>
-        <w:t xml:space="preserve">HUD kontainer (Layer 4): </w:t>
-      </w:r>
-      <w:r>
-        <w:rPr>
-          <w:sz w:val="22"/>
-        </w:rPr>
-        <w:t>Élet- és stamina-sávok textúra-rámája; normalizált fill értékek a shaderbe küldve.</w:t>
-      </w:r>
-    </w:p>
-    <w:p>
-      <w:pPr>
-        <w:spacing w:before="40" w:after="60"/>
-      </w:pPr>
-      <w:r>
-        <w:rPr>
-          <w:b/>
-          <w:sz w:val="22"/>
-        </w:rPr>
-        <w:t xml:space="preserve">Stats kontainer (Layer 5): </w:t>
-      </w:r>
-      <w:r>
-        <w:rPr>
-          <w:sz w:val="22"/>
-        </w:rPr>
-        <w:t>Érmék megjelenítéséhez használt UI panel.</w:t>
-      </w:r>
-    </w:p>
-    <w:p>
-      <w:pPr>
-        <w:spacing w:before="40" w:after="60"/>
-      </w:pPr>
-      <w:r>
-        <w:rPr>
-          <w:b/>
-          <w:sz w:val="22"/>
-        </w:rPr>
-        <w:t xml:space="preserve">Sérülés overlay: </w:t>
-      </w:r>
-      <w:r>
-        <w:rPr>
-          <w:sz w:val="22"/>
-        </w:rPr>
-        <w:t>Piros flash overlay (0.2s), amelyet a TriggerPlayerDamageOverlay() aktivál.</w:t>
-      </w:r>
-    </w:p>
-    <w:p>
-      <w:pPr>
-        <w:spacing w:before="40" w:after="60"/>
-      </w:pPr>
-      <w:r>
-        <w:rPr>
-          <w:b/>
-          <w:sz w:val="22"/>
-        </w:rPr>
-        <w:t xml:space="preserve">Felvétel overlay: </w:t>
-      </w:r>
-      <w:r>
-        <w:rPr>
-          <w:sz w:val="22"/>
-        </w:rPr>
-        <w:t>Fehér flash overlay (0.15s), amelyet a TriggerPlayerPickupOverlay() aktivál.</w:t>
-      </w:r>
-    </w:p>
-    <w:p>
-      <w:pPr>
-        <w:pStyle w:val="DocH2"/>
-        <w:spacing w:before="280" w:after="80"/>
-      </w:pPr>
-      <w:r>
-        <w:t>10.2. Szöveg overlay</w:t>
-      </w:r>
-    </w:p>
-    <w:p>
-      <w:pPr>
-        <w:spacing w:before="0" w:after="100" w:line="280" w:lineRule="exact"/>
-      </w:pPr>
-      <w:r>
-        <w:t>A szöveg-renderelő bitmap font alapján karakterenként rajzol quadokat. A LoadTextAttribs() hívásai megadják a szöveg tartalmát, pozícióját, méretarányát és RGB színét. Minden képkockában frissül: Élet (max/aktuális), Stamina (max/aktuális), Érmék száma.</w:t>
-      </w:r>
-    </w:p>
-    <w:p>
-      <w:pPr>
-        <w:pStyle w:val="DocH1"/>
-        <w:spacing w:before="360" w:after="160"/>
-      </w:pPr>
-      <w:r>
-        <w:t>11. Menürendszer – ComputeMenus.cs</w:t>
-      </w:r>
-    </w:p>
-    <w:p>
-      <w:pPr>
-        <w:spacing w:before="0" w:after="100" w:line="280" w:lineRule="exact"/>
-      </w:pPr>
-      <w:r>
-        <w:t>A menuHandlers Dictionary összeköti a MenuId enum értékeit a megfelelő kezelő-metódusokkal. A HandleAllMenus() minden frame-ben meghívja az aktuális menü kezelőjét.</w:t>
-      </w:r>
-    </w:p>
-    <w:p>
-      <w:pPr>
-        <w:pStyle w:val="DocH2"/>
-        <w:spacing w:before="280" w:after="80"/>
-      </w:pPr>
-      <w:r>
-        <w:t>11.1. Menüállapotok (MenuId)</w:t>
-      </w:r>
-    </w:p>
-    <w:p>
-      <w:pPr>
-        <w:spacing w:before="40" w:after="60"/>
-      </w:pPr>
-      <w:r>
-        <w:rPr>
-          <w:b/>
-          <w:sz w:val="22"/>
-        </w:rPr>
-        <w:t xml:space="preserve">MenuId.None: </w:t>
-      </w:r>
-      <w:r>
-        <w:rPr>
-          <w:sz w:val="22"/>
-        </w:rPr>
-        <w:t>Játékban vagyunk – sem menü, sem HUD-menü nem aktív</w:t>
-      </w:r>
-    </w:p>
-    <w:p>
-      <w:pPr>
-        <w:spacing w:before="40" w:after="60"/>
-      </w:pPr>
-      <w:r>
-        <w:rPr>
-          <w:b/>
-          <w:sz w:val="22"/>
-        </w:rPr>
-        <w:t xml:space="preserve">MenuId.Main: </w:t>
-      </w:r>
-      <w:r>
-        <w:rPr>
-          <w:sz w:val="22"/>
-        </w:rPr>
-        <w:t>Főmenü – Campaign, Customs, Settings, Statistics, Exit gombok</w:t>
-      </w:r>
-    </w:p>
-    <w:p>
-      <w:pPr>
-        <w:spacing w:before="40" w:after="60"/>
-      </w:pPr>
-      <w:r>
-        <w:rPr>
-          <w:b/>
-          <w:sz w:val="22"/>
-        </w:rPr>
-        <w:t xml:space="preserve">MenuId.Campaign: </w:t>
-      </w:r>
-      <w:r>
-        <w:rPr>
-          <w:sz w:val="22"/>
-        </w:rPr>
-        <w:t>Kampány-választó – szintek listája, befejezettség jelzése, Start/Back</w:t>
-      </w:r>
-    </w:p>
-    <w:p>
-      <w:pPr>
-        <w:spacing w:before="40" w:after="60"/>
-      </w:pPr>
-      <w:r>
-        <w:rPr>
-          <w:b/>
-          <w:sz w:val="22"/>
-        </w:rPr>
-        <w:t xml:space="preserve">MenuId.Customs: </w:t>
-      </w:r>
-      <w:r>
-        <w:rPr>
-          <w:sz w:val="22"/>
-        </w:rPr>
-        <w:t>Egyéni pályák – lapcím, szerző, dátum megjelenítése, lapozás, Start/Back</w:t>
-      </w:r>
-    </w:p>
-    <w:p>
-      <w:pPr>
-        <w:spacing w:before="40" w:after="60"/>
-      </w:pPr>
-      <w:r>
-        <w:rPr>
-          <w:b/>
-          <w:sz w:val="22"/>
-        </w:rPr>
-        <w:t xml:space="preserve">MenuId.Statistics: </w:t>
-      </w:r>
-      <w:r>
-        <w:rPr>
-          <w:sz w:val="22"/>
-        </w:rPr>
-        <w:t>Játékos-statisztikák megjelenítése (szerverről szinkronizálva)</w:t>
-      </w:r>
-    </w:p>
-    <w:p>
-      <w:pPr>
-        <w:spacing w:before="40" w:after="60"/>
-      </w:pPr>
-      <w:r>
-        <w:rPr>
-          <w:b/>
-          <w:sz w:val="22"/>
-        </w:rPr>
-        <w:t xml:space="preserve">MenuId.Settings: </w:t>
-      </w:r>
-      <w:r>
-        <w:rPr>
-          <w:sz w:val="22"/>
-        </w:rPr>
-        <w:t>Grafikai és játékmenet-beállítások módosítása</w:t>
-      </w:r>
-    </w:p>
-    <w:p>
-      <w:pPr>
-        <w:spacing w:before="40" w:after="60"/>
-      </w:pPr>
-      <w:r>
-        <w:rPr>
-          <w:b/>
-          <w:sz w:val="22"/>
-        </w:rPr>
-        <w:t xml:space="preserve">MenuId.Pause: </w:t>
-      </w:r>
-      <w:r>
-        <w:rPr>
-          <w:sz w:val="22"/>
-        </w:rPr>
-        <w:t>Szünet – Continue, Main Menu gombok</w:t>
-      </w:r>
-    </w:p>
-    <w:p>
-      <w:pPr>
-        <w:pStyle w:val="DocH2"/>
-        <w:spacing w:before="280" w:after="80"/>
-      </w:pPr>
-      <w:r>
-        <w:t>11.2. Gombok (Button ID)</w:t>
-      </w:r>
-    </w:p>
-    <w:p>
-      <w:pPr>
-        <w:pStyle w:val="ListBullet"/>
-        <w:spacing w:before="0" w:after="60"/>
-        <w:ind w:left="360"/>
-      </w:pPr>
-      <w:r>
-        <w:rPr>
-          <w:sz w:val="22"/>
-        </w:rPr>
-        <w:t>ID 0: Campaign</w:t>
-      </w:r>
-    </w:p>
-    <w:p>
-      <w:pPr>
-        <w:pStyle w:val="ListBullet"/>
-        <w:spacing w:before="0" w:after="60"/>
-        <w:ind w:left="360"/>
-      </w:pPr>
-      <w:r>
-        <w:rPr>
-          <w:sz w:val="22"/>
-        </w:rPr>
-        <w:t>ID 1: Customs</w:t>
-      </w:r>
-    </w:p>
-    <w:p>
-      <w:pPr>
-        <w:pStyle w:val="ListBullet"/>
-        <w:spacing w:before="0" w:after="60"/>
-        <w:ind w:left="360"/>
-      </w:pPr>
-      <w:r>
-        <w:rPr>
-          <w:sz w:val="22"/>
-        </w:rPr>
-        <w:t>ID 2: Settings</w:t>
-      </w:r>
-    </w:p>
-    <w:p>
-      <w:pPr>
-        <w:pStyle w:val="ListBullet"/>
-        <w:spacing w:before="0" w:after="60"/>
-        <w:ind w:left="360"/>
-      </w:pPr>
-      <w:r>
-        <w:rPr>
-          <w:sz w:val="22"/>
-        </w:rPr>
-        <w:t>ID 3: Statistics</w:t>
-      </w:r>
-    </w:p>
-    <w:p>
-      <w:pPr>
-        <w:pStyle w:val="ListBullet"/>
-        <w:spacing w:before="0" w:after="60"/>
-        <w:ind w:left="360"/>
-      </w:pPr>
-      <w:r>
-        <w:rPr>
-          <w:sz w:val="22"/>
-        </w:rPr>
-        <w:t>ID 4: Continue</w:t>
-      </w:r>
-    </w:p>
-    <w:p>
-      <w:pPr>
-        <w:pStyle w:val="ListBullet"/>
-        <w:spacing w:before="0" w:after="60"/>
-        <w:ind w:left="360"/>
-      </w:pPr>
-      <w:r>
-        <w:rPr>
-          <w:sz w:val="22"/>
-        </w:rPr>
-        <w:t>ID 5: New Game</w:t>
-      </w:r>
-    </w:p>
-    <w:p>
-      <w:pPr>
-        <w:pStyle w:val="ListBullet"/>
-        <w:spacing w:before="0" w:after="60"/>
-        <w:ind w:left="360"/>
-      </w:pPr>
-      <w:r>
-        <w:rPr>
-          <w:sz w:val="22"/>
-        </w:rPr>
-        <w:t>ID 6: Exit</w:t>
-      </w:r>
-    </w:p>
-    <w:p>
-      <w:pPr>
-        <w:pStyle w:val="ListBullet"/>
-        <w:spacing w:before="0" w:after="60"/>
-        <w:ind w:left="360"/>
-      </w:pPr>
-      <w:r>
-        <w:rPr>
-          <w:sz w:val="22"/>
-        </w:rPr>
-        <w:t>ID 7: Back</w:t>
-      </w:r>
-    </w:p>
-    <w:p>
-      <w:pPr>
-        <w:pStyle w:val="ListBullet"/>
-        <w:spacing w:before="0" w:after="60"/>
-        <w:ind w:left="360"/>
-      </w:pPr>
-      <w:r>
-        <w:rPr>
-          <w:sz w:val="22"/>
-        </w:rPr>
-        <w:t>ID 8: Back to Game</w:t>
-      </w:r>
-    </w:p>
-    <w:p>
-      <w:pPr>
-        <w:pStyle w:val="ListBullet"/>
-        <w:spacing w:before="0" w:after="60"/>
-        <w:ind w:left="360"/>
-      </w:pPr>
-      <w:r>
-        <w:rPr>
-          <w:sz w:val="22"/>
-        </w:rPr>
-        <w:t>ID 9: Main Menu</w:t>
-      </w:r>
-    </w:p>
-    <w:p>
-      <w:pPr>
-        <w:pStyle w:val="ListBullet"/>
-        <w:spacing w:before="0" w:after="60"/>
-        <w:ind w:left="360"/>
-      </w:pPr>
-      <w:r>
-        <w:rPr>
-          <w:sz w:val="22"/>
-        </w:rPr>
-        <w:t>ID 10: Next Level</w:t>
-      </w:r>
-    </w:p>
-    <w:p>
-      <w:pPr>
-        <w:pStyle w:val="ListBullet"/>
-        <w:spacing w:before="0" w:after="60"/>
-        <w:ind w:left="360"/>
-      </w:pPr>
-      <w:r>
-        <w:rPr>
-          <w:sz w:val="22"/>
-        </w:rPr>
-        <w:t>ID 11: Bal nyíl</w:t>
-      </w:r>
-    </w:p>
-    <w:p>
-      <w:pPr>
-        <w:pStyle w:val="ListBullet"/>
-        <w:spacing w:before="0" w:after="60"/>
-        <w:ind w:left="360"/>
-      </w:pPr>
-      <w:r>
-        <w:rPr>
-          <w:sz w:val="22"/>
-        </w:rPr>
-        <w:t>ID 12: Jobb nyíl</w:t>
-      </w:r>
-    </w:p>
-    <w:p>
-      <w:pPr>
-        <w:pStyle w:val="ListBullet"/>
-        <w:spacing w:before="0" w:after="60"/>
-        <w:ind w:left="360"/>
-      </w:pPr>
-      <w:r>
-        <w:rPr>
-          <w:sz w:val="22"/>
-        </w:rPr>
-        <w:t>ID 13: Fel nyíl</w:t>
-      </w:r>
-    </w:p>
-    <w:p>
-      <w:pPr>
-        <w:pStyle w:val="ListBullet"/>
-        <w:spacing w:before="0" w:after="60"/>
-        <w:ind w:left="360"/>
-      </w:pPr>
-      <w:r>
-        <w:rPr>
-          <w:sz w:val="22"/>
-        </w:rPr>
-        <w:t>ID 14: Le nyíl</w:t>
-      </w:r>
-    </w:p>
-    <w:p>
-      <w:pPr>
-        <w:pStyle w:val="DocH1"/>
-        <w:spacing w:before="360" w:after="160"/>
-      </w:pPr>
-      <w:r>
-        <w:t>12. Harci rendszer – ComputeSprites.cs</w:t>
-      </w:r>
-    </w:p>
-    <w:p>
-      <w:pPr>
-        <w:spacing w:before="0" w:after="100" w:line="280" w:lineRule="exact"/>
-      </w:pPr>
-      <w:r>
-        <w:t>A harci logika a sprite-kezeléssel együtt a ComputeSprites.cs partial osztályban van.</w:t>
-      </w:r>
-    </w:p>
-    <w:p>
-      <w:pPr>
-        <w:pStyle w:val="DocH2"/>
-        <w:spacing w:before="280" w:after="80"/>
-      </w:pPr>
-      <w:r>
-        <w:t>12.1. Játékos támadás</w:t>
-      </w:r>
-    </w:p>
-    <w:p>
-      <w:pPr>
-        <w:pStyle w:val="ListBullet"/>
-        <w:spacing w:before="0" w:after="60"/>
-        <w:ind w:left="360"/>
-      </w:pPr>
-      <w:r>
-        <w:rPr>
-          <w:sz w:val="22"/>
-        </w:rPr>
-        <w:t>Bal egérgomb lenyomásakor elindul a slash animáció (_isAttackHudAnimPlaying = true)</w:t>
-      </w:r>
-    </w:p>
-    <w:p>
-      <w:pPr>
-        <w:pStyle w:val="ListBullet"/>
-        <w:spacing w:before="0" w:after="60"/>
-        <w:ind w:left="360"/>
-      </w:pPr>
-      <w:r>
-        <w:rPr>
-          <w:sz w:val="22"/>
-        </w:rPr>
-        <w:t>A 4. animációs képkockánál (_attackHudDamageDone még false) ellenőrzi, hogy van-e aktív ellenség a közelben</w:t>
-      </w:r>
-    </w:p>
-    <w:p>
-      <w:pPr>
-        <w:pStyle w:val="ListBullet"/>
-        <w:spacing w:before="0" w:after="60"/>
-        <w:ind w:left="360"/>
-      </w:pPr>
-      <w:r>
-        <w:rPr>
-          <w:sz w:val="22"/>
-        </w:rPr>
-        <w:t>Sebzés: playerBaseDamage = 15 HP; az ellenség Health-értéke csökken</w:t>
-      </w:r>
-    </w:p>
-    <w:p>
-      <w:pPr>
-        <w:pStyle w:val="ListBullet"/>
-        <w:spacing w:before="0" w:after="60"/>
-        <w:ind w:left="360"/>
-      </w:pPr>
-      <w:r>
-        <w:rPr>
-          <w:sz w:val="22"/>
-        </w:rPr>
-        <w:t>Ha az ellenség HP &lt;= 0: State = false (inaktív), a játékos kap enemyKillRewardCoins = 4 érmét</w:t>
-      </w:r>
-    </w:p>
-    <w:p>
-      <w:pPr>
-        <w:pStyle w:val="ListBullet"/>
-        <w:spacing w:before="0" w:after="60"/>
-        <w:ind w:left="360"/>
-      </w:pPr>
-      <w:r>
-        <w:rPr>
-          <w:sz w:val="22"/>
-        </w:rPr>
-        <w:t>Ha az összes szoba összes ellenség inaktív: a szint befejezettnek minősül</w:t>
-      </w:r>
-    </w:p>
-    <w:p>
-      <w:pPr>
-        <w:pStyle w:val="DocH2"/>
-        <w:spacing w:before="280" w:after="80"/>
-      </w:pPr>
-      <w:r>
-        <w:t>12.2. Ellenség sebzés a játékoson</w:t>
-      </w:r>
-    </w:p>
-    <w:p>
-      <w:pPr>
-        <w:pStyle w:val="ListBullet"/>
-        <w:spacing w:before="0" w:after="60"/>
-        <w:ind w:left="360"/>
-      </w:pPr>
-      <w:r>
-        <w:rPr>
-          <w:sz w:val="22"/>
-        </w:rPr>
-        <w:t>Az IsPlayerTouchingEnemy() folyamatosan ellenőrzi, hogy bármely aktív ellenség közelebb van-e mint playerCollisionRadius + enemyCollisionRadius</w:t>
-      </w:r>
-    </w:p>
-    <w:p>
-      <w:pPr>
-        <w:pStyle w:val="ListBullet"/>
-        <w:spacing w:before="0" w:after="60"/>
-        <w:ind w:left="360"/>
-      </w:pPr>
-      <w:r>
-        <w:rPr>
-          <w:sz w:val="22"/>
-        </w:rPr>
-        <w:t>Ha érintkezés van: a játékos kap enemyBaseDamage = 10 HP sebzést</w:t>
-      </w:r>
-    </w:p>
-    <w:p>
-      <w:pPr>
-        <w:pStyle w:val="ListBullet"/>
-        <w:spacing w:before="0" w:after="60"/>
-        <w:ind w:left="360"/>
-      </w:pPr>
-      <w:r>
-        <w:rPr>
-          <w:sz w:val="22"/>
-        </w:rPr>
-        <w:t>TriggerPlayerDamageOverlay() piros flash aktiválása</w:t>
-      </w:r>
-    </w:p>
-    <w:p>
-      <w:pPr>
-        <w:pStyle w:val="ListBullet"/>
-        <w:spacing w:before="0" w:after="60"/>
-        <w:ind w:left="360"/>
-      </w:pPr>
-      <w:r>
-        <w:rPr>
-          <w:sz w:val="22"/>
-        </w:rPr>
-        <w:t>Ha tempPlayerCurrentHealth &lt;= 0: HandlePlayerDeath() – főmenübe lép, állapotok resetelése</w:t>
-      </w:r>
-    </w:p>
-    <w:p>
-      <w:pPr>
-        <w:pStyle w:val="DocH2"/>
-        <w:spacing w:before="280" w:after="80"/>
-      </w:pPr>
-      <w:r>
-        <w:t>12.3. Ellenség animáció</w:t>
-      </w:r>
-    </w:p>
-    <w:p>
-      <w:pPr>
-        <w:pStyle w:val="ListBullet"/>
-        <w:spacing w:before="0" w:after="60"/>
-        <w:ind w:left="360"/>
-      </w:pPr>
-      <w:r>
-        <w:rPr>
-          <w:sz w:val="22"/>
-        </w:rPr>
-        <w:t>Idle animáció: 2 kocka, 2 fps</w:t>
-      </w:r>
-    </w:p>
-    <w:p>
-      <w:pPr>
-        <w:pStyle w:val="ListBullet"/>
-        <w:spacing w:before="0" w:after="60"/>
-        <w:ind w:left="360"/>
-      </w:pPr>
-      <w:r>
-        <w:rPr>
-          <w:sz w:val="22"/>
-        </w:rPr>
-        <w:t>Walk animáció: 4 kocka, 8 fps (ha a játékos közel van)</w:t>
-      </w:r>
-    </w:p>
-    <w:p>
-      <w:pPr>
-        <w:pStyle w:val="ListBullet"/>
-        <w:spacing w:before="0" w:after="60"/>
-        <w:ind w:left="360"/>
-      </w:pPr>
-      <w:r>
-        <w:rPr>
-          <w:sz w:val="22"/>
-        </w:rPr>
-        <w:t>Attack animáció: 4 kocka, 12 fps (ha érint a játékossal)</w:t>
-      </w:r>
-    </w:p>
-    <w:p>
-      <w:pPr>
-        <w:pStyle w:val="ListBullet"/>
-        <w:spacing w:before="0" w:after="60"/>
-        <w:ind w:left="360"/>
-      </w:pPr>
-      <w:r>
-        <w:rPr>
-          <w:sz w:val="22"/>
-        </w:rPr>
-        <w:t>Death animáció: 4 kocka, 8 fps (lejátszódik, majd State = false)</w:t>
-      </w:r>
-    </w:p>
-    <w:p>
-      <w:pPr>
-        <w:pStyle w:val="DocH1"/>
-        <w:spacing w:before="360" w:after="160"/>
-      </w:pPr>
-      <w:r>
-        <w:t>13. API integráció – JsonCrudApi.cs</w:t>
-      </w:r>
-    </w:p>
-    <w:p>
-      <w:pPr>
-        <w:spacing w:before="0" w:after="100" w:line="280" w:lineRule="exact"/>
-      </w:pPr>
-      <w:r>
-        <w:t>A JsonCrudApi osztály kétféle üzemmódban tud működni: helyi demo módban (API nélkül) és valós HTTP módban (konfigurált BaseUrl esetén).</w:t>
-      </w:r>
-    </w:p>
-    <w:p>
-      <w:pPr>
-        <w:pStyle w:val="DocH2"/>
-        <w:spacing w:before="280" w:after="80"/>
-      </w:pPr>
-      <w:r>
-        <w:t>13.1. Demo mód</w:t>
-      </w:r>
-    </w:p>
-    <w:p>
-      <w:pPr>
-        <w:spacing w:before="0" w:after="100" w:line="280" w:lineRule="exact"/>
-      </w:pPr>
-      <w:r>
-        <w:t>Ha a settings.json-ban nincsen BaseUrl megadva, a JsonCrudApi() alapértelmezett konstruktor aktiválja a demo módot. Ebben az esetben három hardcoded felhasználó áll rendelkezésre: alice/password123, bob/hunter2, guest/guest. Statisztikák helyett alapértelmezett értékek kerülnek visszaadásra.</w:t>
-      </w:r>
-    </w:p>
-    <w:p>
-      <w:pPr>
-        <w:pStyle w:val="DocH2"/>
-        <w:spacing w:before="280" w:after="80"/>
-      </w:pPr>
-      <w:r>
-        <w:t>13.2. HTTP mód (AuthenticateAsync)</w:t>
-      </w:r>
-    </w:p>
-    <w:p>
-      <w:pPr>
-        <w:pStyle w:val="ListBullet"/>
-        <w:spacing w:before="0" w:after="60"/>
-        <w:ind w:left="360"/>
-      </w:pPr>
-      <w:r>
-        <w:rPr>
-          <w:sz w:val="22"/>
-        </w:rPr>
-        <w:t>POST kérés az auth/login végpontra (vagy a configuredAbsoluteUrl-re)</w:t>
-      </w:r>
-    </w:p>
-    <w:p>
-      <w:pPr>
-        <w:pStyle w:val="ListBullet"/>
-        <w:spacing w:before="0" w:after="60"/>
-        <w:ind w:left="360"/>
-      </w:pPr>
-      <w:r>
-        <w:rPr>
-          <w:sz w:val="22"/>
-        </w:rPr>
-        <w:t>A válaszból kinyeri a bearer tokent (token vagy user_token mezőből)</w:t>
-      </w:r>
-    </w:p>
-    <w:p>
-      <w:pPr>
-        <w:pStyle w:val="ListBullet"/>
-        <w:spacing w:before="0" w:after="60"/>
-        <w:ind w:left="360"/>
-      </w:pPr>
-      <w:r>
-        <w:rPr>
-          <w:sz w:val="22"/>
-        </w:rPr>
-        <w:t>A tokent menti a Settings.Api.Token-ba és a settings.json-ba</w:t>
-      </w:r>
-    </w:p>
-    <w:p>
-      <w:pPr>
-        <w:pStyle w:val="ListBullet"/>
-        <w:spacing w:before="0" w:after="60"/>
-        <w:ind w:left="360"/>
-      </w:pPr>
-      <w:r>
-        <w:rPr>
-          <w:sz w:val="22"/>
-        </w:rPr>
-        <w:t>Az HttpClient.DefaultRequestHeaders.Authorization fejlécet beállítja</w:t>
-      </w:r>
-    </w:p>
-    <w:p>
-      <w:pPr>
-        <w:pStyle w:val="ListBullet"/>
-        <w:spacing w:before="0" w:after="60"/>
-        <w:ind w:left="360"/>
-      </w:pPr>
-      <w:r>
-        <w:rPr>
-          <w:sz w:val="22"/>
-        </w:rPr>
-        <w:t>Felső szintű hibakezelés: 5xx esetén helyi demo auth-ra esik vissza</w:t>
-      </w:r>
-    </w:p>
-    <w:p>
-      <w:pPr>
-        <w:pStyle w:val="DocH2"/>
-        <w:spacing w:before="280" w:after="80"/>
-      </w:pPr>
-      <w:r>
-        <w:t>13.3. GetPlayerStatsAsync()</w:t>
-      </w:r>
-    </w:p>
-    <w:p>
-      <w:pPr>
-        <w:pStyle w:val="ListBullet"/>
-        <w:spacing w:before="0" w:after="60"/>
-        <w:ind w:left="360"/>
-      </w:pPr>
-      <w:r>
-        <w:rPr>
-          <w:sz w:val="22"/>
-        </w:rPr>
-        <w:t>GET kérés a player/me végpontra (vagy game_stats végpontra PHP API esetén)</w:t>
-      </w:r>
-    </w:p>
-    <w:p>
-      <w:pPr>
-        <w:pStyle w:val="ListBullet"/>
-        <w:spacing w:before="0" w:after="60"/>
-        <w:ind w:left="360"/>
-      </w:pPr>
-      <w:r>
-        <w:rPr>
-          <w:sz w:val="22"/>
-        </w:rPr>
-        <w:t>Rugalmas JSON-elemzés: keres data objektumot, statistics objektumot vagy statistics_file stringet</w:t>
-      </w:r>
-    </w:p>
-    <w:p>
-      <w:pPr>
-        <w:pStyle w:val="ListBullet"/>
-        <w:spacing w:before="0" w:after="60"/>
-        <w:ind w:left="360"/>
-      </w:pPr>
-      <w:r>
-        <w:rPr>
-          <w:sz w:val="22"/>
-        </w:rPr>
-        <w:t>Az eredményt beolvassa a Settings.Player statikus tulajdonságaiba</w:t>
-      </w:r>
-    </w:p>
-    <w:p>
-      <w:pPr>
-        <w:pStyle w:val="ListBullet"/>
-        <w:spacing w:before="0" w:after="60"/>
-        <w:ind w:left="360"/>
-      </w:pPr>
-      <w:r>
-        <w:rPr>
-          <w:sz w:val="22"/>
-        </w:rPr>
-        <w:t>Menti a settings.json-ba (perzisztencia)</w:t>
-      </w:r>
-    </w:p>
-    <w:p>
-      <w:pPr>
-        <w:pStyle w:val="ListBullet"/>
-        <w:spacing w:before="0" w:after="60"/>
-        <w:ind w:left="360"/>
-      </w:pPr>
-      <w:r>
-        <w:rPr>
-          <w:sz w:val="22"/>
-        </w:rPr>
-        <w:t>UnauthorizedAccessException dobása 401-es válasz esetén → a Program.cs re-login ciklust indít</w:t>
-      </w:r>
-    </w:p>
-    <w:p>
-      <w:pPr>
-        <w:pStyle w:val="DocH2"/>
-        <w:spacing w:before="280" w:after="80"/>
-      </w:pPr>
-      <w:r>
-        <w:t>13.4. UpdatePlayerStatsAsync()</w:t>
-      </w:r>
-    </w:p>
-    <w:p>
-      <w:pPr>
-        <w:spacing w:before="0" w:after="100" w:line="280" w:lineRule="exact"/>
-      </w:pPr>
-      <w:r>
-        <w:t>A játékosstatisztikákat feltölti a szerverre (username, coins, level, statistics beágyazott objektum). Csak HTTP módban aktív.</w:t>
-      </w:r>
-    </w:p>
-    <w:p>
-      <w:pPr>
-        <w:pStyle w:val="DocH1"/>
-        <w:spacing w:before="360" w:after="160"/>
-      </w:pPr>
-      <w:r>
-        <w:t>14. Matematikai segédosztály – MathX.cs</w:t>
-      </w:r>
-    </w:p>
-    <w:p>
-      <w:pPr>
-        <w:spacing w:before="0" w:after="100" w:line="280" w:lineRule="exact"/>
-      </w:pPr>
-      <w:r>
-        <w:t>A MathX statikus osztály kényelmi konstansokat és segédfüggvényeket biztosít.</w:t>
-      </w:r>
-    </w:p>
-    <w:p>
-      <w:pPr>
-        <w:spacing w:before="40" w:after="60"/>
-      </w:pPr>
-      <w:r>
-        <w:rPr>
-          <w:b/>
-          <w:sz w:val="22"/>
-        </w:rPr>
-        <w:t xml:space="preserve">Quadrant1 = π/2: </w:t>
-      </w:r>
-      <w:r>
-        <w:rPr>
-          <w:sz w:val="22"/>
-        </w:rPr>
-        <w:t>Jobbra néző sugár határa (vízszintes tengelytől mért 90°)</w:t>
-      </w:r>
-    </w:p>
-    <w:p>
-      <w:pPr>
-        <w:spacing w:before="40" w:after="60"/>
-      </w:pPr>
-      <w:r>
-        <w:rPr>
-          <w:b/>
-          <w:sz w:val="22"/>
-        </w:rPr>
-        <w:t xml:space="preserve">Quadrant2 = π: </w:t>
-      </w:r>
-      <w:r>
-        <w:rPr>
-          <w:sz w:val="22"/>
-        </w:rPr>
-        <w:t>Balra néző határ (180°)</w:t>
-      </w:r>
-    </w:p>
-    <w:p>
-      <w:pPr>
-        <w:spacing w:before="40" w:after="60"/>
-      </w:pPr>
-      <w:r>
-        <w:rPr>
-          <w:b/>
-          <w:sz w:val="22"/>
-        </w:rPr>
-        <w:t xml:space="preserve">Quadrant3 = 3π/2: </w:t>
-      </w:r>
-      <w:r>
-        <w:rPr>
-          <w:sz w:val="22"/>
-        </w:rPr>
-        <w:t>Felfelé néző határ (270°)</w:t>
-      </w:r>
-    </w:p>
-    <w:p>
-      <w:pPr>
-        <w:spacing w:before="40" w:after="60"/>
-      </w:pPr>
-      <w:r>
-        <w:rPr>
-          <w:b/>
-          <w:sz w:val="22"/>
-        </w:rPr>
-        <w:t xml:space="preserve">Quadrant4 = 2π: </w:t>
-      </w:r>
-      <w:r>
-        <w:rPr>
-          <w:sz w:val="22"/>
-        </w:rPr>
-        <w:t>Egy teljes kör (360°)</w:t>
-      </w:r>
-    </w:p>
-    <w:p>
-      <w:pPr>
-        <w:spacing w:before="40" w:after="60"/>
-      </w:pPr>
-      <w:r>
-        <w:rPr>
-          <w:b/>
-          <w:sz w:val="22"/>
-        </w:rPr>
-        <w:t xml:space="preserve">Hypotenuse(a, b): </w:t>
-      </w:r>
-      <w:r>
-        <w:rPr>
-          <w:sz w:val="22"/>
-        </w:rPr>
-        <w:t>sqrt(a²+b²) – távolságszámításhoz</w:t>
-      </w:r>
-    </w:p>
-    <w:p>
-      <w:pPr>
-        <w:spacing w:before="40" w:after="60"/>
-      </w:pPr>
-      <w:r>
-        <w:rPr>
-          <w:b/>
-          <w:sz w:val="22"/>
-        </w:rPr>
-        <w:t xml:space="preserve">Clamp(num, min, max): </w:t>
-      </w:r>
-      <w:r>
-        <w:rPr>
-          <w:sz w:val="22"/>
-        </w:rPr>
-        <w:t>Értéket szorít min és max közé</w:t>
-      </w:r>
-    </w:p>
-    <w:p>
-      <w:pPr>
-        <w:pStyle w:val="DocH1"/>
-        <w:spacing w:before="360" w:after="160"/>
-      </w:pPr>
-      <w:r>
-        <w:t>15. Pálya formátumok (JSON)</w:t>
-      </w:r>
-    </w:p>
-    <w:p>
-      <w:pPr>
-        <w:pStyle w:val="DocH2"/>
-        <w:spacing w:before="280" w:after="80"/>
-      </w:pPr>
-      <w:r>
-        <w:t>15.1. Szoba JSON (assets/maps/story/rooms/*.json)</w:t>
-      </w:r>
-    </w:p>
-    <w:p>
-      <w:pPr>
-        <w:spacing w:before="0" w:after="100" w:line="280" w:lineRule="exact"/>
-      </w:pPr>
-      <w:r>
-        <w:t>Minden kampány szoba egy 7×7-es fal-rácsból és sprite listából áll:</w:t>
-      </w:r>
-    </w:p>
-    <w:p>
-      <w:pPr>
-        <w:spacing w:before="40" w:after="40"/>
-        <w:shd w:val="clear" w:color="auto" w:fill="F2F2F2"/>
-      </w:pPr>
-      <w:r>
-        <w:rPr>
-          <w:rFonts w:ascii="Courier New" w:hAnsi="Courier New"/>
-          <w:sz w:val="19"/>
-        </w:rPr>
-        <w:t>{</w:t>
-        <w:br/>
-        <w:t xml:space="preserve">  "RoomWalls": [</w:t>
-        <w:br/>
-        <w:t xml:space="preserve">    [1,1,1,0,1,1,1],</w:t>
-        <w:br/>
-        <w:t xml:space="preserve">    [1,0,0,0,0,0,1],</w:t>
-        <w:br/>
-        <w:t xml:space="preserve">    ...</w:t>
-        <w:br/>
-        <w:t xml:space="preserve">  ],</w:t>
-        <w:br/>
-        <w:t xml:space="preserve">  "Sprites": [</w:t>
-        <w:br/>
-        <w:t xml:space="preserve">    { "Type": 2, "Id": 0, "Position": { "X": 5, "Y": 5 } }</w:t>
-        <w:br/>
-        <w:t xml:space="preserve">  ]</w:t>
-        <w:br/>
-        <w:t>}</w:t>
-      </w:r>
-    </w:p>
-    <w:p>
-      <w:pPr>
-        <w:spacing w:before="0" w:after="100" w:line="280" w:lineRule="exact"/>
-      </w:pPr>
-      <w:r>
-        <w:t>Fal értékek: 0 = üres, 1 = kő, 2 = deszka, 3 = mohos deszka, 4 = ajtó, 5 = ablak. A szoba 4 oldalán lévő nyitott (0) cellák képezik az átjárókat a szomszédos szobák felé.</w:t>
-      </w:r>
-    </w:p>
-    <w:p>
-      <w:pPr>
-        <w:pStyle w:val="DocH2"/>
-        <w:spacing w:before="280" w:after="80"/>
-      </w:pPr>
-      <w:r>
-        <w:t>15.2. Szint JSON (assets/maps/story/levels/*.json)</w:t>
-      </w:r>
-    </w:p>
-    <w:p>
-      <w:pPr>
-        <w:spacing w:before="0" w:after="100" w:line="280" w:lineRule="exact"/>
-      </w:pPr>
-      <w:r>
-        <w:t>Egy 5×5-ös mátrix, amelynek cellái szoba-ID-kra mutatnak:</w:t>
-      </w:r>
-    </w:p>
-    <w:p>
-      <w:pPr>
-        <w:spacing w:before="40" w:after="40"/>
-        <w:shd w:val="clear" w:color="auto" w:fill="F2F2F2"/>
-      </w:pPr>
-      <w:r>
-        <w:rPr>
-          <w:rFonts w:ascii="Courier New" w:hAnsi="Courier New"/>
-          <w:sz w:val="19"/>
-        </w:rPr>
-        <w:t>[</w:t>
-        <w:br/>
-        <w:t xml:space="preserve">  [0,  0, 13, 16,  0],</w:t>
-        <w:br/>
-        <w:t xml:space="preserve">  [0,  5,  6, 14,  0],</w:t>
-        <w:br/>
-        <w:t xml:space="preserve">  [10, 4,  1,  2,  7],</w:t>
-        <w:br/>
-        <w:t xml:space="preserve">  ...</w:t>
-        <w:br/>
-        <w:t>]</w:t>
-      </w:r>
-    </w:p>
-    <w:p>
-      <w:pPr>
-        <w:spacing w:before="0" w:after="100" w:line="280" w:lineRule="exact"/>
-      </w:pPr>
-      <w:r>
-        <w:t>ID 0 = üres (nincs szoba). Az ID-k a roomPaths tömb indexeire mutatnak (0 = spawn.json, 1 = enemy_easy_1.json, stb.).</w:t>
-      </w:r>
-    </w:p>
-    <w:p>
-      <w:pPr>
-        <w:pStyle w:val="DocH2"/>
-        <w:spacing w:before="280" w:after="80"/>
-      </w:pPr>
-      <w:r>
-        <w:t>15.3. Egyéni pálya JSON (assets/maps/customs/*/map.json)</w:t>
-      </w:r>
-    </w:p>
-    <w:p>
-      <w:pPr>
-        <w:spacing w:before="40" w:after="40"/>
-        <w:shd w:val="clear" w:color="auto" w:fill="F2F2F2"/>
-      </w:pPr>
-      <w:r>
-        <w:rPr>
-          <w:rFonts w:ascii="Courier New" w:hAnsi="Courier New"/>
-          <w:sz w:val="19"/>
-        </w:rPr>
-        <w:t>{</w:t>
-        <w:br/>
-        <w:t xml:space="preserve">  "PlayerStarterPosition": { "X": 5, "Y": 5 },</w:t>
-        <w:br/>
-        <w:t xml:space="preserve">  "PlayerStarterAngle": 0,</w:t>
-        <w:br/>
-        <w:t xml:space="preserve">  "DistanceShade": 1,</w:t>
-        <w:br/>
-        <w:t xml:space="preserve">  "MapWalls": [[1,1,...],[...],...],</w:t>
-        <w:br/>
-        <w:t xml:space="preserve">  "MapCeiling": [[3,3,...],[...],...],</w:t>
-        <w:br/>
-        <w:t xml:space="preserve">  "MapFloor":  [[2,2,...],[...],...],</w:t>
-        <w:br/>
-        <w:t xml:space="preserve">  "Sprites": [{ "Type": 0, "Id": 0, "Position": { "X": 2, "Y": 3 } }]</w:t>
-        <w:br/>
-        <w:t>}</w:t>
-      </w:r>
-    </w:p>
-    <w:p>
-      <w:pPr>
-        <w:pStyle w:val="DocH2"/>
-        <w:spacing w:before="280" w:after="80"/>
-      </w:pPr>
-      <w:r>
-        <w:t>15.4. Metaadat JSON (assets/maps/customs/*/metadata.json)</w:t>
-      </w:r>
-    </w:p>
-    <w:p>
-      <w:pPr>
-        <w:spacing w:before="40" w:after="40"/>
-        <w:shd w:val="clear" w:color="auto" w:fill="F2F2F2"/>
-      </w:pPr>
-      <w:r>
-        <w:rPr>
-          <w:rFonts w:ascii="Courier New" w:hAnsi="Courier New"/>
-          <w:sz w:val="19"/>
-        </w:rPr>
-        <w:t>{</w:t>
-        <w:br/>
-        <w:t xml:space="preserve">  "Author": "Jogasz",</w:t>
-        <w:br/>
-        <w:t xml:space="preserve">  "MapName": "Spawn room",</w:t>
-        <w:br/>
-        <w:t xml:space="preserve">  "CreatedAt": "26-02-24"</w:t>
-        <w:br/>
-        <w:t>}</w:t>
-      </w:r>
-    </w:p>
-    <w:p>
-      <w:pPr>
-        <w:pStyle w:val="DocH2"/>
-        <w:spacing w:before="280" w:after="80"/>
-      </w:pPr>
-      <w:r>
-        <w:t>15.5. Minta egyéni pályák</w:t>
-      </w:r>
-    </w:p>
-    <w:p>
-      <w:pPr>
-        <w:pStyle w:val="ListBullet"/>
-        <w:spacing w:before="0" w:after="60"/>
-        <w:ind w:left="360"/>
-      </w:pPr>
-      <w:r>
-        <w:rPr>
-          <w:sz w:val="22"/>
-        </w:rPr>
-        <w:t>Enemy_Easy_1: Könnyű ellenség szoba 1</w:t>
-      </w:r>
-    </w:p>
-    <w:p>
-      <w:pPr>
-        <w:pStyle w:val="ListBullet"/>
-        <w:spacing w:before="0" w:after="60"/>
-        <w:ind w:left="360"/>
-      </w:pPr>
-      <w:r>
-        <w:rPr>
-          <w:sz w:val="22"/>
-        </w:rPr>
-        <w:t>Enemy_Easy_2: Könnyű ellenség szoba 2</w:t>
-      </w:r>
-    </w:p>
-    <w:p>
-      <w:pPr>
-        <w:pStyle w:val="ListBullet"/>
-        <w:spacing w:before="0" w:after="60"/>
-        <w:ind w:left="360"/>
-      </w:pPr>
-      <w:r>
-        <w:rPr>
-          <w:sz w:val="22"/>
-        </w:rPr>
-        <w:t>Enemy_Easy_3: Könnyű ellenség szoba 3</w:t>
-      </w:r>
-    </w:p>
-    <w:p>
-      <w:pPr>
-        <w:pStyle w:val="ListBullet"/>
-        <w:spacing w:before="0" w:after="60"/>
-        <w:ind w:left="360"/>
-      </w:pPr>
-      <w:r>
-        <w:rPr>
-          <w:sz w:val="22"/>
-        </w:rPr>
-        <w:t>Enemy_Medium_1: Közepes ellenség szoba 1</w:t>
-      </w:r>
-    </w:p>
-    <w:p>
-      <w:pPr>
-        <w:pStyle w:val="ListBullet"/>
-        <w:spacing w:before="0" w:after="60"/>
-        <w:ind w:left="360"/>
-      </w:pPr>
-      <w:r>
-        <w:rPr>
-          <w:sz w:val="22"/>
-        </w:rPr>
-        <w:t>Enemy_Medium_2: Közepes ellenség szoba 2</w:t>
-      </w:r>
-    </w:p>
-    <w:p>
-      <w:pPr>
-        <w:pStyle w:val="ListBullet"/>
-        <w:spacing w:before="0" w:after="60"/>
-        <w:ind w:left="360"/>
-      </w:pPr>
-      <w:r>
-        <w:rPr>
-          <w:sz w:val="22"/>
-        </w:rPr>
-        <w:t>Enemy_Medium_3: Közepes ellenség szoba 3</w:t>
-      </w:r>
-    </w:p>
-    <w:p>
-      <w:pPr>
-        <w:pStyle w:val="ListBullet"/>
-        <w:spacing w:before="0" w:after="60"/>
-        <w:ind w:left="360"/>
-      </w:pPr>
-      <w:r>
-        <w:rPr>
-          <w:sz w:val="22"/>
-        </w:rPr>
-        <w:t>Spawn_Room: Kezdőszoba (nincs ellenség, van 2 objektum)</w:t>
-      </w:r>
-    </w:p>
-    <w:p>
-      <w:pPr>
-        <w:pStyle w:val="DocH1"/>
-        <w:spacing w:before="360" w:after="160"/>
-      </w:pPr>
-      <w:r>
-        <w:t>16. Sprint / Stamina rendszer</w:t>
-      </w:r>
-    </w:p>
-    <w:tbl>
-      <w:tblPr>
-        <w:tblStyle w:val="TableGrid"/>
-        <w:tblW w:type="auto" w:w="0"/>
-        <w:tblLook w:firstColumn="1" w:firstRow="1" w:lastColumn="0" w:lastRow="0" w:noHBand="0" w:noVBand="1" w:val="04A0"/>
-      </w:tblPr>
-      <w:tblGrid>
-        <w:gridCol w:w="3135"/>
-        <w:gridCol w:w="3135"/>
-        <w:gridCol w:w="3135"/>
-      </w:tblGrid>
-      <w:tr>
-        <w:tc>
-          <w:tcPr>
-            <w:tcW w:type="dxa" w:w="3135"/>
-          </w:tcPr>
-          <w:p>
-            <w:r>
-              <w:rPr>
-                <w:b/>
-                <w:sz w:val="20"/>
-              </w:rPr>
-              <w:t>Változó</w:t>
-            </w:r>
-          </w:p>
-        </w:tc>
-        <w:tc>
-          <w:tcPr>
-            <w:tcW w:type="dxa" w:w="3135"/>
-          </w:tcPr>
-          <w:p>
-            <w:r>
-              <w:rPr>
-                <w:b/>
-                <w:sz w:val="20"/>
-              </w:rPr>
-              <w:t>Érték</w:t>
-            </w:r>
-          </w:p>
-        </w:tc>
-        <w:tc>
-          <w:tcPr>
-            <w:tcW w:type="dxa" w:w="3135"/>
-          </w:tcPr>
-          <w:p>
-            <w:r>
-              <w:rPr>
-                <w:b/>
-                <w:sz w:val="20"/>
-              </w:rPr>
-              <w:t>Leírás</w:t>
-            </w:r>
-          </w:p>
-        </w:tc>
-      </w:tr>
-      <w:tr>
-        <w:tc>
-          <w:tcPr>
-            <w:tcW w:type="dxa" w:w="3135"/>
-          </w:tcPr>
-          <w:p>
-            <w:r>
-              <w:rPr>
-                <w:sz w:val="20"/>
-              </w:rPr>
-              <w:t>sprintSpeedMultiplier</w:t>
-            </w:r>
-          </w:p>
-        </w:tc>
-        <w:tc>
-          <w:tcPr>
-            <w:tcW w:type="dxa" w:w="3135"/>
-          </w:tcPr>
-          <w:p>
-            <w:r>
-              <w:rPr>
-                <w:sz w:val="20"/>
-              </w:rPr>
-              <w:t>1.7×</w:t>
-            </w:r>
-          </w:p>
-        </w:tc>
-        <w:tc>
-          <w:tcPr>
-            <w:tcW w:type="dxa" w:w="3135"/>
-          </w:tcPr>
-          <w:p>
-            <w:r>
-              <w:rPr>
-                <w:sz w:val="20"/>
-              </w:rPr>
-              <w:t>Sprint sebességszorzó</w:t>
-            </w:r>
-          </w:p>
-        </w:tc>
-      </w:tr>
-      <w:tr>
-        <w:tc>
-          <w:tcPr>
-            <w:tcW w:type="dxa" w:w="3135"/>
-          </w:tcPr>
-          <w:p>
-            <w:r>
-              <w:rPr>
-                <w:sz w:val="20"/>
-              </w:rPr>
-              <w:t>sprintStaminaDrainPerSecond</w:t>
-            </w:r>
-          </w:p>
-        </w:tc>
-        <w:tc>
-          <w:tcPr>
-            <w:tcW w:type="dxa" w:w="3135"/>
-          </w:tcPr>
-          <w:p>
-            <w:r>
-              <w:rPr>
-                <w:sz w:val="20"/>
-              </w:rPr>
-              <w:t>30/s</w:t>
-            </w:r>
-          </w:p>
-        </w:tc>
-        <w:tc>
-          <w:tcPr>
-            <w:tcW w:type="dxa" w:w="3135"/>
-          </w:tcPr>
-          <w:p>
-            <w:r>
-              <w:rPr>
-                <w:sz w:val="20"/>
-              </w:rPr>
-              <w:t>Stamina fogyás sprintelés közben</w:t>
-            </w:r>
-          </w:p>
-        </w:tc>
-      </w:tr>
-      <w:tr>
-        <w:tc>
-          <w:tcPr>
-            <w:tcW w:type="dxa" w:w="3135"/>
-          </w:tcPr>
-          <w:p>
-            <w:r>
-              <w:rPr>
-                <w:sz w:val="20"/>
-              </w:rPr>
-              <w:t>sprintStaminaRegenPerSecond</w:t>
-            </w:r>
-          </w:p>
-        </w:tc>
-        <w:tc>
-          <w:tcPr>
-            <w:tcW w:type="dxa" w:w="3135"/>
-          </w:tcPr>
-          <w:p>
-            <w:r>
-              <w:rPr>
-                <w:sz w:val="20"/>
-              </w:rPr>
-              <w:t>18/s</w:t>
-            </w:r>
-          </w:p>
-        </w:tc>
-        <w:tc>
-          <w:tcPr>
-            <w:tcW w:type="dxa" w:w="3135"/>
-          </w:tcPr>
-          <w:p>
-            <w:r>
-              <w:rPr>
-                <w:sz w:val="20"/>
-              </w:rPr>
-              <w:t>Stamina regeneráció (késleltetés után)</w:t>
-            </w:r>
-          </w:p>
-        </w:tc>
-      </w:tr>
-      <w:tr>
-        <w:tc>
-          <w:tcPr>
-            <w:tcW w:type="dxa" w:w="3135"/>
-          </w:tcPr>
-          <w:p>
-            <w:r>
-              <w:rPr>
-                <w:sz w:val="20"/>
-              </w:rPr>
-              <w:t>sprintStaminaRegenDelay</w:t>
-            </w:r>
-          </w:p>
-        </w:tc>
-        <w:tc>
-          <w:tcPr>
-            <w:tcW w:type="dxa" w:w="3135"/>
-          </w:tcPr>
-          <w:p>
-            <w:r>
-              <w:rPr>
-                <w:sz w:val="20"/>
-              </w:rPr>
-              <w:t>0.9 s</w:t>
-            </w:r>
-          </w:p>
-        </w:tc>
-        <w:tc>
-          <w:tcPr>
-            <w:tcW w:type="dxa" w:w="3135"/>
-          </w:tcPr>
-          <w:p>
-            <w:r>
-              <w:rPr>
-                <w:sz w:val="20"/>
-              </w:rPr>
-              <w:t>Késleltetés sprint leállása és regeneráció kezdete között</w:t>
-            </w:r>
-          </w:p>
-        </w:tc>
-      </w:tr>
-      <w:tr>
-        <w:tc>
-          <w:tcPr>
-            <w:tcW w:type="dxa" w:w="3135"/>
-          </w:tcPr>
-          <w:p>
-            <w:r>
-              <w:rPr>
-                <w:sz w:val="20"/>
-              </w:rPr>
-              <w:t>sprintNeedsShiftRelease</w:t>
-            </w:r>
-          </w:p>
-        </w:tc>
-        <w:tc>
-          <w:tcPr>
-            <w:tcW w:type="dxa" w:w="3135"/>
-          </w:tcPr>
-          <w:p>
-            <w:r>
-              <w:rPr>
-                <w:sz w:val="20"/>
-              </w:rPr>
-              <w:t>bool</w:t>
-            </w:r>
-          </w:p>
-        </w:tc>
-        <w:tc>
-          <w:tcPr>
-            <w:tcW w:type="dxa" w:w="3135"/>
-          </w:tcPr>
-          <w:p>
-            <w:r>
-              <w:rPr>
-                <w:sz w:val="20"/>
-              </w:rPr>
-              <w:t>Megakadályozza az újraindítást kimerülés után, amíg a Shift fel nem engedik</w:t>
-            </w:r>
-          </w:p>
-        </w:tc>
-      </w:tr>
-      <w:tr>
-        <w:tc>
-          <w:tcPr>
-            <w:tcW w:type="dxa" w:w="3135"/>
-          </w:tcPr>
-          <w:p>
-            <w:r>
-              <w:rPr>
-                <w:sz w:val="20"/>
-              </w:rPr>
-              <w:t>playerCurrentStaminaRuntime</w:t>
-            </w:r>
-          </w:p>
-        </w:tc>
-        <w:tc>
-          <w:tcPr>
-            <w:tcW w:type="dxa" w:w="3135"/>
-          </w:tcPr>
-          <w:p>
-            <w:r>
-              <w:rPr>
-                <w:sz w:val="20"/>
-              </w:rPr>
-              <w:t>float</w:t>
-            </w:r>
-          </w:p>
-        </w:tc>
-        <w:tc>
-          <w:tcPr>
-            <w:tcW w:type="dxa" w:w="3135"/>
-          </w:tcPr>
-          <w:p>
-            <w:r>
-              <w:rPr>
-                <w:sz w:val="20"/>
-              </w:rPr>
-              <w:t>Aktuális stamina (float pontossággal, megjelenítéskor ceiling-elve)</w:t>
-            </w:r>
-          </w:p>
-        </w:tc>
-      </w:tr>
-      <w:tr>
-        <w:tc>
-          <w:tcPr>
-            <w:tcW w:type="dxa" w:w="3135"/>
-          </w:tcPr>
-          <w:p>
-            <w:r>
-              <w:rPr>
-                <w:sz w:val="20"/>
-              </w:rPr>
-              <w:t>FOV-szűkítés</w:t>
-            </w:r>
-          </w:p>
-        </w:tc>
-        <w:tc>
-          <w:tcPr>
-            <w:tcW w:type="dxa" w:w="3135"/>
-          </w:tcPr>
-          <w:p>
-            <w:r>
-              <w:rPr>
-                <w:sz w:val="20"/>
-              </w:rPr>
-              <w:t>FOV/1.15</w:t>
-            </w:r>
-          </w:p>
-        </w:tc>
-        <w:tc>
-          <w:tcPr>
-            <w:tcW w:type="dxa" w:w="3135"/>
-          </w:tcPr>
-          <w:p>
-            <w:r>
-              <w:rPr>
-                <w:sz w:val="20"/>
-              </w:rPr>
-              <w:t>Sprint közben kissé szűkül a látószög (speed feel effekt)</w:t>
-            </w:r>
-          </w:p>
-        </w:tc>
-      </w:tr>
-    </w:tbl>
-    <w:p/>
-    <w:p>
-      <w:pPr>
-        <w:pStyle w:val="DocH1"/>
-        <w:spacing w:before="360" w:after="160"/>
-      </w:pPr>
-      <w:r>
-        <w:t>17. Felhasználói adatok</w:t>
-      </w:r>
-    </w:p>
-    <w:p>
-      <w:pPr>
-        <w:pStyle w:val="DocH2"/>
-        <w:spacing w:before="280" w:after="80"/>
-      </w:pPr>
-      <w:r>
-        <w:t>17.1. assets/user/user_settings.json</w:t>
-      </w:r>
-    </w:p>
-    <w:p>
-      <w:pPr>
-        <w:spacing w:before="0" w:after="100" w:line="280" w:lineRule="exact"/>
-      </w:pPr>
-      <w:r>
-        <w:t>Helyi felülbíráló beállítások (a fő settings.json értékeit árnyékolják):</w:t>
-      </w:r>
-    </w:p>
-    <w:p>
-      <w:pPr>
-        <w:spacing w:before="40" w:after="40"/>
-        <w:shd w:val="clear" w:color="auto" w:fill="F2F2F2"/>
-      </w:pPr>
-      <w:r>
-        <w:rPr>
-          <w:rFonts w:ascii="Courier New" w:hAnsi="Courier New"/>
-          <w:sz w:val="19"/>
-        </w:rPr>
-        <w:t>{</w:t>
-        <w:br/>
-        <w:t xml:space="preserve">  "Player": { "MouseSensitivity": 2 },</w:t>
-        <w:br/>
-        <w:t xml:space="preserve">  "Graphics": { "RayCount": 1000, "RenderDistance": 10 }</w:t>
-        <w:br/>
-        <w:t>}</w:t>
-      </w:r>
-    </w:p>
-    <w:p>
-      <w:pPr>
-        <w:pStyle w:val="DocH2"/>
-        <w:spacing w:before="280" w:after="80"/>
-      </w:pPr>
-      <w:r>
-        <w:t>17.2. assets/user/user_statistics.json</w:t>
-      </w:r>
-    </w:p>
-    <w:p>
-      <w:pPr>
-        <w:spacing w:before="0" w:after="100" w:line="280" w:lineRule="exact"/>
-      </w:pPr>
-      <w:r>
-        <w:t>Helyi statisztikák tárolása (szerver nélküli mód fallback):</w:t>
-      </w:r>
-    </w:p>
-    <w:p>
-      <w:pPr>
-        <w:spacing w:before="40" w:after="40"/>
-        <w:shd w:val="clear" w:color="auto" w:fill="F2F2F2"/>
-      </w:pPr>
-      <w:r>
-        <w:rPr>
-          <w:rFonts w:ascii="Courier New" w:hAnsi="Courier New"/>
-          <w:sz w:val="19"/>
-        </w:rPr>
-        <w:t>{</w:t>
-        <w:br/>
-        <w:t xml:space="preserve">  "User": { "user_id": "17", "user_alias": "Recskas" },</w:t>
-        <w:br/>
-        <w:t xml:space="preserve">  "Statistics": {</w:t>
-        <w:br/>
-        <w:t xml:space="preserve">    "join_time": "2026-03-17",</w:t>
-        <w:br/>
-        <w:t xml:space="preserve">    "time_played": "2h 34m",</w:t>
-        <w:br/>
-        <w:t xml:space="preserve">    "num_of_story_finished": 3,</w:t>
-        <w:br/>
-        <w:t xml:space="preserve">    "num_of_enemies_killed": 120,</w:t>
-        <w:br/>
-        <w:t xml:space="preserve">    "num_of_deaths": 2,</w:t>
-        <w:br/>
-        <w:t xml:space="preserve">    "score": 1230</w:t>
-        <w:br/>
-        <w:t xml:space="preserve">  }</w:t>
-        <w:br/>
-        <w:t>}</w:t>
-      </w:r>
-    </w:p>
-    <w:p>
-      <w:pPr>
-        <w:pStyle w:val="DocH1"/>
-        <w:spacing w:before="360" w:after="160"/>
-      </w:pPr>
-      <w:r>
-        <w:t>18. Osztálydiagram összefoglaló</w:t>
-      </w:r>
-    </w:p>
-    <w:p>
-      <w:pPr>
-        <w:spacing w:before="0" w:after="100" w:line="280" w:lineRule="exact"/>
-      </w:pPr>
-      <w:r>
-        <w:t>A főbb osztályok és kapcsolataik:</w:t>
-      </w:r>
-    </w:p>
-    <w:p>
-      <w:pPr>
-        <w:pStyle w:val="ListBullet"/>
-        <w:spacing w:before="0" w:after="60"/>
-        <w:ind w:left="360"/>
-      </w:pPr>
-      <w:r>
-        <w:rPr>
-          <w:sz w:val="22"/>
-        </w:rPr>
-        <w:t>Program → Settings (statikus betöltés/mentés)</w:t>
-      </w:r>
-    </w:p>
-    <w:p>
-      <w:pPr>
-        <w:pStyle w:val="ListBullet"/>
-        <w:spacing w:before="0" w:after="60"/>
-        <w:ind w:left="360"/>
-      </w:pPr>
-      <w:r>
-        <w:rPr>
-          <w:sz w:val="22"/>
-        </w:rPr>
-        <w:t>Program → Level (FirstLoad, Load)</w:t>
-      </w:r>
-    </w:p>
-    <w:p>
-      <w:pPr>
-        <w:pStyle w:val="ListBullet"/>
-        <w:spacing w:before="0" w:after="60"/>
-        <w:ind w:left="360"/>
-      </w:pPr>
-      <w:r>
-        <w:rPr>
-          <w:sz w:val="22"/>
-        </w:rPr>
-        <w:t>Program → JsonCrudApi (IDisposable – using blokk)</w:t>
-      </w:r>
-    </w:p>
-    <w:p>
-      <w:pPr>
-        <w:pStyle w:val="ListBullet"/>
-        <w:spacing w:before="0" w:after="60"/>
-        <w:ind w:left="360"/>
-      </w:pPr>
-      <w:r>
-        <w:rPr>
-          <w:sz w:val="22"/>
-        </w:rPr>
-        <w:t>Program → Engine.Engine (Run)</w:t>
-      </w:r>
-    </w:p>
-    <w:p>
-      <w:pPr>
-        <w:pStyle w:val="ListBullet"/>
-        <w:spacing w:before="0" w:after="60"/>
-        <w:ind w:left="360"/>
-      </w:pPr>
-      <w:r>
-        <w:rPr>
-          <w:sz w:val="22"/>
-        </w:rPr>
-        <w:t>Engine.Engine (partial) → Settings, Level, ShaderHandler, Textures, RayCasting, MathX, Utils</w:t>
-      </w:r>
-    </w:p>
-    <w:p>
-      <w:pPr>
-        <w:pStyle w:val="ListBullet"/>
-        <w:spacing w:before="0" w:after="60"/>
-        <w:ind w:left="360"/>
-      </w:pPr>
-      <w:r>
-        <w:rPr>
-          <w:sz w:val="22"/>
-        </w:rPr>
-        <w:t>RayCasting (partial) → ShaderHandler (LoadWallAttribs, LoadFloorAttribs, LoadCeilingAttribs)</w:t>
-      </w:r>
-    </w:p>
-    <w:p>
-      <w:pPr>
-        <w:pStyle w:val="ListBullet"/>
-        <w:spacing w:before="0" w:after="60"/>
-        <w:ind w:left="360"/>
-      </w:pPr>
-      <w:r>
-        <w:rPr>
-          <w:sz w:val="22"/>
-        </w:rPr>
-        <w:t>ShaderHandler (partial, statikus) → minden Compute osztály (WallShader, FloorShader, stb.)</w:t>
-      </w:r>
-    </w:p>
-    <w:p>
-      <w:pPr>
-        <w:pStyle w:val="ListBullet"/>
-        <w:spacing w:before="0" w:after="60"/>
-        <w:ind w:left="360"/>
-      </w:pPr>
-      <w:r>
-        <w:rPr>
-          <w:sz w:val="22"/>
-        </w:rPr>
-        <w:t>Textures (sealed) → OpenGL textúrakezelés (Walls, Sprites, Containers, HUD, Buttons, Fonts)</w:t>
-      </w:r>
-    </w:p>
-    <w:p>
-      <w:pPr>
-        <w:pStyle w:val="ListBullet"/>
-        <w:spacing w:before="0" w:after="60"/>
-        <w:ind w:left="360"/>
-      </w:pPr>
-      <w:r>
-        <w:rPr>
-          <w:sz w:val="22"/>
-        </w:rPr>
-        <w:t>JsonCrudApi → Settings.Player (adatok beolvasása / frissítése)</w:t>
-      </w:r>
-    </w:p>
-    <w:p>
-      <w:pPr>
-        <w:pStyle w:val="ListBullet"/>
-        <w:spacing w:before="0" w:after="60"/>
-        <w:ind w:left="360"/>
-      </w:pPr>
-      <w:r>
-        <w:rPr>
-          <w:sz w:val="22"/>
-        </w:rPr>
-        <w:t>Level → Settings.Gameplay.TileSize (játékmenettől függő logika)</w:t>
-      </w:r>
-    </w:p>
-    <w:p>
-      <w:pPr>
-        <w:pStyle w:val="ListBullet"/>
-        <w:spacing w:before="0" w:after="60"/>
-        <w:ind w:left="360"/>
-      </w:pPr>
-      <w:r>
-        <w:rPr>
-          <w:sz w:val="22"/>
-        </w:rPr>
-        <w:t>MathX → Engine, RayCasting (kvadráns-konstansok, Hypotenuse, Clamp)</w:t>
-      </w:r>
-    </w:p>
-    <w:p>
-      <w:pPr>
-        <w:pStyle w:val="DocH1"/>
-        <w:spacing w:before="360" w:after="160"/>
-      </w:pPr>
-      <w:r>
-        <w:t>19. Futtatás és fejlesztői útmutató</w:t>
-      </w:r>
-    </w:p>
-    <w:p>
-      <w:pPr>
-        <w:pStyle w:val="DocH2"/>
-        <w:spacing w:before="280" w:after="80"/>
-      </w:pPr>
-      <w:r>
-        <w:t>19.1. Előfeltételek</w:t>
-      </w:r>
-    </w:p>
-    <w:p>
-      <w:pPr>
-        <w:pStyle w:val="ListBullet"/>
-        <w:spacing w:before="0" w:after="60"/>
-        <w:ind w:left="360"/>
-      </w:pPr>
-      <w:r>
-        <w:rPr>
-          <w:sz w:val="22"/>
-        </w:rPr>
-        <w:t>.NET 8 SDK telepítve</w:t>
-      </w:r>
-    </w:p>
-    <w:p>
-      <w:pPr>
-        <w:pStyle w:val="ListBullet"/>
-        <w:spacing w:before="0" w:after="60"/>
-        <w:ind w:left="360"/>
-      </w:pPr>
-      <w:r>
-        <w:rPr>
-          <w:sz w:val="22"/>
-        </w:rPr>
-        <w:t>Visual Studio 2022 (vagy kompatibilis IDE)</w:t>
-      </w:r>
-    </w:p>
-    <w:p>
-      <w:pPr>
-        <w:pStyle w:val="ListBullet"/>
-        <w:spacing w:before="0" w:after="60"/>
-        <w:ind w:left="360"/>
-      </w:pPr>
-      <w:r>
-        <w:rPr>
-          <w:sz w:val="22"/>
-        </w:rPr>
-        <w:t>OpenGL 4.x kompatibilis grafikus kártya</w:t>
-      </w:r>
-    </w:p>
-    <w:p>
-      <w:pPr>
-        <w:pStyle w:val="ListBullet"/>
-        <w:spacing w:before="0" w:after="60"/>
-        <w:ind w:left="360"/>
-      </w:pPr>
-      <w:r>
-        <w:rPr>
-          <w:sz w:val="22"/>
-        </w:rPr>
-        <w:t>settings.json a repository gyökerében (mintát ld. 4.2. fejezet)</w:t>
-      </w:r>
-    </w:p>
-    <w:p>
-      <w:pPr>
-        <w:pStyle w:val="DocH2"/>
-        <w:spacing w:before="280" w:after="80"/>
-      </w:pPr>
-      <w:r>
-        <w:t>19.2. Indítás</w:t>
-      </w:r>
-    </w:p>
-    <w:p>
-      <w:pPr>
-        <w:pStyle w:val="ListBullet"/>
-        <w:spacing w:before="0" w:after="60"/>
-        <w:ind w:left="360"/>
-      </w:pPr>
-      <w:r>
-        <w:rPr>
-          <w:sz w:val="22"/>
-        </w:rPr>
-        <w:t>Klónozd a repositoryt: git clone https://github.com/Jogasz/Troxan</w:t>
-      </w:r>
-    </w:p>
-    <w:p>
-      <w:pPr>
-        <w:pStyle w:val="ListBullet"/>
-        <w:spacing w:before="0" w:after="60"/>
-        <w:ind w:left="360"/>
-      </w:pPr>
-      <w:r>
-        <w:rPr>
-          <w:sz w:val="22"/>
-        </w:rPr>
-        <w:t>Nyisd meg a Troxan.sln fájlt Visual Studio-ban</w:t>
-      </w:r>
-    </w:p>
-    <w:p>
-      <w:pPr>
-        <w:pStyle w:val="ListBullet"/>
-        <w:spacing w:before="0" w:after="60"/>
-        <w:ind w:left="360"/>
-      </w:pPr>
-      <w:r>
-        <w:rPr>
-          <w:sz w:val="22"/>
-        </w:rPr>
-        <w:t>Build és futtatás: F5 (debug) vagy Ctrl+F5 (release)</w:t>
-      </w:r>
-    </w:p>
-    <w:p>
-      <w:pPr>
-        <w:pStyle w:val="ListBullet"/>
-        <w:spacing w:before="0" w:after="60"/>
-        <w:ind w:left="360"/>
-      </w:pPr>
-      <w:r>
-        <w:rPr>
-          <w:sz w:val="22"/>
-        </w:rPr>
-        <w:t>Bejelentkezés a konzolon (demo: alice/password123)</w:t>
-      </w:r>
-    </w:p>
-    <w:p>
-      <w:pPr>
-        <w:pStyle w:val="ListBullet"/>
-        <w:spacing w:before="0" w:after="60"/>
-        <w:ind w:left="360"/>
-      </w:pPr>
-      <w:r>
-        <w:rPr>
-          <w:sz w:val="22"/>
-        </w:rPr>
-        <w:t>A játék ablak teljes képernyős módban indul</w:t>
-      </w:r>
-    </w:p>
-    <w:p>
-      <w:pPr>
-        <w:pStyle w:val="DocH2"/>
-        <w:spacing w:before="280" w:after="80"/>
-      </w:pPr>
-      <w:r>
-        <w:t>19.3. Egyéni pálya hozzáadása</w:t>
-      </w:r>
-    </w:p>
-    <w:p>
-      <w:pPr>
-        <w:pStyle w:val="ListBullet"/>
-        <w:spacing w:before="0" w:after="60"/>
-        <w:ind w:left="360"/>
-      </w:pPr>
-      <w:r>
-        <w:rPr>
-          <w:sz w:val="22"/>
-        </w:rPr>
-        <w:t>Hozz létre egy új mappát az assets/maps/customs/ könyvtárban (pl. MyMap)</w:t>
-      </w:r>
-    </w:p>
-    <w:p>
-      <w:pPr>
-        <w:pStyle w:val="ListBullet"/>
-        <w:spacing w:before="0" w:after="60"/>
-        <w:ind w:left="360"/>
-      </w:pPr>
-      <w:r>
-        <w:rPr>
-          <w:sz w:val="22"/>
-        </w:rPr>
-        <w:t>Helyezz el egy metadata.json-t (Author, MapName, CreatedAt)</w:t>
-      </w:r>
-    </w:p>
-    <w:p>
-      <w:pPr>
-        <w:pStyle w:val="ListBullet"/>
-        <w:spacing w:before="0" w:after="60"/>
-        <w:ind w:left="360"/>
-      </w:pPr>
-      <w:r>
-        <w:rPr>
-          <w:sz w:val="22"/>
-        </w:rPr>
-        <w:t>Hozz létre egy map.json-t a teljes pálya adataival (ld. 15.3. fejezet)</w:t>
-      </w:r>
-    </w:p>
-    <w:p>
-      <w:pPr>
-        <w:pStyle w:val="ListBullet"/>
-        <w:spacing w:before="0" w:after="60"/>
-        <w:ind w:left="360"/>
-      </w:pPr>
-      <w:r>
-        <w:rPr>
-          <w:sz w:val="22"/>
-        </w:rPr>
-        <w:t>Helyezz el egy map.png-t (minimap kép, csak megjelenítési célra)</w:t>
-      </w:r>
-    </w:p>
-    <w:p>
-      <w:pPr>
-        <w:pStyle w:val="ListBullet"/>
-        <w:spacing w:before="0" w:after="60"/>
-        <w:ind w:left="360"/>
-      </w:pPr>
-      <w:r>
-        <w:rPr>
-          <w:sz w:val="22"/>
-        </w:rPr>
-        <w:t>A játék automatikusan felismeri és betölti a Customs menüben</w:t>
-      </w:r>
-    </w:p>
-    <w:p>
-      <w:pPr>
-        <w:pStyle w:val="DocH2"/>
-        <w:spacing w:before="280" w:after="80"/>
-      </w:pPr>
-      <w:r>
-        <w:t>19.4. Kampány szoba hozzáadása</w:t>
-      </w:r>
-    </w:p>
-    <w:p>
-      <w:pPr>
-        <w:pStyle w:val="ListBullet"/>
-        <w:spacing w:before="0" w:after="60"/>
-        <w:ind w:left="360"/>
-      </w:pPr>
-      <w:r>
-        <w:rPr>
-          <w:sz w:val="22"/>
-        </w:rPr>
-        <w:t>Hozz létre egy új JSON fájlt az assets/maps/story/rooms/ könyvtárban</w:t>
-      </w:r>
-    </w:p>
-    <w:p>
-      <w:pPr>
-        <w:pStyle w:val="ListBullet"/>
-        <w:spacing w:before="0" w:after="60"/>
-        <w:ind w:left="360"/>
-      </w:pPr>
-      <w:r>
-        <w:rPr>
-          <w:sz w:val="22"/>
-        </w:rPr>
-        <w:t>A rácsnak pontosan 7×7-esnek kell lennie</w:t>
-      </w:r>
-    </w:p>
-    <w:p>
-      <w:pPr>
-        <w:pStyle w:val="ListBullet"/>
-        <w:spacing w:before="0" w:after="60"/>
-        <w:ind w:left="360"/>
-      </w:pPr>
-      <w:r>
-        <w:rPr>
-          <w:sz w:val="22"/>
-        </w:rPr>
-        <w:t>Adj hozzá ID-t a roomPaths tömbbe (Level.cs-ben)</w:t>
-      </w:r>
-    </w:p>
-    <w:p>
-      <w:pPr>
-        <w:pStyle w:val="ListBullet"/>
-        <w:spacing w:before="0" w:after="60"/>
-        <w:ind w:left="360"/>
-      </w:pPr>
-      <w:r>
-        <w:rPr>
-          <w:sz w:val="22"/>
-        </w:rPr>
-        <w:t>Hivatkozz az új ID-ra valamelyik szint JSON-ban (assets/maps/story/levels/)</w:t>
-      </w:r>
-    </w:p>
-    <w:p>
-      <w:pPr>
-        <w:pStyle w:val="DocH1"/>
-        <w:spacing w:before="360" w:after="160"/>
-      </w:pPr>
-      <w:r>
-        <w:t>20. Ismert korlátozások és fejlesztési tervek</w:t>
-      </w:r>
-    </w:p>
-    <w:p>
-      <w:pPr>
-        <w:pStyle w:val="DocH2"/>
-        <w:spacing w:before="280" w:after="80"/>
-      </w:pPr>
-      <w:r>
-        <w:t>20.1. Jelenlegi korlátozások</w:t>
-      </w:r>
-    </w:p>
-    <w:p>
-      <w:pPr>
-        <w:pStyle w:val="ListBullet"/>
-        <w:spacing w:before="0" w:after="60"/>
-        <w:ind w:left="360"/>
-      </w:pPr>
-      <w:r>
-        <w:rPr>
-          <w:sz w:val="22"/>
-        </w:rPr>
-        <w:t>Az ugrás funkció még nincs implementálva (csak console log)</w:t>
-      </w:r>
-    </w:p>
-    <w:p>
-      <w:pPr>
-        <w:pStyle w:val="ListBullet"/>
-        <w:spacing w:before="0" w:after="60"/>
-        <w:ind w:left="360"/>
-      </w:pPr>
-      <w:r>
-        <w:rPr>
-          <w:sz w:val="22"/>
-        </w:rPr>
-        <w:t>A lőfegyverek és lövedékek nem aktívak (items atlas ID 1 = lőszer – placeholder)</w:t>
-      </w:r>
-    </w:p>
-    <w:p>
-      <w:pPr>
-        <w:pStyle w:val="ListBullet"/>
-        <w:spacing w:before="0" w:after="60"/>
-        <w:ind w:left="360"/>
-      </w:pPr>
-      <w:r>
-        <w:rPr>
-          <w:sz w:val="22"/>
-        </w:rPr>
-        <w:t>A Level Completed menü ki van kommentálva</w:t>
-      </w:r>
-    </w:p>
-    <w:p>
-      <w:pPr>
-        <w:pStyle w:val="ListBullet"/>
-        <w:spacing w:before="0" w:after="60"/>
-        <w:ind w:left="360"/>
-      </w:pPr>
-      <w:r>
-        <w:rPr>
-          <w:sz w:val="22"/>
-        </w:rPr>
-        <w:t>A boss szoba nincs teljesen beintegrálva a kampányba</w:t>
-      </w:r>
-    </w:p>
-    <w:p>
-      <w:pPr>
-        <w:pStyle w:val="ListBullet"/>
-        <w:spacing w:before="0" w:after="60"/>
-        <w:ind w:left="360"/>
-      </w:pPr>
-      <w:r>
-        <w:rPr>
-          <w:sz w:val="22"/>
-        </w:rPr>
-        <w:t>Az API-végpont path routing még manuálisan konfigurált</w:t>
-      </w:r>
-    </w:p>
-    <w:p>
-      <w:pPr>
-        <w:pStyle w:val="ListBullet"/>
-        <w:spacing w:before="0" w:after="60"/>
-        <w:ind w:left="360"/>
-      </w:pPr>
-      <w:r>
-        <w:rPr>
-          <w:sz w:val="22"/>
-        </w:rPr>
-        <w:t>A pályaméret nincs limitálva felső irányban, nagyon nagy pályáknál teljesítmény-csökkenés várható</w:t>
-      </w:r>
-    </w:p>
-    <w:p>
-      <w:pPr>
-        <w:pStyle w:val="DocH2"/>
-        <w:spacing w:before="280" w:after="80"/>
-      </w:pPr>
-      <w:r>
-        <w:t>20.2. Tervezett fejlesztések</w:t>
-      </w:r>
-    </w:p>
-    <w:p>
-      <w:pPr>
-        <w:pStyle w:val="ListBullet"/>
-        <w:spacing w:before="0" w:after="60"/>
-        <w:ind w:left="360"/>
-      </w:pPr>
-      <w:r>
-        <w:rPr>
-          <w:sz w:val="22"/>
-        </w:rPr>
-        <w:t>Teljes kampány befejezése (3 szint + boss)</w:t>
-      </w:r>
-    </w:p>
-    <w:p>
-      <w:pPr>
-        <w:pStyle w:val="ListBullet"/>
-        <w:spacing w:before="0" w:after="60"/>
-        <w:ind w:left="360"/>
-      </w:pPr>
-      <w:r>
-        <w:rPr>
-          <w:sz w:val="22"/>
-        </w:rPr>
-        <w:t>Level Completed képernyő beintegrálása</w:t>
-      </w:r>
-    </w:p>
-    <w:p>
-      <w:pPr>
-        <w:pStyle w:val="ListBullet"/>
-        <w:spacing w:before="0" w:after="60"/>
-        <w:ind w:left="360"/>
-      </w:pPr>
-      <w:r>
-        <w:rPr>
-          <w:sz w:val="22"/>
-        </w:rPr>
-        <w:t>Lőfegyver és lövedék rendszer aktiválása</w:t>
-      </w:r>
-    </w:p>
-    <w:p>
-      <w:pPr>
-        <w:pStyle w:val="ListBullet"/>
-        <w:spacing w:before="0" w:after="60"/>
-        <w:ind w:left="360"/>
-      </w:pPr>
-      <w:r>
-        <w:rPr>
-          <w:sz w:val="22"/>
-        </w:rPr>
-        <w:t>Hangrendszer (OpenAL vagy hasonló)</w:t>
-      </w:r>
-    </w:p>
-    <w:p>
-      <w:pPr>
-        <w:pStyle w:val="ListBullet"/>
-        <w:spacing w:before="0" w:after="60"/>
-        <w:ind w:left="360"/>
-      </w:pPr>
-      <w:r>
-        <w:rPr>
-          <w:sz w:val="22"/>
-        </w:rPr>
-        <w:t>Pályaeditor (map editor UI)</w:t>
-      </w:r>
-    </w:p>
-    <w:p>
-      <w:pPr>
-        <w:pStyle w:val="ListBullet"/>
-        <w:spacing w:before="0" w:after="60"/>
-        <w:ind w:left="360"/>
-      </w:pPr>
-      <w:r>
-        <w:rPr>
-          <w:sz w:val="22"/>
-        </w:rPr>
-        <w:t>Multiplayer lehetőség vizsgálata</w:t>
-      </w:r>
-    </w:p>
-    <w:p>
-      <w:pPr>
-        <w:pStyle w:val="ListBullet"/>
-        <w:spacing w:before="0" w:after="60"/>
-        <w:ind w:left="360"/>
-      </w:pPr>
-      <w:r>
-        <w:rPr>
-          <w:sz w:val="22"/>
-        </w:rPr>
-        <w:t>Teljes API backend (PHP/Node.js) publikus dokumentációja</w:t>
+        <w:t>Mivel ez az első projekt volt a nulláról, már készül a V2-es Engine, amely okosabb struktúrát és kódot fog tartalmazni. A tervek szerint nyárra lesz kész. A V2 az alábbi fejlesztéseket fogja tartalmazni: achievement rendszer, sok és változatosabb ellenség típus, több szint, teljesen működő beállítások menü, event rendszer, inventory rendszer, zene, hangeffektek és vizuális effektek (VFX). Ezenkívül tervezett a teljes kampány befejezése (3 szint + boss szoba), Level Completed képernyő beintegrálása, lőfegyver és lövedék rendszer aktiválása, pályaeditor UI, és multiplayer lehetőség vizsgálata.</w:t>
       </w:r>
     </w:p>
     <w:sectPr>
